--- a/08-传感器电路/01-温度传感器电路/铂电阻RTD测温电路/铂电阻RTD测温电路.docx
+++ b/08-传感器电路/01-温度传感器电路/铂电阻RTD测温电路/铂电阻RTD测温电路.docx
@@ -2717,6 +2717,20 @@
     </w:p>
     <w:bookmarkEnd w:id="26"/>
     <w:bookmarkEnd w:id="27"/>
+    <w:p>
+      <w:pPr>
+        <w:spacing w:before="360"/>
+        <w:jc w:val="center"/>
+      </w:pPr>
+      <w:r>
+        <w:rPr>
+          <w:rFonts w:ascii="Times New Roman" w:hAnsi="Times New Roman"/>
+          <w:color w:val="555555"/>
+          <w:sz w:val="21"/>
+        </w:rPr>
+        <w:t>材料收集者：杜文杰</w:t>
+      </w:r>
+    </w:p>
     <w:sectPr>
       <w:headerReference r:id="rId9" w:type="default"/>
       <w:footerReference r:id="rId10" w:type="default"/>

--- a/08-传感器电路/01-温度传感器电路/铂电阻RTD测温电路/铂电阻RTD测温电路.docx
+++ b/08-传感器电路/01-温度传感器电路/铂电阻RTD测温电路/铂电阻RTD测温电路.docx
@@ -1,6 +1,6 @@
 
 <file path=word/document.xml><?xml version="1.0" encoding="utf-8"?>
-<w:document xmlns:w="http://schemas.openxmlformats.org/wordprocessingml/2006/main" xmlns:m="http://schemas.openxmlformats.org/officeDocument/2006/math" xmlns:r="http://schemas.openxmlformats.org/officeDocument/2006/relationships" xmlns:o="urn:schemas-microsoft-com:office:office" xmlns:v="urn:schemas-microsoft-com:vml" xmlns:w10="urn:schemas-microsoft-com:office:word" xmlns:a="http://schemas.openxmlformats.org/drawingml/2006/main" xmlns:pic="http://schemas.openxmlformats.org/drawingml/2006/picture" xmlns:wp="http://schemas.openxmlformats.org/drawingml/2006/wordprocessingDrawing">
+<w:document xmlns:m="http://schemas.openxmlformats.org/officeDocument/2006/math" xmlns:r="http://schemas.openxmlformats.org/officeDocument/2006/relationships" xmlns:w="http://schemas.openxmlformats.org/wordprocessingml/2006/main" xmlns:o="urn:schemas-microsoft-com:office:office" xmlns:v="urn:schemas-microsoft-com:vml" xmlns:w10="urn:schemas-microsoft-com:office:word" xmlns:a="http://schemas.openxmlformats.org/drawingml/2006/main" xmlns:pic="http://schemas.openxmlformats.org/drawingml/2006/picture" xmlns:wp="http://schemas.openxmlformats.org/drawingml/2006/wordprocessingDrawing">
   <w:body>
     <w:bookmarkStart w:id="27" w:name="铂电阻-rtd-测温电路"/>
     <w:p>
@@ -9,16 +9,19 @@
       </w:pPr>
       <w:r>
         <w:rPr>
-          <w:rFonts w:hint="eastAsia"/>
+          <w:rFonts w:hint="eastAsia" w:eastAsia="黑体"/>
         </w:rPr>
         <w:t xml:space="preserve">铂电阻</w:t>
       </w:r>
       <w:r>
+        <w:rPr>
+          <w:rFonts w:eastAsia="黑体"/>
+        </w:rPr>
         <w:t xml:space="preserve"> RTD </w:t>
       </w:r>
       <w:r>
         <w:rPr>
-          <w:rFonts w:hint="eastAsia"/>
+          <w:rFonts w:hint="eastAsia" w:eastAsia="黑体"/>
         </w:rPr>
         <w:t xml:space="preserve">测温电路</w:t>
       </w:r>
@@ -30,7 +33,7 @@
       </w:pPr>
       <w:r>
         <w:rPr>
-          <w:rFonts w:hint="eastAsia"/>
+          <w:rFonts w:hint="eastAsia" w:eastAsia="黑体"/>
         </w:rPr>
         <w:t xml:space="preserve">拓扑描述</w:t>
       </w:r>
@@ -41,16 +44,19 @@
       </w:pPr>
       <w:r>
         <w:rPr>
-          <w:rFonts w:hint="eastAsia"/>
+          <w:rFonts w:hint="eastAsia" w:eastAsia="黑体"/>
         </w:rPr>
         <w:t xml:space="preserve">由</w:t>
       </w:r>
       <w:r>
+        <w:rPr>
+          <w:rFonts w:eastAsia="黑体"/>
+        </w:rPr>
         <w:t xml:space="preserve"> </w:t>
       </w:r>
       <w:r>
         <w:rPr>
-          <w:rFonts w:hint="eastAsia"/>
+          <w:rFonts w:hint="eastAsia" w:eastAsia="黑体"/>
           <w:b/>
           <w:bCs/>
         </w:rPr>
@@ -58,6 +64,7 @@
       </w:r>
       <w:r>
         <w:rPr>
+          <w:rFonts w:eastAsia="黑体"/>
           <w:b/>
           <w:bCs/>
         </w:rPr>
@@ -65,6 +72,7 @@
       </w:r>
       <w:r>
         <w:rPr>
+          <w:rFonts w:eastAsia="黑体"/>
           <w:b/>
           <w:bCs/>
         </w:rPr>
@@ -86,13 +94,13 @@
       </m:oMath>
       <w:r>
         <w:rPr>
-          <w:rFonts w:hint="eastAsia"/>
+          <w:rFonts w:hint="eastAsia" w:eastAsia="黑体"/>
         </w:rPr>
         <w:t xml:space="preserve">（Pt100/Pt1000）、</w:t>
       </w:r>
       <w:r>
         <w:rPr>
-          <w:rFonts w:hint="eastAsia"/>
+          <w:rFonts w:hint="eastAsia" w:eastAsia="黑体"/>
           <w:b/>
           <w:bCs/>
         </w:rPr>
@@ -100,6 +108,7 @@
       </w:r>
       <w:r>
         <w:rPr>
+          <w:rFonts w:eastAsia="黑体"/>
           <w:b/>
           <w:bCs/>
         </w:rPr>
@@ -123,11 +132,14 @@
         </m:sSub>
       </m:oMath>
       <w:r>
+        <w:rPr>
+          <w:rFonts w:eastAsia="黑体"/>
+        </w:rPr>
         <w:t xml:space="preserve">、</w:t>
       </w:r>
       <w:r>
         <w:rPr>
-          <w:rFonts w:hint="eastAsia"/>
+          <w:rFonts w:hint="eastAsia" w:eastAsia="黑体"/>
           <w:b/>
           <w:bCs/>
         </w:rPr>
@@ -135,17 +147,21 @@
       </w:r>
       <w:r>
         <w:rPr>
+          <w:rFonts w:eastAsia="黑体"/>
           <w:b/>
           <w:bCs/>
         </w:rPr>
         <w:t xml:space="preserve"> A1</w:t>
       </w:r>
       <w:r>
+        <w:rPr>
+          <w:rFonts w:eastAsia="黑体"/>
+        </w:rPr>
         <w:t xml:space="preserve">、</w:t>
       </w:r>
       <w:r>
         <w:rPr>
-          <w:rFonts w:hint="eastAsia"/>
+          <w:rFonts w:hint="eastAsia" w:eastAsia="黑体"/>
           <w:b/>
           <w:bCs/>
         </w:rPr>
@@ -153,6 +169,7 @@
       </w:r>
       <w:r>
         <w:rPr>
+          <w:rFonts w:eastAsia="黑体"/>
           <w:b/>
           <w:bCs/>
         </w:rPr>
@@ -173,54 +190,70 @@
         </m:sSub>
       </m:oMath>
       <w:r>
+        <w:rPr>
+          <w:rFonts w:eastAsia="黑体"/>
+        </w:rPr>
         <w:t xml:space="preserve"> </w:t>
       </w:r>
       <w:r>
         <w:rPr>
-          <w:rFonts w:hint="eastAsia"/>
+          <w:rFonts w:hint="eastAsia" w:eastAsia="黑体"/>
         </w:rPr>
         <w:t xml:space="preserve">与</w:t>
       </w:r>
       <w:r>
+        <w:rPr>
+          <w:rFonts w:eastAsia="黑体"/>
+        </w:rPr>
         <w:t xml:space="preserve"> </w:t>
       </w:r>
       <w:r>
         <w:rPr>
+          <w:rFonts w:eastAsia="黑体"/>
           <w:b/>
           <w:bCs/>
         </w:rPr>
         <w:t xml:space="preserve">ADC</w:t>
       </w:r>
       <w:r>
+        <w:rPr>
+          <w:rFonts w:eastAsia="黑体"/>
+        </w:rPr>
         <w:t xml:space="preserve"> </w:t>
       </w:r>
       <w:r>
         <w:rPr>
-          <w:rFonts w:hint="eastAsia"/>
+          <w:rFonts w:hint="eastAsia" w:eastAsia="黑体"/>
         </w:rPr>
         <w:t xml:space="preserve">组成，RTD</w:t>
       </w:r>
       <w:r>
+        <w:rPr>
+          <w:rFonts w:eastAsia="黑体"/>
+        </w:rPr>
         <w:t xml:space="preserve"> </w:t>
       </w:r>
       <w:r>
         <w:rPr>
-          <w:rFonts w:hint="eastAsia"/>
+          <w:rFonts w:hint="eastAsia" w:eastAsia="黑体"/>
         </w:rPr>
         <w:t xml:space="preserve">采用四线（开尔文）接法。电路共有</w:t>
       </w:r>
       <w:r>
+        <w:rPr>
+          <w:rFonts w:eastAsia="黑体"/>
+        </w:rPr>
         <w:t xml:space="preserve"> 5 </w:t>
       </w:r>
       <w:r>
         <w:rPr>
-          <w:rFonts w:hint="eastAsia"/>
+          <w:rFonts w:hint="eastAsia" w:eastAsia="黑体"/>
         </w:rPr>
         <w:t xml:space="preserve">个关键节点：</w:t>
       </w:r>
       <w:r>
         <w:rPr>
-          <w:rFonts w:hint="eastAsia"/>
+          <w:rFonts w:hint="eastAsia" w:eastAsia="黑体"/>
           <w:b/>
           <w:bCs/>
         </w:rPr>
@@ -228,6 +261,7 @@
       </w:r>
       <w:r>
         <w:rPr>
+          <w:rFonts w:eastAsia="黑体"/>
           <w:b/>
           <w:bCs/>
         </w:rPr>
@@ -235,7 +269,7 @@
       </w:r>
       <w:r>
         <w:rPr>
-          <w:rFonts w:hint="eastAsia"/>
+          <w:rFonts w:hint="eastAsia" w:eastAsia="黑体"/>
           <w:b/>
           <w:bCs/>
         </w:rPr>
@@ -243,7 +277,7 @@
       </w:r>
       <w:r>
         <w:rPr>
-          <w:rFonts w:hint="eastAsia"/>
+          <w:rFonts w:hint="eastAsia" w:eastAsia="黑体"/>
         </w:rPr>
         <w:t xml:space="preserve">（</w:t>
       </w:r>
@@ -265,24 +299,33 @@
         </m:sSub>
       </m:oMath>
       <w:r>
+        <w:rPr>
+          <w:rFonts w:eastAsia="黑体"/>
+        </w:rPr>
         <w:t xml:space="preserve"> </w:t>
       </w:r>
       <w:r>
         <w:rPr>
-          <w:rFonts w:hint="eastAsia"/>
+          <w:rFonts w:hint="eastAsia" w:eastAsia="黑体"/>
         </w:rPr>
         <w:t xml:space="preserve">正端与</w:t>
       </w:r>
       <w:r>
+        <w:rPr>
+          <w:rFonts w:eastAsia="黑体"/>
+        </w:rPr>
         <w:t xml:space="preserve"> RTD </w:t>
       </w:r>
       <w:r>
         <w:rPr>
-          <w:rFonts w:hint="eastAsia"/>
+          <w:rFonts w:hint="eastAsia" w:eastAsia="黑体"/>
         </w:rPr>
         <w:t xml:space="preserve">的电流端</w:t>
       </w:r>
       <w:r>
+        <w:rPr>
+          <w:rFonts w:eastAsia="黑体"/>
+        </w:rPr>
         <w:t xml:space="preserve"> </w:t>
       </w:r>
       <m:oMath>
@@ -303,17 +346,20 @@
         </m:sSub>
       </m:oMath>
       <w:r>
+        <w:rPr>
+          <w:rFonts w:eastAsia="黑体"/>
+        </w:rPr>
         <w:t xml:space="preserve"> </w:t>
       </w:r>
       <w:r>
         <w:rPr>
-          <w:rFonts w:hint="eastAsia"/>
+          <w:rFonts w:hint="eastAsia" w:eastAsia="黑体"/>
         </w:rPr>
         <w:t xml:space="preserve">相连）；</w:t>
       </w:r>
       <w:r>
         <w:rPr>
-          <w:rFonts w:hint="eastAsia"/>
+          <w:rFonts w:hint="eastAsia" w:eastAsia="黑体"/>
           <w:b/>
           <w:bCs/>
         </w:rPr>
@@ -321,6 +367,7 @@
       </w:r>
       <w:r>
         <w:rPr>
+          <w:rFonts w:eastAsia="黑体"/>
           <w:b/>
           <w:bCs/>
         </w:rPr>
@@ -328,7 +375,7 @@
       </w:r>
       <w:r>
         <w:rPr>
-          <w:rFonts w:hint="eastAsia"/>
+          <w:rFonts w:hint="eastAsia" w:eastAsia="黑体"/>
           <w:b/>
           <w:bCs/>
         </w:rPr>
@@ -336,20 +383,26 @@
       </w:r>
       <w:r>
         <w:rPr>
-          <w:rFonts w:hint="eastAsia"/>
+          <w:rFonts w:hint="eastAsia" w:eastAsia="黑体"/>
         </w:rPr>
         <w:t xml:space="preserve">（RTD</w:t>
       </w:r>
       <w:r>
+        <w:rPr>
+          <w:rFonts w:eastAsia="黑体"/>
+        </w:rPr>
         <w:t xml:space="preserve"> </w:t>
       </w:r>
       <w:r>
         <w:rPr>
-          <w:rFonts w:hint="eastAsia"/>
+          <w:rFonts w:hint="eastAsia" w:eastAsia="黑体"/>
         </w:rPr>
         <w:t xml:space="preserve">的电流端</w:t>
       </w:r>
       <w:r>
+        <w:rPr>
+          <w:rFonts w:eastAsia="黑体"/>
+        </w:rPr>
         <w:t xml:space="preserve"> </w:t>
       </w:r>
       <m:oMath>
@@ -370,15 +423,21 @@
         </m:sSub>
       </m:oMath>
       <w:r>
+        <w:rPr>
+          <w:rFonts w:eastAsia="黑体"/>
+        </w:rPr>
         <w:t xml:space="preserve"> </w:t>
       </w:r>
       <w:r>
         <w:rPr>
-          <w:rFonts w:hint="eastAsia"/>
+          <w:rFonts w:hint="eastAsia" w:eastAsia="黑体"/>
         </w:rPr>
         <w:t xml:space="preserve">与</w:t>
       </w:r>
       <w:r>
+        <w:rPr>
+          <w:rFonts w:eastAsia="黑体"/>
+        </w:rPr>
         <w:t xml:space="preserve"> </w:t>
       </w:r>
       <m:oMath>
@@ -399,17 +458,20 @@
         </m:sSub>
       </m:oMath>
       <w:r>
+        <w:rPr>
+          <w:rFonts w:eastAsia="黑体"/>
+        </w:rPr>
         <w:t xml:space="preserve"> </w:t>
       </w:r>
       <w:r>
         <w:rPr>
-          <w:rFonts w:hint="eastAsia"/>
+          <w:rFonts w:hint="eastAsia" w:eastAsia="黑体"/>
         </w:rPr>
         <w:t xml:space="preserve">回流端相连）；</w:t>
       </w:r>
       <w:r>
         <w:rPr>
-          <w:rFonts w:hint="eastAsia"/>
+          <w:rFonts w:hint="eastAsia" w:eastAsia="黑体"/>
           <w:b/>
           <w:bCs/>
         </w:rPr>
@@ -417,6 +479,7 @@
       </w:r>
       <w:r>
         <w:rPr>
+          <w:rFonts w:eastAsia="黑体"/>
           <w:b/>
           <w:bCs/>
         </w:rPr>
@@ -424,7 +487,7 @@
       </w:r>
       <w:r>
         <w:rPr>
-          <w:rFonts w:hint="eastAsia"/>
+          <w:rFonts w:hint="eastAsia" w:eastAsia="黑体"/>
           <w:b/>
           <w:bCs/>
         </w:rPr>
@@ -432,20 +495,26 @@
       </w:r>
       <w:r>
         <w:rPr>
-          <w:rFonts w:hint="eastAsia"/>
+          <w:rFonts w:hint="eastAsia" w:eastAsia="黑体"/>
         </w:rPr>
         <w:t xml:space="preserve">（RTD</w:t>
       </w:r>
       <w:r>
+        <w:rPr>
+          <w:rFonts w:eastAsia="黑体"/>
+        </w:rPr>
         <w:t xml:space="preserve"> </w:t>
       </w:r>
       <w:r>
         <w:rPr>
-          <w:rFonts w:hint="eastAsia"/>
+          <w:rFonts w:hint="eastAsia" w:eastAsia="黑体"/>
         </w:rPr>
         <w:t xml:space="preserve">的电压端</w:t>
       </w:r>
       <w:r>
+        <w:rPr>
+          <w:rFonts w:eastAsia="黑体"/>
+        </w:rPr>
         <w:t xml:space="preserve"> </w:t>
       </w:r>
       <m:oMath>
@@ -466,35 +535,44 @@
         </m:sSub>
       </m:oMath>
       <w:r>
+        <w:rPr>
+          <w:rFonts w:eastAsia="黑体"/>
+        </w:rPr>
         <w:t xml:space="preserve"> </w:t>
       </w:r>
       <w:r>
         <w:rPr>
-          <w:rFonts w:hint="eastAsia"/>
+          <w:rFonts w:hint="eastAsia" w:eastAsia="黑体"/>
         </w:rPr>
         <w:t xml:space="preserve">与</w:t>
       </w:r>
       <w:r>
+        <w:rPr>
+          <w:rFonts w:eastAsia="黑体"/>
+        </w:rPr>
         <w:t xml:space="preserve"> A1 </w:t>
       </w:r>
       <w:r>
         <w:rPr>
-          <w:rFonts w:hint="eastAsia"/>
+          <w:rFonts w:hint="eastAsia" w:eastAsia="黑体"/>
         </w:rPr>
         <w:t xml:space="preserve">的</w:t>
       </w:r>
       <w:r>
+        <w:rPr>
+          <w:rFonts w:eastAsia="黑体"/>
+        </w:rPr>
         <w:t xml:space="preserve"> IN+ </w:t>
       </w:r>
       <w:r>
         <w:rPr>
-          <w:rFonts w:hint="eastAsia"/>
+          <w:rFonts w:hint="eastAsia" w:eastAsia="黑体"/>
         </w:rPr>
         <w:t xml:space="preserve">相连）；</w:t>
       </w:r>
       <w:r>
         <w:rPr>
-          <w:rFonts w:hint="eastAsia"/>
+          <w:rFonts w:hint="eastAsia" w:eastAsia="黑体"/>
           <w:b/>
           <w:bCs/>
         </w:rPr>
@@ -502,6 +580,7 @@
       </w:r>
       <w:r>
         <w:rPr>
+          <w:rFonts w:eastAsia="黑体"/>
           <w:b/>
           <w:bCs/>
         </w:rPr>
@@ -509,7 +588,7 @@
       </w:r>
       <w:r>
         <w:rPr>
-          <w:rFonts w:hint="eastAsia"/>
+          <w:rFonts w:hint="eastAsia" w:eastAsia="黑体"/>
           <w:b/>
           <w:bCs/>
         </w:rPr>
@@ -517,20 +596,26 @@
       </w:r>
       <w:r>
         <w:rPr>
-          <w:rFonts w:hint="eastAsia"/>
+          <w:rFonts w:hint="eastAsia" w:eastAsia="黑体"/>
         </w:rPr>
         <w:t xml:space="preserve">（RTD</w:t>
       </w:r>
       <w:r>
+        <w:rPr>
+          <w:rFonts w:eastAsia="黑体"/>
+        </w:rPr>
         <w:t xml:space="preserve"> </w:t>
       </w:r>
       <w:r>
         <w:rPr>
-          <w:rFonts w:hint="eastAsia"/>
+          <w:rFonts w:hint="eastAsia" w:eastAsia="黑体"/>
         </w:rPr>
         <w:t xml:space="preserve">的电压端</w:t>
       </w:r>
       <w:r>
+        <w:rPr>
+          <w:rFonts w:eastAsia="黑体"/>
+        </w:rPr>
         <w:t xml:space="preserve"> </w:t>
       </w:r>
       <m:oMath>
@@ -551,35 +636,44 @@
         </m:sSub>
       </m:oMath>
       <w:r>
+        <w:rPr>
+          <w:rFonts w:eastAsia="黑体"/>
+        </w:rPr>
         <w:t xml:space="preserve"> </w:t>
       </w:r>
       <w:r>
         <w:rPr>
-          <w:rFonts w:hint="eastAsia"/>
+          <w:rFonts w:hint="eastAsia" w:eastAsia="黑体"/>
         </w:rPr>
         <w:t xml:space="preserve">与</w:t>
       </w:r>
       <w:r>
+        <w:rPr>
+          <w:rFonts w:eastAsia="黑体"/>
+        </w:rPr>
         <w:t xml:space="preserve"> A1 </w:t>
       </w:r>
       <w:r>
         <w:rPr>
-          <w:rFonts w:hint="eastAsia"/>
+          <w:rFonts w:hint="eastAsia" w:eastAsia="黑体"/>
         </w:rPr>
         <w:t xml:space="preserve">的</w:t>
       </w:r>
       <w:r>
+        <w:rPr>
+          <w:rFonts w:eastAsia="黑体"/>
+        </w:rPr>
         <w:t xml:space="preserve"> IN− </w:t>
       </w:r>
       <w:r>
         <w:rPr>
-          <w:rFonts w:hint="eastAsia"/>
+          <w:rFonts w:hint="eastAsia" w:eastAsia="黑体"/>
         </w:rPr>
         <w:t xml:space="preserve">相连）；</w:t>
       </w:r>
       <w:r>
         <w:rPr>
-          <w:rFonts w:hint="eastAsia"/>
+          <w:rFonts w:hint="eastAsia" w:eastAsia="黑体"/>
           <w:b/>
           <w:bCs/>
         </w:rPr>
@@ -587,6 +681,7 @@
       </w:r>
       <w:r>
         <w:rPr>
+          <w:rFonts w:eastAsia="黑体"/>
           <w:b/>
           <w:bCs/>
         </w:rPr>
@@ -594,7 +689,7 @@
       </w:r>
       <w:r>
         <w:rPr>
-          <w:rFonts w:hint="eastAsia"/>
+          <w:rFonts w:hint="eastAsia" w:eastAsia="黑体"/>
           <w:b/>
           <w:bCs/>
         </w:rPr>
@@ -602,38 +697,50 @@
       </w:r>
       <w:r>
         <w:rPr>
-          <w:rFonts w:hint="eastAsia"/>
+          <w:rFonts w:hint="eastAsia" w:eastAsia="黑体"/>
         </w:rPr>
         <w:t xml:space="preserve">（A1</w:t>
       </w:r>
       <w:r>
+        <w:rPr>
+          <w:rFonts w:eastAsia="黑体"/>
+        </w:rPr>
         <w:t xml:space="preserve"> </w:t>
       </w:r>
       <w:r>
         <w:rPr>
-          <w:rFonts w:hint="eastAsia"/>
+          <w:rFonts w:hint="eastAsia" w:eastAsia="黑体"/>
         </w:rPr>
         <w:t xml:space="preserve">的</w:t>
       </w:r>
       <w:r>
+        <w:rPr>
+          <w:rFonts w:eastAsia="黑体"/>
+        </w:rPr>
         <w:t xml:space="preserve"> OUT </w:t>
       </w:r>
       <w:r>
         <w:rPr>
-          <w:rFonts w:hint="eastAsia"/>
+          <w:rFonts w:hint="eastAsia" w:eastAsia="黑体"/>
         </w:rPr>
         <w:t xml:space="preserve">与</w:t>
       </w:r>
       <w:r>
+        <w:rPr>
+          <w:rFonts w:eastAsia="黑体"/>
+        </w:rPr>
         <w:t xml:space="preserve"> ADC </w:t>
       </w:r>
       <w:r>
         <w:rPr>
-          <w:rFonts w:hint="eastAsia"/>
+          <w:rFonts w:hint="eastAsia" w:eastAsia="黑体"/>
         </w:rPr>
         <w:t xml:space="preserve">输入相连，作为</w:t>
       </w:r>
       <w:r>
+        <w:rPr>
+          <w:rFonts w:eastAsia="黑体"/>
+        </w:rPr>
         <w:t xml:space="preserve"> </w:t>
       </w:r>
       <m:oMath>
@@ -658,7 +765,7 @@
       </m:oMath>
       <w:r>
         <w:rPr>
-          <w:rFonts w:hint="eastAsia"/>
+          <w:rFonts w:hint="eastAsia" w:eastAsia="黑体"/>
         </w:rPr>
         <w:t xml:space="preserve">）。</w:t>
       </w:r>
@@ -667,7 +774,7 @@
       <w:pPr/>
       <w:r>
         <w:rPr>
-          <w:rFonts w:hint="eastAsia"/>
+          <w:rFonts w:hint="eastAsia" w:eastAsia="黑体"/>
         </w:rPr>
         <w:t xml:space="preserve">各元件管脚连接：</w:t>
       </w:r>
@@ -689,31 +796,41 @@
         </m:sSub>
       </m:oMath>
       <w:r>
+        <w:rPr>
+          <w:rFonts w:eastAsia="黑体"/>
+        </w:rPr>
         <w:t xml:space="preserve"> </w:t>
       </w:r>
       <w:r>
         <w:rPr>
-          <w:rFonts w:hint="eastAsia"/>
+          <w:rFonts w:hint="eastAsia" w:eastAsia="黑体"/>
         </w:rPr>
         <w:t xml:space="preserve">正端接节点①、回流端接节点②；</w:t>
       </w:r>
       <w:r>
         <w:rPr>
+          <w:rFonts w:eastAsia="黑体"/>
           <w:b/>
           <w:bCs/>
         </w:rPr>
         <w:t xml:space="preserve">RTD</w:t>
       </w:r>
       <w:r>
+        <w:rPr>
+          <w:rFonts w:eastAsia="黑体"/>
+        </w:rPr>
         <w:t xml:space="preserve"> </w:t>
       </w:r>
       <w:r>
         <w:rPr>
-          <w:rFonts w:hint="eastAsia"/>
+          <w:rFonts w:hint="eastAsia" w:eastAsia="黑体"/>
         </w:rPr>
         <w:t xml:space="preserve">电流端</w:t>
       </w:r>
       <w:r>
+        <w:rPr>
+          <w:rFonts w:eastAsia="黑体"/>
+        </w:rPr>
         <w:t xml:space="preserve"> </w:t>
       </w:r>
       <m:oMath>
@@ -734,15 +851,21 @@
         </m:sSub>
       </m:oMath>
       <w:r>
+        <w:rPr>
+          <w:rFonts w:eastAsia="黑体"/>
+        </w:rPr>
         <w:t xml:space="preserve"> </w:t>
       </w:r>
       <w:r>
         <w:rPr>
-          <w:rFonts w:hint="eastAsia"/>
+          <w:rFonts w:hint="eastAsia" w:eastAsia="黑体"/>
         </w:rPr>
         <w:t xml:space="preserve">接节点①、电流端</w:t>
       </w:r>
       <w:r>
+        <w:rPr>
+          <w:rFonts w:eastAsia="黑体"/>
+        </w:rPr>
         <w:t xml:space="preserve"> </w:t>
       </w:r>
       <m:oMath>
@@ -763,15 +886,21 @@
         </m:sSub>
       </m:oMath>
       <w:r>
+        <w:rPr>
+          <w:rFonts w:eastAsia="黑体"/>
+        </w:rPr>
         <w:t xml:space="preserve"> </w:t>
       </w:r>
       <w:r>
         <w:rPr>
-          <w:rFonts w:hint="eastAsia"/>
+          <w:rFonts w:hint="eastAsia" w:eastAsia="黑体"/>
         </w:rPr>
         <w:t xml:space="preserve">接节点②、电压端</w:t>
       </w:r>
       <w:r>
+        <w:rPr>
+          <w:rFonts w:eastAsia="黑体"/>
+        </w:rPr>
         <w:t xml:space="preserve"> </w:t>
       </w:r>
       <m:oMath>
@@ -792,15 +921,21 @@
         </m:sSub>
       </m:oMath>
       <w:r>
+        <w:rPr>
+          <w:rFonts w:eastAsia="黑体"/>
+        </w:rPr>
         <w:t xml:space="preserve"> </w:t>
       </w:r>
       <w:r>
         <w:rPr>
-          <w:rFonts w:hint="eastAsia"/>
+          <w:rFonts w:hint="eastAsia" w:eastAsia="黑体"/>
         </w:rPr>
         <w:t xml:space="preserve">接节点③、电压端</w:t>
       </w:r>
       <w:r>
+        <w:rPr>
+          <w:rFonts w:eastAsia="黑体"/>
+        </w:rPr>
         <w:t xml:space="preserve"> </w:t>
       </w:r>
       <m:oMath>
@@ -821,81 +956,106 @@
         </m:sSub>
       </m:oMath>
       <w:r>
+        <w:rPr>
+          <w:rFonts w:eastAsia="黑体"/>
+        </w:rPr>
         <w:t xml:space="preserve"> </w:t>
       </w:r>
       <w:r>
         <w:rPr>
-          <w:rFonts w:hint="eastAsia"/>
+          <w:rFonts w:hint="eastAsia" w:eastAsia="黑体"/>
         </w:rPr>
         <w:t xml:space="preserve">接节点④；</w:t>
       </w:r>
       <w:r>
         <w:rPr>
+          <w:rFonts w:eastAsia="黑体"/>
           <w:b/>
           <w:bCs/>
         </w:rPr>
         <w:t xml:space="preserve">A1</w:t>
       </w:r>
       <w:r>
+        <w:rPr>
+          <w:rFonts w:eastAsia="黑体"/>
+        </w:rPr>
         <w:t xml:space="preserve"> </w:t>
       </w:r>
       <w:r>
         <w:rPr>
-          <w:rFonts w:hint="eastAsia"/>
+          <w:rFonts w:hint="eastAsia" w:eastAsia="黑体"/>
         </w:rPr>
         <w:t xml:space="preserve">的</w:t>
       </w:r>
       <w:r>
+        <w:rPr>
+          <w:rFonts w:eastAsia="黑体"/>
+        </w:rPr>
         <w:t xml:space="preserve"> IN+ </w:t>
       </w:r>
       <w:r>
         <w:rPr>
-          <w:rFonts w:hint="eastAsia"/>
+          <w:rFonts w:hint="eastAsia" w:eastAsia="黑体"/>
         </w:rPr>
         <w:t xml:space="preserve">接节点③、IN−</w:t>
       </w:r>
       <w:r>
+        <w:rPr>
+          <w:rFonts w:eastAsia="黑体"/>
+        </w:rPr>
         <w:t xml:space="preserve"> </w:t>
       </w:r>
       <w:r>
         <w:rPr>
-          <w:rFonts w:hint="eastAsia"/>
+          <w:rFonts w:hint="eastAsia" w:eastAsia="黑体"/>
         </w:rPr>
         <w:t xml:space="preserve">接节点④、OUT</w:t>
       </w:r>
       <w:r>
+        <w:rPr>
+          <w:rFonts w:eastAsia="黑体"/>
+        </w:rPr>
         <w:t xml:space="preserve"> </w:t>
       </w:r>
       <w:r>
         <w:rPr>
-          <w:rFonts w:hint="eastAsia"/>
+          <w:rFonts w:hint="eastAsia" w:eastAsia="黑体"/>
         </w:rPr>
         <w:t xml:space="preserve">接节点⑤、V+</w:t>
       </w:r>
       <w:r>
+        <w:rPr>
+          <w:rFonts w:eastAsia="黑体"/>
+        </w:rPr>
         <w:t xml:space="preserve"> </w:t>
       </w:r>
       <w:r>
         <w:rPr>
-          <w:rFonts w:hint="eastAsia"/>
+          <w:rFonts w:hint="eastAsia" w:eastAsia="黑体"/>
         </w:rPr>
         <w:t xml:space="preserve">接</w:t>
       </w:r>
       <w:r>
+        <w:rPr>
+          <w:rFonts w:eastAsia="黑体"/>
+        </w:rPr>
         <w:t xml:space="preserve"> +VCC、V− </w:t>
       </w:r>
       <w:r>
         <w:rPr>
-          <w:rFonts w:hint="eastAsia"/>
+          <w:rFonts w:hint="eastAsia" w:eastAsia="黑体"/>
         </w:rPr>
         <w:t xml:space="preserve">接</w:t>
       </w:r>
       <w:r>
+        <w:rPr>
+          <w:rFonts w:eastAsia="黑体"/>
+        </w:rPr>
         <w:t xml:space="preserve"> </w:t>
       </w:r>
       <w:r>
         <w:rPr>
-          <w:rFonts w:hint="eastAsia"/>
+          <w:rFonts w:hint="eastAsia" w:eastAsia="黑体"/>
         </w:rPr>
         <w:t xml:space="preserve">−VEE；</w:t>
       </w:r>
@@ -914,36 +1074,46 @@
         </m:sSub>
       </m:oMath>
       <w:r>
+        <w:rPr>
+          <w:rFonts w:eastAsia="黑体"/>
+        </w:rPr>
         <w:t xml:space="preserve"> </w:t>
       </w:r>
       <w:r>
         <w:rPr>
-          <w:rFonts w:hint="eastAsia"/>
+          <w:rFonts w:hint="eastAsia" w:eastAsia="黑体"/>
         </w:rPr>
         <w:t xml:space="preserve">两端分别接</w:t>
       </w:r>
       <w:r>
+        <w:rPr>
+          <w:rFonts w:eastAsia="黑体"/>
+        </w:rPr>
         <w:t xml:space="preserve"> A1 </w:t>
       </w:r>
       <w:r>
         <w:rPr>
-          <w:rFonts w:hint="eastAsia"/>
+          <w:rFonts w:hint="eastAsia" w:eastAsia="黑体"/>
         </w:rPr>
         <w:t xml:space="preserve">的增益设定脚；</w:t>
       </w:r>
       <w:r>
         <w:rPr>
+          <w:rFonts w:eastAsia="黑体"/>
           <w:b/>
           <w:bCs/>
         </w:rPr>
         <w:t xml:space="preserve">ADC</w:t>
       </w:r>
       <w:r>
+        <w:rPr>
+          <w:rFonts w:eastAsia="黑体"/>
+        </w:rPr>
         <w:t xml:space="preserve"> </w:t>
       </w:r>
       <w:r>
         <w:rPr>
-          <w:rFonts w:hint="eastAsia"/>
+          <w:rFonts w:hint="eastAsia" w:eastAsia="黑体"/>
         </w:rPr>
         <w:t xml:space="preserve">输入接节点⑤。</w:t>
       </w:r>
@@ -952,29 +1122,38 @@
       <w:pPr/>
       <w:r>
         <w:rPr>
-          <w:rFonts w:hint="eastAsia"/>
+          <w:rFonts w:hint="eastAsia" w:eastAsia="黑体"/>
         </w:rPr>
         <w:t xml:space="preserve">由此构成”恒流激励</w:t>
       </w:r>
       <w:r>
+        <w:rPr>
+          <w:rFonts w:eastAsia="黑体"/>
+        </w:rPr>
         <w:t xml:space="preserve"> + </w:t>
       </w:r>
       <w:r>
         <w:rPr>
-          <w:rFonts w:hint="eastAsia"/>
+          <w:rFonts w:hint="eastAsia" w:eastAsia="黑体"/>
         </w:rPr>
         <w:t xml:space="preserve">四线开尔文检测</w:t>
       </w:r>
       <w:r>
+        <w:rPr>
+          <w:rFonts w:eastAsia="黑体"/>
+        </w:rPr>
         <w:t xml:space="preserve"> + </w:t>
       </w:r>
       <w:r>
         <w:rPr>
-          <w:rFonts w:hint="eastAsia"/>
+          <w:rFonts w:hint="eastAsia" w:eastAsia="黑体"/>
         </w:rPr>
         <w:t xml:space="preserve">仪表放大”的精密测温组态，输出</w:t>
       </w:r>
       <w:r>
+        <w:rPr>
+          <w:rFonts w:eastAsia="黑体"/>
+        </w:rPr>
         <w:t xml:space="preserve"> </w:t>
       </w:r>
       <m:oMath>
@@ -1047,7 +1226,7 @@
       </m:oMath>
       <w:r>
         <w:rPr>
-          <w:rFonts w:hint="eastAsia"/>
+          <w:rFonts w:hint="eastAsia" w:eastAsia="黑体"/>
         </w:rPr>
         <w:t xml:space="preserve">，四线接法消除引线电阻影响，铂电阻正温度系数、高线性，用于工业精密测温。</w:t>
       </w:r>
@@ -1060,7 +1239,7 @@
       </w:pPr>
       <w:r>
         <w:rPr>
-          <w:rFonts w:hint="eastAsia"/>
+          <w:rFonts w:hint="eastAsia" w:eastAsia="黑体"/>
         </w:rPr>
         <w:t xml:space="preserve">工作原理</w:t>
       </w:r>
@@ -1071,7 +1250,7 @@
       </w:pPr>
       <w:r>
         <w:rPr>
-          <w:rFonts w:hint="eastAsia"/>
+          <w:rFonts w:hint="eastAsia" w:eastAsia="黑体"/>
         </w:rPr>
         <w:t xml:space="preserve">恒定电流（或分压）流过铂电阻产生与阻值成正比的电压，铂电阻阻值随温度线性（近似）增大，测量电压即可换算温度。三线/四线接法用于消除引线电阻引入的误差。</w:t>
       </w:r>
@@ -1084,7 +1263,7 @@
       </w:pPr>
       <w:r>
         <w:rPr>
-          <w:rFonts w:hint="eastAsia"/>
+          <w:rFonts w:hint="eastAsia" w:eastAsia="黑体"/>
         </w:rPr>
         <w:t xml:space="preserve">关键计算公式</w:t>
       </w:r>
@@ -1098,16 +1277,19 @@
       </w:pPr>
       <w:r>
         <w:rPr>
-          <w:rFonts w:hint="eastAsia"/>
+          <w:rFonts w:hint="eastAsia" w:eastAsia="黑体"/>
         </w:rPr>
         <w:t xml:space="preserve">铂电阻阻温关系（0</w:t>
       </w:r>
       <w:r>
+        <w:rPr>
+          <w:rFonts w:eastAsia="黑体"/>
+        </w:rPr>
         <w:t xml:space="preserve"> °C </w:t>
       </w:r>
       <w:r>
         <w:rPr>
-          <w:rFonts w:hint="eastAsia"/>
+          <w:rFonts w:hint="eastAsia" w:eastAsia="黑体"/>
         </w:rPr>
         <w:t xml:space="preserve">以上近似）：</w:t>
       </w:r>
@@ -1191,7 +1373,7 @@
       </w:pPr>
       <w:r>
         <w:rPr>
-          <w:rFonts w:hint="eastAsia"/>
+          <w:rFonts w:hint="eastAsia" w:eastAsia="黑体"/>
         </w:rPr>
         <w:t xml:space="preserve">测量电压（恒流激励）：</w:t>
       </w:r>
@@ -1248,7 +1430,7 @@
       </w:pPr>
       <w:r>
         <w:rPr>
-          <w:rFonts w:hint="eastAsia"/>
+          <w:rFonts w:hint="eastAsia" w:eastAsia="黑体"/>
         </w:rPr>
         <w:t xml:space="preserve">温度换算：</w:t>
       </w:r>
@@ -1338,7 +1520,7 @@
       </w:pPr>
       <w:r>
         <w:rPr>
-          <w:rFonts w:hint="eastAsia"/>
+          <w:rFonts w:hint="eastAsia" w:eastAsia="黑体"/>
         </w:rPr>
         <w:t xml:space="preserve">引线电阻误差（两线法）：</w:t>
       </w:r>
@@ -1428,7 +1610,7 @@
       </w:pPr>
       <w:r>
         <w:rPr>
-          <w:rFonts w:hint="eastAsia"/>
+          <w:rFonts w:hint="eastAsia" w:eastAsia="黑体"/>
         </w:rPr>
         <w:t xml:space="preserve">激励自热功耗：</w:t>
       </w:r>
@@ -1510,7 +1692,7 @@
             </w:pPr>
             <w:r>
               <w:rPr>
-                <w:rFonts w:hint="eastAsia"/>
+                <w:rFonts w:hint="eastAsia" w:eastAsia="黑体"/>
               </w:rPr>
               <w:t xml:space="preserve">符号</w:t>
             </w:r>
@@ -1524,7 +1706,7 @@
             </w:pPr>
             <w:r>
               <w:rPr>
-                <w:rFonts w:hint="eastAsia"/>
+                <w:rFonts w:hint="eastAsia" w:eastAsia="黑体"/>
               </w:rPr>
               <w:t xml:space="preserve">含义</w:t>
             </w:r>
@@ -1538,7 +1720,7 @@
             </w:pPr>
             <w:r>
               <w:rPr>
-                <w:rFonts w:hint="eastAsia"/>
+                <w:rFonts w:hint="eastAsia" w:eastAsia="黑体"/>
               </w:rPr>
               <w:t xml:space="preserve">单位</w:t>
             </w:r>
@@ -1567,6 +1749,9 @@
               </m:sSub>
             </m:oMath>
             <w:r>
+              <w:rPr>
+                <w:rFonts w:eastAsia="黑体"/>
+              </w:rPr>
               <w:t xml:space="preserve">​</w:t>
             </w:r>
           </w:p>
@@ -1579,11 +1764,14 @@
             </w:pPr>
             <w:r>
               <w:rPr>
-                <w:rFonts w:hint="eastAsia"/>
+                <w:rFonts w:hint="eastAsia" w:eastAsia="黑体"/>
               </w:rPr>
               <w:t xml:space="preserve">温度</w:t>
             </w:r>
             <w:r>
+              <w:rPr>
+                <w:rFonts w:eastAsia="黑体"/>
+              </w:rPr>
               <w:t xml:space="preserve"> </w:t>
             </w:r>
             <m:oMath>
@@ -1592,11 +1780,14 @@
               </m:r>
             </m:oMath>
             <w:r>
+              <w:rPr>
+                <w:rFonts w:eastAsia="黑体"/>
+              </w:rPr>
               <w:t xml:space="preserve"> </w:t>
             </w:r>
             <w:r>
               <w:rPr>
-                <w:rFonts w:hint="eastAsia"/>
+                <w:rFonts w:hint="eastAsia" w:eastAsia="黑体"/>
               </w:rPr>
               <w:t xml:space="preserve">时阻值</w:t>
             </w:r>
@@ -1609,6 +1800,9 @@
               <w:pStyle w:val="Compact"/>
             </w:pPr>
             <w:r>
+              <w:rPr>
+                <w:rFonts w:eastAsia="黑体"/>
+              </w:rPr>
               <w:t xml:space="preserve">Ω</w:t>
             </w:r>
           </w:p>
@@ -1636,6 +1830,9 @@
               </m:sSub>
             </m:oMath>
             <w:r>
+              <w:rPr>
+                <w:rFonts w:eastAsia="黑体"/>
+              </w:rPr>
               <w:t xml:space="preserve">​</w:t>
             </w:r>
           </w:p>
@@ -1647,11 +1844,14 @@
               <w:pStyle w:val="Compact"/>
             </w:pPr>
             <w:r>
+              <w:rPr>
+                <w:rFonts w:eastAsia="黑体"/>
+              </w:rPr>
               <w:t xml:space="preserve">0 °C </w:t>
             </w:r>
             <w:r>
               <w:rPr>
-                <w:rFonts w:hint="eastAsia"/>
+                <w:rFonts w:hint="eastAsia" w:eastAsia="黑体"/>
               </w:rPr>
               <w:t xml:space="preserve">标称阻值</w:t>
             </w:r>
@@ -1664,6 +1864,9 @@
               <w:pStyle w:val="Compact"/>
             </w:pPr>
             <w:r>
+              <w:rPr>
+                <w:rFonts w:eastAsia="黑体"/>
+              </w:rPr>
               <w:t xml:space="preserve">Ω</w:t>
             </w:r>
           </w:p>
@@ -1682,6 +1885,9 @@
               </m:r>
             </m:oMath>
             <w:r>
+              <w:rPr>
+                <w:rFonts w:eastAsia="黑体"/>
+              </w:rPr>
               <w:t xml:space="preserve">​</w:t>
             </w:r>
           </w:p>
@@ -1694,16 +1900,19 @@
             </w:pPr>
             <w:r>
               <w:rPr>
-                <w:rFonts w:hint="eastAsia"/>
+                <w:rFonts w:hint="eastAsia" w:eastAsia="黑体"/>
               </w:rPr>
               <w:t xml:space="preserve">温度系数（铂约</w:t>
             </w:r>
             <w:r>
+              <w:rPr>
+                <w:rFonts w:eastAsia="黑体"/>
+              </w:rPr>
               <w:t xml:space="preserve"> 0.00385 </w:t>
             </w:r>
             <w:r>
               <w:rPr>
-                <w:rFonts w:hint="eastAsia"/>
+                <w:rFonts w:hint="eastAsia" w:eastAsia="黑体"/>
               </w:rPr>
               <w:t xml:space="preserve">/°C）</w:t>
             </w:r>
@@ -1716,6 +1925,9 @@
               <w:pStyle w:val="Compact"/>
             </w:pPr>
             <w:r>
+              <w:rPr>
+                <w:rFonts w:eastAsia="黑体"/>
+              </w:rPr>
               <w:t xml:space="preserve">°C⁻¹</w:t>
             </w:r>
           </w:p>
@@ -1734,6 +1946,9 @@
               </m:r>
             </m:oMath>
             <w:r>
+              <w:rPr>
+                <w:rFonts w:eastAsia="黑体"/>
+              </w:rPr>
               <w:t xml:space="preserve">​</w:t>
             </w:r>
           </w:p>
@@ -1746,7 +1961,7 @@
             </w:pPr>
             <w:r>
               <w:rPr>
-                <w:rFonts w:hint="eastAsia"/>
+                <w:rFonts w:hint="eastAsia" w:eastAsia="黑体"/>
               </w:rPr>
               <w:t xml:space="preserve">摄氏温度</w:t>
             </w:r>
@@ -1759,6 +1974,9 @@
               <w:pStyle w:val="Compact"/>
             </w:pPr>
             <w:r>
+              <w:rPr>
+                <w:rFonts w:eastAsia="黑体"/>
+              </w:rPr>
               <w:t xml:space="preserve">°C</w:t>
             </w:r>
           </w:p>
@@ -1777,6 +1995,9 @@
               </m:r>
             </m:oMath>
             <w:r>
+              <w:rPr>
+                <w:rFonts w:eastAsia="黑体"/>
+              </w:rPr>
               <w:t xml:space="preserve">​</w:t>
             </w:r>
           </w:p>
@@ -1789,7 +2010,7 @@
             </w:pPr>
             <w:r>
               <w:rPr>
-                <w:rFonts w:hint="eastAsia"/>
+                <w:rFonts w:hint="eastAsia" w:eastAsia="黑体"/>
               </w:rPr>
               <w:t xml:space="preserve">激励电流</w:t>
             </w:r>
@@ -1802,6 +2023,9 @@
               <w:pStyle w:val="Compact"/>
             </w:pPr>
             <w:r>
+              <w:rPr>
+                <w:rFonts w:eastAsia="黑体"/>
+              </w:rPr>
               <w:t xml:space="preserve">A</w:t>
             </w:r>
           </w:p>
@@ -1838,6 +2062,9 @@
               </m:sSub>
             </m:oMath>
             <w:r>
+              <w:rPr>
+                <w:rFonts w:eastAsia="黑体"/>
+              </w:rPr>
               <w:t xml:space="preserve">​</w:t>
             </w:r>
           </w:p>
@@ -1850,7 +2077,7 @@
             </w:pPr>
             <w:r>
               <w:rPr>
-                <w:rFonts w:hint="eastAsia"/>
+                <w:rFonts w:hint="eastAsia" w:eastAsia="黑体"/>
               </w:rPr>
               <w:t xml:space="preserve">单根引线电阻</w:t>
             </w:r>
@@ -1863,6 +2090,9 @@
               <w:pStyle w:val="Compact"/>
             </w:pPr>
             <w:r>
+              <w:rPr>
+                <w:rFonts w:eastAsia="黑体"/>
+              </w:rPr>
               <w:t xml:space="preserve">Ω</w:t>
             </w:r>
           </w:p>
@@ -1877,7 +2107,7 @@
       </w:pPr>
       <w:r>
         <w:rPr>
-          <w:rFonts w:hint="eastAsia"/>
+          <w:rFonts w:hint="eastAsia" w:eastAsia="黑体"/>
         </w:rPr>
         <w:t xml:space="preserve">元件调整影响</w:t>
       </w:r>
@@ -1892,21 +2122,27 @@
       </w:pPr>
       <w:r>
         <w:rPr>
-          <w:rFonts w:hint="eastAsia"/>
+          <w:rFonts w:hint="eastAsia" w:eastAsia="黑体"/>
           <w:b/>
           <w:bCs/>
         </w:rPr>
         <w:t xml:space="preserve">激励电流增大</w:t>
       </w:r>
       <w:r>
+        <w:rPr>
+          <w:rFonts w:eastAsia="黑体"/>
+        </w:rPr>
         <w:t xml:space="preserve"> </w:t>
       </w:r>
       <w:r>
+        <w:rPr>
+          <w:rFonts w:eastAsia="黑体"/>
+        </w:rPr>
         <w:t xml:space="preserve">→ </w:t>
       </w:r>
       <w:r>
         <w:rPr>
-          <w:rFonts w:hint="eastAsia"/>
+          <w:rFonts w:hint="eastAsia" w:eastAsia="黑体"/>
         </w:rPr>
         <w:t xml:space="preserve">信号变大、信噪比提高，但自热误差增大。</w:t>
       </w:r>
@@ -1921,21 +2157,27 @@
       </w:pPr>
       <w:r>
         <w:rPr>
-          <w:rFonts w:hint="eastAsia"/>
+          <w:rFonts w:hint="eastAsia" w:eastAsia="黑体"/>
           <w:b/>
           <w:bCs/>
         </w:rPr>
         <w:t xml:space="preserve">引线电阻增大（两线法）</w:t>
       </w:r>
       <w:r>
+        <w:rPr>
+          <w:rFonts w:eastAsia="黑体"/>
+        </w:rPr>
         <w:t xml:space="preserve"> </w:t>
       </w:r>
       <w:r>
+        <w:rPr>
+          <w:rFonts w:eastAsia="黑体"/>
+        </w:rPr>
         <w:t xml:space="preserve">→ </w:t>
       </w:r>
       <w:r>
         <w:rPr>
-          <w:rFonts w:hint="eastAsia"/>
+          <w:rFonts w:hint="eastAsia" w:eastAsia="黑体"/>
         </w:rPr>
         <w:t xml:space="preserve">测量误差线性增大，宜改三/四线。</w:t>
       </w:r>
@@ -1950,7 +2192,7 @@
       </w:pPr>
       <w:r>
         <w:rPr>
-          <w:rFonts w:hint="eastAsia"/>
+          <w:rFonts w:hint="eastAsia" w:eastAsia="黑体"/>
           <w:b/>
           <w:bCs/>
         </w:rPr>
@@ -1958,6 +2200,7 @@
       </w:r>
       <w:r>
         <w:rPr>
+          <w:rFonts w:eastAsia="黑体"/>
           <w:b/>
           <w:bCs/>
         </w:rPr>
@@ -1965,7 +2208,7 @@
       </w:r>
       <w:r>
         <w:rPr>
-          <w:rFonts w:hint="eastAsia"/>
+          <w:rFonts w:hint="eastAsia" w:eastAsia="黑体"/>
           <w:b/>
           <w:bCs/>
         </w:rPr>
@@ -1973,29 +2216,39 @@
       </w:r>
       <w:r>
         <w:rPr>
+          <w:rFonts w:eastAsia="黑体"/>
           <w:b/>
           <w:bCs/>
         </w:rPr>
         <w:t xml:space="preserve"> Pt100</w:t>
       </w:r>
       <w:r>
+        <w:rPr>
+          <w:rFonts w:eastAsia="黑体"/>
+        </w:rPr>
         <w:t xml:space="preserve"> </w:t>
       </w:r>
       <w:r>
+        <w:rPr>
+          <w:rFonts w:eastAsia="黑体"/>
+        </w:rPr>
         <w:t xml:space="preserve">→ </w:t>
       </w:r>
       <w:r>
         <w:rPr>
-          <w:rFonts w:hint="eastAsia"/>
+          <w:rFonts w:hint="eastAsia" w:eastAsia="黑体"/>
         </w:rPr>
         <w:t xml:space="preserve">同电流下信号大</w:t>
       </w:r>
       <w:r>
+        <w:rPr>
+          <w:rFonts w:eastAsia="黑体"/>
+        </w:rPr>
         <w:t xml:space="preserve"> 10 </w:t>
       </w:r>
       <w:r>
         <w:rPr>
-          <w:rFonts w:hint="eastAsia"/>
+          <w:rFonts w:hint="eastAsia" w:eastAsia="黑体"/>
         </w:rPr>
         <w:t xml:space="preserve">倍，抗引线影响更好。</w:t>
       </w:r>
@@ -2015,6 +2268,7 @@
       </m:oMath>
       <w:r>
         <w:rPr>
+          <w:rFonts w:eastAsia="黑体"/>
           <w:b/>
           <w:bCs/>
         </w:rPr>
@@ -2022,7 +2276,7 @@
       </w:r>
       <w:r>
         <w:rPr>
-          <w:rFonts w:hint="eastAsia"/>
+          <w:rFonts w:hint="eastAsia" w:eastAsia="黑体"/>
           <w:b/>
           <w:bCs/>
         </w:rPr>
@@ -2030,20 +2284,27 @@
       </w:r>
       <w:r>
         <w:rPr>
+          <w:rFonts w:eastAsia="黑体"/>
           <w:b/>
           <w:bCs/>
         </w:rPr>
         <w:t xml:space="preserve"> 0.00385</w:t>
       </w:r>
       <w:r>
+        <w:rPr>
+          <w:rFonts w:eastAsia="黑体"/>
+        </w:rPr>
         <w:t xml:space="preserve"> </w:t>
       </w:r>
       <w:r>
+        <w:rPr>
+          <w:rFonts w:eastAsia="黑体"/>
+        </w:rPr>
         <w:t xml:space="preserve">→ </w:t>
       </w:r>
       <w:r>
         <w:rPr>
-          <w:rFonts w:hint="eastAsia"/>
+          <w:rFonts w:hint="eastAsia" w:eastAsia="黑体"/>
         </w:rPr>
         <w:t xml:space="preserve">保证与标准分度表一致。</w:t>
       </w:r>
@@ -2056,7 +2317,7 @@
       </w:pPr>
       <w:r>
         <w:rPr>
-          <w:rFonts w:hint="eastAsia"/>
+          <w:rFonts w:hint="eastAsia" w:eastAsia="黑体"/>
         </w:rPr>
         <w:t xml:space="preserve">典型参数示例</w:t>
       </w:r>
@@ -2071,11 +2332,14 @@
       </w:pPr>
       <w:r>
         <w:rPr>
-          <w:rFonts w:hint="eastAsia"/>
+          <w:rFonts w:hint="eastAsia" w:eastAsia="黑体"/>
         </w:rPr>
         <w:t xml:space="preserve">取</w:t>
       </w:r>
       <w:r>
+        <w:rPr>
+          <w:rFonts w:eastAsia="黑体"/>
+        </w:rPr>
         <w:t xml:space="preserve"> Pt100、</w:t>
       </w:r>
       <m:oMath>
@@ -2111,6 +2375,9 @@
         </m:r>
       </m:oMath>
       <w:r>
+        <w:rPr>
+          <w:rFonts w:eastAsia="黑体"/>
+        </w:rPr>
         <w:t xml:space="preserve">、</w:t>
       </w:r>
       <m:oMath>
@@ -2139,16 +2406,19 @@
       </m:oMath>
       <w:r>
         <w:rPr>
-          <w:rFonts w:hint="eastAsia"/>
+          <w:rFonts w:hint="eastAsia" w:eastAsia="黑体"/>
         </w:rPr>
         <w:t xml:space="preserve">，0</w:t>
       </w:r>
       <w:r>
+        <w:rPr>
+          <w:rFonts w:eastAsia="黑体"/>
+        </w:rPr>
         <w:t xml:space="preserve"> °C </w:t>
       </w:r>
       <w:r>
         <w:rPr>
-          <w:rFonts w:hint="eastAsia"/>
+          <w:rFonts w:hint="eastAsia" w:eastAsia="黑体"/>
         </w:rPr>
         <w:t xml:space="preserve">时：</w:t>
       </w:r>
@@ -2210,6 +2480,9 @@
         </m:r>
       </m:oMath>
       <w:r>
+        <w:rPr>
+          <w:rFonts w:eastAsia="黑体"/>
+        </w:rPr>
         <w:t xml:space="preserve">。</w:t>
       </w:r>
     </w:p>
@@ -2222,11 +2495,14 @@
         </w:numPr>
       </w:pPr>
       <w:r>
+        <w:rPr>
+          <w:rFonts w:eastAsia="黑体"/>
+        </w:rPr>
         <w:t xml:space="preserve">100 °C </w:t>
       </w:r>
       <w:r>
         <w:rPr>
-          <w:rFonts w:hint="eastAsia"/>
+          <w:rFonts w:hint="eastAsia" w:eastAsia="黑体"/>
         </w:rPr>
         <w:t xml:space="preserve">时：</w:t>
       </w:r>
@@ -2306,7 +2582,7 @@
       </m:oMath>
       <w:r>
         <w:rPr>
-          <w:rFonts w:hint="eastAsia"/>
+          <w:rFonts w:hint="eastAsia" w:eastAsia="黑体"/>
         </w:rPr>
         <w:t xml:space="preserve">，</w:t>
       </w:r>
@@ -2335,6 +2611,9 @@
         </m:r>
       </m:oMath>
       <w:r>
+        <w:rPr>
+          <w:rFonts w:eastAsia="黑体"/>
+        </w:rPr>
         <w:t xml:space="preserve">。</w:t>
       </w:r>
     </w:p>
@@ -2348,11 +2627,14 @@
       </w:pPr>
       <w:r>
         <w:rPr>
-          <w:rFonts w:hint="eastAsia"/>
+          <w:rFonts w:hint="eastAsia" w:eastAsia="黑体"/>
         </w:rPr>
         <w:t xml:space="preserve">两线法、单根引线</w:t>
       </w:r>
       <w:r>
+        <w:rPr>
+          <w:rFonts w:eastAsia="黑体"/>
+        </w:rPr>
         <w:t xml:space="preserve"> </w:t>
       </w:r>
       <m:oMath>
@@ -2398,7 +2680,7 @@
       </m:oMath>
       <w:r>
         <w:rPr>
-          <w:rFonts w:hint="eastAsia"/>
+          <w:rFonts w:hint="eastAsia" w:eastAsia="黑体"/>
         </w:rPr>
         <w:t xml:space="preserve">：</w:t>
       </w:r>
@@ -2472,6 +2754,9 @@
         </m:r>
       </m:oMath>
       <w:r>
+        <w:rPr>
+          <w:rFonts w:eastAsia="黑体"/>
+        </w:rPr>
         <w:t xml:space="preserve">。</w:t>
       </w:r>
     </w:p>
@@ -2483,7 +2768,7 @@
       </w:pPr>
       <w:r>
         <w:rPr>
-          <w:rFonts w:hint="eastAsia"/>
+          <w:rFonts w:hint="eastAsia" w:eastAsia="黑体"/>
         </w:rPr>
         <w:t xml:space="preserve">常见器件型号</w:t>
       </w:r>
@@ -2498,16 +2783,19 @@
       </w:pPr>
       <w:r>
         <w:rPr>
-          <w:rFonts w:hint="eastAsia"/>
+          <w:rFonts w:hint="eastAsia" w:eastAsia="黑体"/>
         </w:rPr>
         <w:t xml:space="preserve">RTD：Pt100、Pt1000（工业标准，如</w:t>
       </w:r>
       <w:r>
+        <w:rPr>
+          <w:rFonts w:eastAsia="黑体"/>
+        </w:rPr>
         <w:t xml:space="preserve"> IEC </w:t>
       </w:r>
       <w:r>
         <w:rPr>
-          <w:rFonts w:hint="eastAsia"/>
+          <w:rFonts w:hint="eastAsia" w:eastAsia="黑体"/>
         </w:rPr>
         <w:t xml:space="preserve">60751）。</w:t>
       </w:r>
@@ -2522,25 +2810,31 @@
       </w:pPr>
       <w:r>
         <w:rPr>
-          <w:rFonts w:hint="eastAsia"/>
+          <w:rFonts w:hint="eastAsia" w:eastAsia="黑体"/>
         </w:rPr>
         <w:t xml:space="preserve">激励/调理：ADS1220、ADS1248（带</w:t>
       </w:r>
       <w:r>
+        <w:rPr>
+          <w:rFonts w:eastAsia="黑体"/>
+        </w:rPr>
         <w:t xml:space="preserve"> RTD </w:t>
       </w:r>
       <w:r>
         <w:rPr>
-          <w:rFonts w:hint="eastAsia"/>
+          <w:rFonts w:hint="eastAsia" w:eastAsia="黑体"/>
         </w:rPr>
         <w:t xml:space="preserve">激励的</w:t>
       </w:r>
       <w:r>
+        <w:rPr>
+          <w:rFonts w:eastAsia="黑体"/>
+        </w:rPr>
         <w:t xml:space="preserve"> </w:t>
       </w:r>
       <w:r>
         <w:rPr>
-          <w:rFonts w:hint="eastAsia"/>
+          <w:rFonts w:hint="eastAsia" w:eastAsia="黑体"/>
         </w:rPr>
         <w:t xml:space="preserve">ADC）、INA826。</w:t>
       </w:r>
@@ -2553,7 +2847,7 @@
       </w:pPr>
       <w:r>
         <w:rPr>
-          <w:rFonts w:hint="eastAsia"/>
+          <w:rFonts w:hint="eastAsia" w:eastAsia="黑体"/>
         </w:rPr>
         <w:t xml:space="preserve">注意事项</w:t>
       </w:r>
@@ -2568,7 +2862,7 @@
       </w:pPr>
       <w:r>
         <w:rPr>
-          <w:rFonts w:hint="eastAsia"/>
+          <w:rFonts w:hint="eastAsia" w:eastAsia="黑体"/>
         </w:rPr>
         <w:t xml:space="preserve">精密测量用四线（开尔文）接法，工业现场常用三线抵消引线电阻。</w:t>
       </w:r>
@@ -2583,16 +2877,19 @@
       </w:pPr>
       <w:r>
         <w:rPr>
-          <w:rFonts w:hint="eastAsia"/>
+          <w:rFonts w:hint="eastAsia" w:eastAsia="黑体"/>
         </w:rPr>
         <w:t xml:space="preserve">激励电流宜控制在</w:t>
       </w:r>
       <w:r>
+        <w:rPr>
+          <w:rFonts w:eastAsia="黑体"/>
+        </w:rPr>
         <w:t xml:space="preserve"> 1 mA </w:t>
       </w:r>
       <w:r>
         <w:rPr>
-          <w:rFonts w:hint="eastAsia"/>
+          <w:rFonts w:hint="eastAsia" w:eastAsia="黑体"/>
         </w:rPr>
         <w:t xml:space="preserve">以下，减小自热误差。</w:t>
       </w:r>
@@ -2607,7 +2904,7 @@
       </w:pPr>
       <w:r>
         <w:rPr>
-          <w:rFonts w:hint="eastAsia"/>
+          <w:rFonts w:hint="eastAsia" w:eastAsia="黑体"/>
         </w:rPr>
         <w:t xml:space="preserve">长引线、恶劣环境时注意滤波与抗共模干扰。</w:t>
       </w:r>
@@ -2622,25 +2919,31 @@
       </w:pPr>
       <w:r>
         <w:rPr>
-          <w:rFonts w:hint="eastAsia"/>
+          <w:rFonts w:hint="eastAsia" w:eastAsia="黑体"/>
         </w:rPr>
         <w:t xml:space="preserve">按</w:t>
       </w:r>
       <w:r>
+        <w:rPr>
+          <w:rFonts w:eastAsia="黑体"/>
+        </w:rPr>
         <w:t xml:space="preserve"> IEC 60751 </w:t>
       </w:r>
       <w:r>
         <w:rPr>
-          <w:rFonts w:hint="eastAsia"/>
+          <w:rFonts w:hint="eastAsia" w:eastAsia="黑体"/>
         </w:rPr>
         <w:t xml:space="preserve">分度表校核，高精度时用</w:t>
       </w:r>
       <w:r>
+        <w:rPr>
+          <w:rFonts w:eastAsia="黑体"/>
+        </w:rPr>
         <w:t xml:space="preserve"> Callendar-Van Dusen </w:t>
       </w:r>
       <w:r>
         <w:rPr>
-          <w:rFonts w:hint="eastAsia"/>
+          <w:rFonts w:hint="eastAsia" w:eastAsia="黑体"/>
         </w:rPr>
         <w:t xml:space="preserve">方程修正。</w:t>
       </w:r>
@@ -2653,7 +2956,7 @@
       </w:pPr>
       <w:r>
         <w:rPr>
-          <w:rFonts w:hint="eastAsia"/>
+          <w:rFonts w:hint="eastAsia" w:eastAsia="黑体"/>
         </w:rPr>
         <w:t xml:space="preserve">参考资料</w:t>
       </w:r>
@@ -2667,6 +2970,9 @@
         </w:numPr>
       </w:pPr>
       <w:r>
+        <w:rPr>
+          <w:rFonts w:eastAsia="黑体"/>
+        </w:rPr>
         <w:t xml:space="preserve">Wikipedia: Resistance thermometer。</w:t>
       </w:r>
     </w:p>
@@ -2679,11 +2985,14 @@
         </w:numPr>
       </w:pPr>
       <w:r>
+        <w:rPr>
+          <w:rFonts w:eastAsia="黑体"/>
+        </w:rPr>
         <w:t xml:space="preserve">IEC 60751 </w:t>
       </w:r>
       <w:r>
         <w:rPr>
-          <w:rFonts w:hint="eastAsia"/>
+          <w:rFonts w:hint="eastAsia" w:eastAsia="黑体"/>
         </w:rPr>
         <w:t xml:space="preserve">标准（工业铂电阻）。</w:t>
       </w:r>
@@ -2697,20 +3006,26 @@
         </w:numPr>
       </w:pPr>
       <w:r>
+        <w:rPr>
+          <w:rFonts w:eastAsia="黑体"/>
+        </w:rPr>
         <w:t xml:space="preserve">TI </w:t>
       </w:r>
       <w:r>
         <w:rPr>
-          <w:rFonts w:hint="eastAsia"/>
+          <w:rFonts w:hint="eastAsia" w:eastAsia="黑体"/>
         </w:rPr>
         <w:t xml:space="preserve">应用笔记（ADS1220</w:t>
       </w:r>
       <w:r>
+        <w:rPr>
+          <w:rFonts w:eastAsia="黑体"/>
+        </w:rPr>
         <w:t xml:space="preserve"> RTD </w:t>
       </w:r>
       <w:r>
         <w:rPr>
-          <w:rFonts w:hint="eastAsia"/>
+          <w:rFonts w:hint="eastAsia" w:eastAsia="黑体"/>
         </w:rPr>
         <w:t xml:space="preserve">测量）。</w:t>
       </w:r>
@@ -2724,11 +3039,11 @@
       </w:pPr>
       <w:r>
         <w:rPr>
-          <w:rFonts w:ascii="Times New Roman" w:hAnsi="Times New Roman"/>
+          <w:rFonts w:ascii="Times New Roman" w:hAnsi="Times New Roman" w:eastAsia="黑体"/>
           <w:color w:val="555555"/>
           <w:sz w:val="21"/>
         </w:rPr>
-        <w:t>材料收集者：杜文杰</w:t>
+        <w:t>材料收集者：杜文杰，WX手机：19519196569，QQ:3478827729</w:t>
       </w:r>
     </w:p>
     <w:sectPr>
@@ -2748,7 +3063,7 @@
 </file>
 
 <file path=word/footer1.xml><?xml version="1.0" encoding="utf-8"?>
-<w:ftr xmlns:m="http://schemas.openxmlformats.org/officeDocument/2006/math" xmlns:mc="http://schemas.openxmlformats.org/markup-compatibility/2006" xmlns:mo="http://schemas.microsoft.com/office/mac/office/2008/main" xmlns:mv="urn:schemas-microsoft-com:mac:vml" xmlns:o="urn:schemas-microsoft-com:office:office" xmlns:r="http://schemas.openxmlformats.org/officeDocument/2006/relationships" xmlns:v="urn:schemas-microsoft-com:vml" xmlns:w10="urn:schemas-microsoft-com:office:word" xmlns:w14="http://schemas.microsoft.com/office/word/2010/wordml" xmlns:w="http://schemas.openxmlformats.org/wordprocessingml/2006/main" xmlns:wne="http://schemas.microsoft.com/office/word/2006/wordml" xmlns:wp14="http://schemas.microsoft.com/office/word/2010/wordprocessingDrawing" xmlns:wp="http://schemas.openxmlformats.org/drawingml/2006/wordprocessingDrawing" xmlns:wpc="http://schemas.microsoft.com/office/word/2010/wordprocessingCanvas" xmlns:wpg="http://schemas.microsoft.com/office/word/2010/wordprocessingGroup" xmlns:wpi="http://schemas.microsoft.com/office/word/2010/wordprocessingInk" xmlns:wps="http://schemas.microsoft.com/office/word/2010/wordprocessingShape" mc:Ignorable="w14 wp14">
+<w:ftr xmlns:mc="http://schemas.openxmlformats.org/markup-compatibility/2006" xmlns:w="http://schemas.openxmlformats.org/wordprocessingml/2006/main" xmlns:m="http://schemas.openxmlformats.org/officeDocument/2006/math" xmlns:mo="http://schemas.microsoft.com/office/mac/office/2008/main" xmlns:mv="urn:schemas-microsoft-com:mac:vml" xmlns:o="urn:schemas-microsoft-com:office:office" xmlns:r="http://schemas.openxmlformats.org/officeDocument/2006/relationships" xmlns:v="urn:schemas-microsoft-com:vml" xmlns:w10="urn:schemas-microsoft-com:office:word" xmlns:w14="http://schemas.microsoft.com/office/word/2010/wordml" xmlns:wne="http://schemas.microsoft.com/office/word/2006/wordml" xmlns:wp14="http://schemas.microsoft.com/office/word/2010/wordprocessingDrawing" xmlns:wp="http://schemas.openxmlformats.org/drawingml/2006/wordprocessingDrawing" xmlns:wpc="http://schemas.microsoft.com/office/word/2010/wordprocessingCanvas" xmlns:wpg="http://schemas.microsoft.com/office/word/2010/wordprocessingGroup" xmlns:wpi="http://schemas.microsoft.com/office/word/2010/wordprocessingInk" xmlns:wps="http://schemas.microsoft.com/office/word/2010/wordprocessingShape" mc:Ignorable="w14 wp14">
   <w:p>
     <w:pPr>
       <w:pStyle w:val="Footer"/>
@@ -2756,12 +3071,14 @@
     </w:pPr>
     <w:r>
       <w:rPr>
+        <w:rFonts w:eastAsia="黑体"/>
         <w:sz w:val="18"/>
       </w:rPr>
       <w:t xml:space="preserve">第 </w:t>
     </w:r>
     <w:r>
       <w:rPr>
+        <w:rFonts w:eastAsia="黑体"/>
         <w:sz w:val="18"/>
       </w:rPr>
       <w:fldChar w:fldCharType="begin"/>
@@ -2770,6 +3087,7 @@
     </w:r>
     <w:r>
       <w:rPr>
+        <w:rFonts w:eastAsia="黑体"/>
         <w:sz w:val="18"/>
       </w:rPr>
       <w:t xml:space="preserve"> 页</w:t>
@@ -2783,6 +3101,9 @@
   <w:footnote w:type="continuationSeparator" w:id="0">
     <w:p>
       <w:r>
+        <w:rPr>
+          <w:rFonts w:eastAsia="黑体"/>
+        </w:rPr>
         <w:continuationSeparator/>
       </w:r>
     </w:p>
@@ -2790,6 +3111,9 @@
   <w:footnote w:type="separator" w:id="-1">
     <w:p>
       <w:r>
+        <w:rPr>
+          <w:rFonts w:eastAsia="黑体"/>
+        </w:rPr>
         <w:separator/>
       </w:r>
     </w:p>
@@ -2798,7 +3122,7 @@
 </file>
 
 <file path=word/header1.xml><?xml version="1.0" encoding="utf-8"?>
-<w:hdr xmlns:m="http://schemas.openxmlformats.org/officeDocument/2006/math" xmlns:mc="http://schemas.openxmlformats.org/markup-compatibility/2006" xmlns:mo="http://schemas.microsoft.com/office/mac/office/2008/main" xmlns:mv="urn:schemas-microsoft-com:mac:vml" xmlns:o="urn:schemas-microsoft-com:office:office" xmlns:r="http://schemas.openxmlformats.org/officeDocument/2006/relationships" xmlns:v="urn:schemas-microsoft-com:vml" xmlns:w10="urn:schemas-microsoft-com:office:word" xmlns:w14="http://schemas.microsoft.com/office/word/2010/wordml" xmlns:w="http://schemas.openxmlformats.org/wordprocessingml/2006/main" xmlns:wne="http://schemas.microsoft.com/office/word/2006/wordml" xmlns:wp14="http://schemas.microsoft.com/office/word/2010/wordprocessingDrawing" xmlns:wp="http://schemas.openxmlformats.org/drawingml/2006/wordprocessingDrawing" xmlns:wpc="http://schemas.microsoft.com/office/word/2010/wordprocessingCanvas" xmlns:wpg="http://schemas.microsoft.com/office/word/2010/wordprocessingGroup" xmlns:wpi="http://schemas.microsoft.com/office/word/2010/wordprocessingInk" xmlns:wps="http://schemas.microsoft.com/office/word/2010/wordprocessingShape" mc:Ignorable="w14 wp14">
+<w:hdr xmlns:mc="http://schemas.openxmlformats.org/markup-compatibility/2006" xmlns:w="http://schemas.openxmlformats.org/wordprocessingml/2006/main" xmlns:m="http://schemas.openxmlformats.org/officeDocument/2006/math" xmlns:mo="http://schemas.microsoft.com/office/mac/office/2008/main" xmlns:mv="urn:schemas-microsoft-com:mac:vml" xmlns:o="urn:schemas-microsoft-com:office:office" xmlns:r="http://schemas.openxmlformats.org/officeDocument/2006/relationships" xmlns:v="urn:schemas-microsoft-com:vml" xmlns:w10="urn:schemas-microsoft-com:office:word" xmlns:w14="http://schemas.microsoft.com/office/word/2010/wordml" xmlns:wne="http://schemas.microsoft.com/office/word/2006/wordml" xmlns:wp14="http://schemas.microsoft.com/office/word/2010/wordprocessingDrawing" xmlns:wp="http://schemas.openxmlformats.org/drawingml/2006/wordprocessingDrawing" xmlns:wpc="http://schemas.microsoft.com/office/word/2010/wordprocessingCanvas" xmlns:wpg="http://schemas.microsoft.com/office/word/2010/wordprocessingGroup" xmlns:wpi="http://schemas.microsoft.com/office/word/2010/wordprocessingInk" xmlns:wps="http://schemas.microsoft.com/office/word/2010/wordprocessingShape" mc:Ignorable="w14 wp14">
   <w:p>
     <w:pPr>
       <w:pStyle w:val="Header"/>
@@ -2806,7 +3130,7 @@
     </w:pPr>
     <w:r>
       <w:rPr>
-        <w:rFonts w:ascii="Times New Roman" w:hAnsi="Times New Roman"/>
+        <w:rFonts w:ascii="Times New Roman" w:hAnsi="Times New Roman" w:eastAsia="黑体"/>
         <w:sz w:val="18"/>
         <w:rFonts w:eastAsia="黑体"/>
         <w:rFonts w:eastAsia="黑体"/>
@@ -2818,7 +3142,7 @@
 </file>
 
 <file path=word/numbering.xml><?xml version="1.0" encoding="utf-8"?>
-<w:numbering xmlns:m="http://schemas.openxmlformats.org/officeDocument/2006/math" xmlns:mc="http://schemas.openxmlformats.org/markup-compatibility/2006" xmlns:mo="http://schemas.microsoft.com/office/mac/office/2008/main" xmlns:mv="urn:schemas-microsoft-com:mac:vml" xmlns:o="urn:schemas-microsoft-com:office:office" xmlns:r="http://schemas.openxmlformats.org/officeDocument/2006/relationships" xmlns:v="urn:schemas-microsoft-com:vml" xmlns:w="http://schemas.openxmlformats.org/wordprocessingml/2006/main" xmlns:w10="urn:schemas-microsoft-com:office:word" xmlns:w14="http://schemas.microsoft.com/office/word/2010/wordml" xmlns:wne="http://schemas.microsoft.com/office/word/2006/wordml" xmlns:wp="http://schemas.openxmlformats.org/drawingml/2006/wordprocessingDrawing" xmlns:wp14="http://schemas.microsoft.com/office/word/2010/wordprocessingDrawing" xmlns:wpc="http://schemas.microsoft.com/office/word/2010/wordprocessingCanvas" xmlns:wpg="http://schemas.microsoft.com/office/word/2010/wordprocessingGroup" xmlns:wpi="http://schemas.microsoft.com/office/word/2010/wordprocessingInk" xmlns:wps="http://schemas.microsoft.com/office/word/2010/wordprocessingShape" mc:Ignorable="w14 wp14">
+<w:numbering xmlns:mc="http://schemas.openxmlformats.org/markup-compatibility/2006" xmlns:w="http://schemas.openxmlformats.org/wordprocessingml/2006/main" xmlns:m="http://schemas.openxmlformats.org/officeDocument/2006/math" xmlns:mo="http://schemas.microsoft.com/office/mac/office/2008/main" xmlns:mv="urn:schemas-microsoft-com:mac:vml" xmlns:o="urn:schemas-microsoft-com:office:office" xmlns:r="http://schemas.openxmlformats.org/officeDocument/2006/relationships" xmlns:v="urn:schemas-microsoft-com:vml" xmlns:w10="urn:schemas-microsoft-com:office:word" xmlns:w14="http://schemas.microsoft.com/office/word/2010/wordml" xmlns:wne="http://schemas.microsoft.com/office/word/2006/wordml" xmlns:wp="http://schemas.openxmlformats.org/drawingml/2006/wordprocessingDrawing" xmlns:wp14="http://schemas.microsoft.com/office/word/2010/wordprocessingDrawing" xmlns:wpc="http://schemas.microsoft.com/office/word/2010/wordprocessingCanvas" xmlns:wpg="http://schemas.microsoft.com/office/word/2010/wordprocessingGroup" xmlns:wpi="http://schemas.microsoft.com/office/word/2010/wordprocessingInk" xmlns:wps="http://schemas.microsoft.com/office/word/2010/wordprocessingShape" mc:Ignorable="w14 wp14">
   <w:abstractNum w:abstractNumId="0">
     <w:nsid w:val="FFFFFF7C"/>
     <w:multiLevelType w:val="singleLevel"/>
@@ -2905,7 +3229,7 @@
         <w:ind w:hanging="360" w:left="1440"/>
       </w:pPr>
       <w:rPr>
-        <w:rFonts w:ascii="Symbol" w:hAnsi="Symbol" w:hint="default"/>
+        <w:rFonts w:ascii="Symbol" w:hAnsi="Symbol" w:hint="default" w:eastAsia="黑体"/>
       </w:rPr>
     </w:lvl>
   </w:abstractNum>
@@ -2926,7 +3250,7 @@
         <w:ind w:hanging="360" w:left="1080"/>
       </w:pPr>
       <w:rPr>
-        <w:rFonts w:ascii="Symbol" w:hAnsi="Symbol" w:hint="default"/>
+        <w:rFonts w:ascii="Symbol" w:hAnsi="Symbol" w:hint="default" w:eastAsia="黑体"/>
       </w:rPr>
     </w:lvl>
   </w:abstractNum>
@@ -2947,7 +3271,7 @@
         <w:ind w:hanging="360" w:left="720"/>
       </w:pPr>
       <w:rPr>
-        <w:rFonts w:ascii="Symbol" w:hAnsi="Symbol" w:hint="default"/>
+        <w:rFonts w:ascii="Symbol" w:hAnsi="Symbol" w:hint="default" w:eastAsia="黑体"/>
       </w:rPr>
     </w:lvl>
   </w:abstractNum>
@@ -2986,7 +3310,7 @@
         <w:ind w:hanging="360" w:left="360"/>
       </w:pPr>
       <w:rPr>
-        <w:rFonts w:ascii="Symbol" w:hAnsi="Symbol" w:hint="default"/>
+        <w:rFonts w:ascii="Symbol" w:hAnsi="Symbol" w:hint="default" w:eastAsia="黑体"/>
       </w:rPr>
     </w:lvl>
   </w:abstractNum>
@@ -3077,7 +3401,7 @@
         <w:ind w:left="720" w:hanging="360"/>
       </w:pPr>
       <w:rPr>
-        <w:rFonts w:ascii="Symbol" w:hAnsi="Symbol" w:cs="Symbol" w:hint="default"/>
+        <w:rFonts w:ascii="Symbol" w:hAnsi="Symbol" w:cs="Symbol" w:hint="default" w:eastAsia="黑体"/>
       </w:rPr>
     </w:lvl>
     <w:lvl w:ilvl="1">
@@ -3088,7 +3412,7 @@
         <w:ind w:left="1440" w:hanging="360"/>
       </w:pPr>
       <w:rPr>
-        <w:rFonts w:ascii="Courier New" w:hAnsi="Courier New" w:cs="Courier New" w:hint="default"/>
+        <w:rFonts w:ascii="Courier New" w:hAnsi="Courier New" w:cs="Courier New" w:hint="default" w:eastAsia="黑体"/>
       </w:rPr>
     </w:lvl>
     <w:lvl w:ilvl="2">
@@ -3099,7 +3423,7 @@
         <w:ind w:left="2160" w:hanging="360"/>
       </w:pPr>
       <w:rPr>
-        <w:rFonts w:ascii="Wingdings" w:hAnsi="Wingdings" w:cs="Wingdings" w:hint="default"/>
+        <w:rFonts w:ascii="Wingdings" w:hAnsi="Wingdings" w:cs="Wingdings" w:hint="default" w:eastAsia="黑体"/>
       </w:rPr>
     </w:lvl>
     <w:lvl w:ilvl="3">
@@ -3110,7 +3434,7 @@
         <w:ind w:left="2880" w:hanging="360"/>
       </w:pPr>
       <w:rPr>
-        <w:rFonts w:ascii="Symbol" w:hAnsi="Symbol" w:cs="Symbol" w:hint="default"/>
+        <w:rFonts w:ascii="Symbol" w:hAnsi="Symbol" w:cs="Symbol" w:hint="default" w:eastAsia="黑体"/>
       </w:rPr>
     </w:lvl>
     <w:lvl w:ilvl="4">
@@ -3121,7 +3445,7 @@
         <w:ind w:left="3600" w:hanging="360"/>
       </w:pPr>
       <w:rPr>
-        <w:rFonts w:ascii="Courier New" w:hAnsi="Courier New" w:cs="Courier New" w:hint="default"/>
+        <w:rFonts w:ascii="Courier New" w:hAnsi="Courier New" w:cs="Courier New" w:hint="default" w:eastAsia="黑体"/>
       </w:rPr>
     </w:lvl>
     <w:lvl w:ilvl="5">
@@ -3132,7 +3456,7 @@
         <w:ind w:left="4320" w:hanging="360"/>
       </w:pPr>
       <w:rPr>
-        <w:rFonts w:ascii="Wingdings" w:hAnsi="Wingdings" w:cs="Wingdings" w:hint="default"/>
+        <w:rFonts w:ascii="Wingdings" w:hAnsi="Wingdings" w:cs="Wingdings" w:hint="default" w:eastAsia="黑体"/>
       </w:rPr>
     </w:lvl>
     <w:lvl w:ilvl="6">
@@ -3143,7 +3467,7 @@
         <w:ind w:left="5040" w:hanging="360"/>
       </w:pPr>
       <w:rPr>
-        <w:rFonts w:ascii="Symbol" w:hAnsi="Symbol" w:cs="Symbol" w:hint="default"/>
+        <w:rFonts w:ascii="Symbol" w:hAnsi="Symbol" w:cs="Symbol" w:hint="default" w:eastAsia="黑体"/>
       </w:rPr>
     </w:lvl>
     <w:lvl w:ilvl="7">
@@ -3154,7 +3478,7 @@
         <w:ind w:left="5760" w:hanging="360"/>
       </w:pPr>
       <w:rPr>
-        <w:rFonts w:ascii="Courier New" w:hAnsi="Courier New" w:cs="Courier New" w:hint="default"/>
+        <w:rFonts w:ascii="Courier New" w:hAnsi="Courier New" w:cs="Courier New" w:hint="default" w:eastAsia="黑体"/>
       </w:rPr>
     </w:lvl>
     <w:lvl w:ilvl="8">
@@ -3165,7 +3489,7 @@
         <w:ind w:left="6480" w:hanging="360"/>
       </w:pPr>
       <w:rPr>
-        <w:rFonts w:ascii="Wingdings" w:hAnsi="Wingdings" w:cs="Wingdings" w:hint="default"/>
+        <w:rFonts w:ascii="Wingdings" w:hAnsi="Wingdings" w:cs="Wingdings" w:hint="default" w:eastAsia="黑体"/>
       </w:rPr>
     </w:lvl>
   </w:abstractNum>
@@ -3221,11 +3545,11 @@
 </file>
 
 <file path=word/styles.xml><?xml version="1.0" encoding="utf-8"?>
-<w:styles xmlns:mc="http://schemas.openxmlformats.org/markup-compatibility/2006" xmlns:r="http://schemas.openxmlformats.org/officeDocument/2006/relationships" xmlns:w="http://schemas.openxmlformats.org/wordprocessingml/2006/main" xmlns:w14="http://schemas.microsoft.com/office/word/2010/wordml" mc:Ignorable="w14">
+<w:styles xmlns:mc="http://schemas.openxmlformats.org/markup-compatibility/2006" xmlns:w="http://schemas.openxmlformats.org/wordprocessingml/2006/main" xmlns:r="http://schemas.openxmlformats.org/officeDocument/2006/relationships" xmlns:w14="http://schemas.microsoft.com/office/word/2010/wordml" mc:Ignorable="w14">
   <w:docDefaults>
     <w:rPrDefault>
       <w:rPr>
-        <w:rFonts w:asciiTheme="minorHAnsi" w:cstheme="minorBidi" w:eastAsiaTheme="minorEastAsia" w:hAnsiTheme="minorHAnsi"/>
+        <w:rFonts w:asciiTheme="minorHAnsi" w:cstheme="minorBidi" w:hAnsiTheme="minorHAnsi" w:eastAsia="黑体"/>
         <w:sz w:val="22"/>
         <w:szCs w:val="22"/>
         <w:lang w:bidi="ar-SA" w:eastAsia="en-US" w:val="en-US"/>
@@ -3447,7 +3771,7 @@
       <w:outlineLvl w:val="0"/>
     </w:pPr>
     <w:rPr>
-      <w:rFonts w:ascii="Times New Roman" w:asciiTheme="majorHAnsi" w:cstheme="majorBidi" w:eastAsia="黑体" w:eastAsiaTheme="majorEastAsia" w:hAnsi="Times New Roman" w:hAnsiTheme="majorHAnsi"/>
+      <w:rFonts w:ascii="Times New Roman" w:asciiTheme="majorHAnsi" w:cstheme="majorBidi" w:eastAsia="黑体" w:hAnsi="Times New Roman" w:hAnsiTheme="majorHAnsi"/>
       <w:b/>
       <w:bCs/>
       <w:color w:val="1F3864"/>
@@ -3471,7 +3795,7 @@
       <w:outlineLvl w:val="1"/>
     </w:pPr>
     <w:rPr>
-      <w:rFonts w:ascii="Times New Roman" w:asciiTheme="majorHAnsi" w:cstheme="majorBidi" w:eastAsia="黑体" w:eastAsiaTheme="majorEastAsia" w:hAnsi="Times New Roman" w:hAnsiTheme="majorHAnsi"/>
+      <w:rFonts w:ascii="Times New Roman" w:asciiTheme="majorHAnsi" w:cstheme="majorBidi" w:eastAsia="黑体" w:hAnsi="Times New Roman" w:hAnsiTheme="majorHAnsi"/>
       <w:b/>
       <w:bCs/>
       <w:color w:val="2E4E7E"/>
@@ -3495,7 +3819,7 @@
       <w:outlineLvl w:val="2"/>
     </w:pPr>
     <w:rPr>
-      <w:rFonts w:ascii="Times New Roman" w:asciiTheme="majorHAnsi" w:cstheme="majorBidi" w:eastAsia="黑体" w:eastAsiaTheme="majorEastAsia" w:hAnsi="Times New Roman" w:hAnsiTheme="majorHAnsi"/>
+      <w:rFonts w:ascii="Times New Roman" w:asciiTheme="majorHAnsi" w:cstheme="majorBidi" w:eastAsia="黑体" w:hAnsi="Times New Roman" w:hAnsiTheme="majorHAnsi"/>
       <w:b/>
       <w:bCs/>
       <w:color w:val="2E4E7E"/>
@@ -3519,7 +3843,7 @@
       <w:outlineLvl w:val="3"/>
     </w:pPr>
     <w:rPr>
-      <w:rFonts w:ascii="Times New Roman" w:asciiTheme="majorHAnsi" w:cstheme="majorBidi" w:eastAsia="黑体" w:eastAsiaTheme="majorEastAsia" w:hAnsi="Times New Roman" w:hAnsiTheme="majorHAnsi"/>
+      <w:rFonts w:ascii="Times New Roman" w:asciiTheme="majorHAnsi" w:cstheme="majorBidi" w:eastAsia="黑体" w:hAnsi="Times New Roman" w:hAnsiTheme="majorHAnsi"/>
       <w:b/>
       <w:bCs/>
       <w:i/>
@@ -3545,7 +3869,7 @@
       <w:outlineLvl w:val="4"/>
     </w:pPr>
     <w:rPr>
-      <w:rFonts w:ascii="Times New Roman" w:asciiTheme="majorHAnsi" w:cstheme="majorBidi" w:eastAsia="黑体" w:eastAsiaTheme="majorEastAsia" w:hAnsi="Times New Roman" w:hAnsiTheme="majorHAnsi"/>
+      <w:rFonts w:ascii="Times New Roman" w:asciiTheme="majorHAnsi" w:cstheme="majorBidi" w:eastAsia="黑体" w:hAnsi="Times New Roman" w:hAnsiTheme="majorHAnsi"/>
       <w:b/>
       <w:color w:val="333333"/>
       <w:sz w:val="22"/>
@@ -3568,7 +3892,7 @@
       <w:outlineLvl w:val="5"/>
     </w:pPr>
     <w:rPr>
-      <w:rFonts w:asciiTheme="majorHAnsi" w:cstheme="majorBidi" w:eastAsiaTheme="majorEastAsia" w:hAnsiTheme="majorHAnsi"/>
+      <w:rFonts w:asciiTheme="majorHAnsi" w:cstheme="majorBidi" w:hAnsiTheme="majorHAnsi" w:eastAsia="黑体"/>
       <w:i/>
       <w:iCs/>
       <w:color w:themeColor="accent1" w:themeShade="7F" w:val="243F60"/>
@@ -3591,7 +3915,7 @@
       <w:outlineLvl w:val="6"/>
     </w:pPr>
     <w:rPr>
-      <w:rFonts w:asciiTheme="majorHAnsi" w:cstheme="majorBidi" w:eastAsiaTheme="majorEastAsia" w:hAnsiTheme="majorHAnsi"/>
+      <w:rFonts w:asciiTheme="majorHAnsi" w:cstheme="majorBidi" w:hAnsiTheme="majorHAnsi" w:eastAsia="黑体"/>
       <w:i/>
       <w:iCs/>
       <w:color w:themeColor="text1" w:themeTint="BF" w:val="404040"/>
@@ -3614,7 +3938,7 @@
       <w:outlineLvl w:val="7"/>
     </w:pPr>
     <w:rPr>
-      <w:rFonts w:asciiTheme="majorHAnsi" w:cstheme="majorBidi" w:eastAsiaTheme="majorEastAsia" w:hAnsiTheme="majorHAnsi"/>
+      <w:rFonts w:asciiTheme="majorHAnsi" w:cstheme="majorBidi" w:hAnsiTheme="majorHAnsi" w:eastAsia="黑体"/>
       <w:color w:themeColor="accent1" w:val="4F81BD"/>
       <w:sz w:val="20"/>
       <w:szCs w:val="20"/>
@@ -3637,7 +3961,7 @@
       <w:outlineLvl w:val="8"/>
     </w:pPr>
     <w:rPr>
-      <w:rFonts w:asciiTheme="majorHAnsi" w:cstheme="majorBidi" w:eastAsiaTheme="majorEastAsia" w:hAnsiTheme="majorHAnsi"/>
+      <w:rFonts w:asciiTheme="majorHAnsi" w:cstheme="majorBidi" w:hAnsiTheme="majorHAnsi" w:eastAsia="黑体"/>
       <w:i/>
       <w:iCs/>
       <w:color w:themeColor="text1" w:themeTint="BF" w:val="404040"/>
@@ -3688,7 +4012,7 @@
     <w:uiPriority w:val="9"/>
     <w:rsid w:val="00FC693F"/>
     <w:rPr>
-      <w:rFonts w:asciiTheme="majorHAnsi" w:cstheme="majorBidi" w:eastAsiaTheme="majorEastAsia" w:hAnsiTheme="majorHAnsi"/>
+      <w:rFonts w:asciiTheme="majorHAnsi" w:cstheme="majorBidi" w:hAnsiTheme="majorHAnsi" w:eastAsia="黑体"/>
       <w:b/>
       <w:bCs/>
       <w:color w:themeColor="accent1" w:themeShade="BF" w:val="365F91"/>
@@ -3703,7 +4027,7 @@
     <w:uiPriority w:val="9"/>
     <w:rsid w:val="00FC693F"/>
     <w:rPr>
-      <w:rFonts w:asciiTheme="majorHAnsi" w:cstheme="majorBidi" w:eastAsiaTheme="majorEastAsia" w:hAnsiTheme="majorHAnsi"/>
+      <w:rFonts w:asciiTheme="majorHAnsi" w:cstheme="majorBidi" w:hAnsiTheme="majorHAnsi" w:eastAsia="黑体"/>
       <w:b/>
       <w:bCs/>
       <w:color w:themeColor="accent1" w:val="4F81BD"/>
@@ -3718,7 +4042,7 @@
     <w:uiPriority w:val="9"/>
     <w:rsid w:val="00FC693F"/>
     <w:rPr>
-      <w:rFonts w:asciiTheme="majorHAnsi" w:cstheme="majorBidi" w:eastAsiaTheme="majorEastAsia" w:hAnsiTheme="majorHAnsi"/>
+      <w:rFonts w:asciiTheme="majorHAnsi" w:cstheme="majorBidi" w:hAnsiTheme="majorHAnsi" w:eastAsia="黑体"/>
       <w:b/>
       <w:bCs/>
       <w:color w:themeColor="accent1" w:val="4F81BD"/>
@@ -3741,7 +4065,7 @@
       <w:contextualSpacing/>
     </w:pPr>
     <w:rPr>
-      <w:rFonts w:ascii="Times New Roman" w:asciiTheme="majorHAnsi" w:cstheme="majorBidi" w:eastAsia="黑体" w:eastAsiaTheme="majorEastAsia" w:hAnsi="Times New Roman" w:hAnsiTheme="majorHAnsi"/>
+      <w:rFonts w:ascii="Times New Roman" w:asciiTheme="majorHAnsi" w:cstheme="majorBidi" w:eastAsia="黑体" w:hAnsi="Times New Roman" w:hAnsiTheme="majorHAnsi"/>
       <w:b/>
       <w:color w:val="1F3864"/>
       <w:spacing w:val="5"/>
@@ -3757,7 +4081,7 @@
     <w:uiPriority w:val="10"/>
     <w:rsid w:val="00FC693F"/>
     <w:rPr>
-      <w:rFonts w:asciiTheme="majorHAnsi" w:cstheme="majorBidi" w:eastAsiaTheme="majorEastAsia" w:hAnsiTheme="majorHAnsi"/>
+      <w:rFonts w:asciiTheme="majorHAnsi" w:cstheme="majorBidi" w:hAnsiTheme="majorHAnsi" w:eastAsia="黑体"/>
       <w:color w:themeColor="text2" w:themeShade="BF" w:val="17365D"/>
       <w:spacing w:val="5"/>
       <w:kern w:val="28"/>
@@ -3779,7 +4103,7 @@
       </w:numPr>
     </w:pPr>
     <w:rPr>
-      <w:rFonts w:asciiTheme="majorHAnsi" w:cstheme="majorBidi" w:eastAsiaTheme="majorEastAsia" w:hAnsiTheme="majorHAnsi"/>
+      <w:rFonts w:asciiTheme="majorHAnsi" w:cstheme="majorBidi" w:hAnsiTheme="majorHAnsi" w:eastAsia="黑体"/>
       <w:i/>
       <w:iCs/>
       <w:color w:themeColor="accent1" w:val="4F81BD"/>
@@ -3795,7 +4119,7 @@
     <w:uiPriority w:val="11"/>
     <w:rsid w:val="00FC693F"/>
     <w:rPr>
-      <w:rFonts w:asciiTheme="majorHAnsi" w:cstheme="majorBidi" w:eastAsiaTheme="majorEastAsia" w:hAnsiTheme="majorHAnsi"/>
+      <w:rFonts w:asciiTheme="majorHAnsi" w:cstheme="majorBidi" w:hAnsiTheme="majorHAnsi" w:eastAsia="黑体"/>
       <w:i/>
       <w:iCs/>
       <w:color w:themeColor="accent1" w:val="4F81BD"/>
@@ -3862,6 +4186,7 @@
       <w:spacing w:after="120"/>
     </w:pPr>
     <w:rPr>
+      <w:rFonts w:eastAsia="黑体"/>
       <w:sz w:val="16"/>
       <w:szCs w:val="16"/>
     </w:rPr>
@@ -3873,6 +4198,7 @@
     <w:uiPriority w:val="99"/>
     <w:rsid w:val="00AA1D8D"/>
     <w:rPr>
+      <w:rFonts w:eastAsia="黑体"/>
       <w:sz w:val="16"/>
       <w:szCs w:val="16"/>
     </w:rPr>
@@ -4042,7 +4368,7 @@
       </w:tabs>
     </w:pPr>
     <w:rPr>
-      <w:rFonts w:ascii="Courier" w:hAnsi="Courier"/>
+      <w:rFonts w:ascii="Courier" w:hAnsi="Courier" w:eastAsia="黑体"/>
       <w:sz w:val="20"/>
       <w:szCs w:val="20"/>
     </w:rPr>
@@ -4054,7 +4380,7 @@
     <w:uiPriority w:val="99"/>
     <w:rsid w:val="0029639D"/>
     <w:rPr>
-      <w:rFonts w:ascii="Courier" w:hAnsi="Courier"/>
+      <w:rFonts w:ascii="Courier" w:hAnsi="Courier" w:eastAsia="黑体"/>
       <w:sz w:val="20"/>
       <w:szCs w:val="20"/>
     </w:rPr>
@@ -4090,6 +4416,7 @@
     <w:uiPriority w:val="29"/>
     <w:rsid w:val="00FC693F"/>
     <w:rPr>
+      <w:rFonts w:eastAsia="黑体"/>
       <w:i/>
       <w:iCs/>
       <w:color w:themeColor="text1" w:val="000000"/>
@@ -4103,7 +4430,7 @@
     <w:semiHidden/>
     <w:rsid w:val="00FC693F"/>
     <w:rPr>
-      <w:rFonts w:asciiTheme="majorHAnsi" w:cstheme="majorBidi" w:eastAsiaTheme="majorEastAsia" w:hAnsiTheme="majorHAnsi"/>
+      <w:rFonts w:asciiTheme="majorHAnsi" w:cstheme="majorBidi" w:hAnsiTheme="majorHAnsi" w:eastAsia="黑体"/>
       <w:b/>
       <w:bCs/>
       <w:i/>
@@ -4119,7 +4446,7 @@
     <w:semiHidden/>
     <w:rsid w:val="00FC693F"/>
     <w:rPr>
-      <w:rFonts w:asciiTheme="majorHAnsi" w:cstheme="majorBidi" w:eastAsiaTheme="majorEastAsia" w:hAnsiTheme="majorHAnsi"/>
+      <w:rFonts w:asciiTheme="majorHAnsi" w:cstheme="majorBidi" w:hAnsiTheme="majorHAnsi" w:eastAsia="黑体"/>
       <w:color w:themeColor="accent1" w:themeShade="7F" w:val="243F60"/>
     </w:rPr>
   </w:style>
@@ -4131,7 +4458,7 @@
     <w:semiHidden/>
     <w:rsid w:val="00FC693F"/>
     <w:rPr>
-      <w:rFonts w:asciiTheme="majorHAnsi" w:cstheme="majorBidi" w:eastAsiaTheme="majorEastAsia" w:hAnsiTheme="majorHAnsi"/>
+      <w:rFonts w:asciiTheme="majorHAnsi" w:cstheme="majorBidi" w:hAnsiTheme="majorHAnsi" w:eastAsia="黑体"/>
       <w:i/>
       <w:iCs/>
       <w:color w:themeColor="accent1" w:themeShade="7F" w:val="243F60"/>
@@ -4145,7 +4472,7 @@
     <w:semiHidden/>
     <w:rsid w:val="00FC693F"/>
     <w:rPr>
-      <w:rFonts w:asciiTheme="majorHAnsi" w:cstheme="majorBidi" w:eastAsiaTheme="majorEastAsia" w:hAnsiTheme="majorHAnsi"/>
+      <w:rFonts w:asciiTheme="majorHAnsi" w:cstheme="majorBidi" w:hAnsiTheme="majorHAnsi" w:eastAsia="黑体"/>
       <w:i/>
       <w:iCs/>
       <w:color w:themeColor="text1" w:themeTint="BF" w:val="404040"/>
@@ -4159,7 +4486,7 @@
     <w:semiHidden/>
     <w:rsid w:val="00FC693F"/>
     <w:rPr>
-      <w:rFonts w:asciiTheme="majorHAnsi" w:cstheme="majorBidi" w:eastAsiaTheme="majorEastAsia" w:hAnsiTheme="majorHAnsi"/>
+      <w:rFonts w:asciiTheme="majorHAnsi" w:cstheme="majorBidi" w:hAnsiTheme="majorHAnsi" w:eastAsia="黑体"/>
       <w:color w:themeColor="accent1" w:val="4F81BD"/>
       <w:sz w:val="20"/>
       <w:szCs w:val="20"/>
@@ -4173,7 +4500,7 @@
     <w:semiHidden/>
     <w:rsid w:val="00FC693F"/>
     <w:rPr>
-      <w:rFonts w:asciiTheme="majorHAnsi" w:cstheme="majorBidi" w:eastAsiaTheme="majorEastAsia" w:hAnsiTheme="majorHAnsi"/>
+      <w:rFonts w:asciiTheme="majorHAnsi" w:cstheme="majorBidi" w:hAnsiTheme="majorHAnsi" w:eastAsia="黑体"/>
       <w:i/>
       <w:iCs/>
       <w:color w:themeColor="text1" w:themeTint="BF" w:val="404040"/>
@@ -4194,6 +4521,7 @@
       <w:spacing w:line="240" w:lineRule="auto"/>
     </w:pPr>
     <w:rPr>
+      <w:rFonts w:eastAsia="黑体"/>
       <w:b/>
       <w:bCs/>
       <w:color w:themeColor="accent1" w:val="4F81BD"/>
@@ -4208,6 +4536,7 @@
     <w:qFormat/>
     <w:rsid w:val="00FC693F"/>
     <w:rPr>
+      <w:rFonts w:eastAsia="黑体"/>
       <w:b/>
       <w:bCs/>
     </w:rPr>
@@ -4219,6 +4548,7 @@
     <w:qFormat/>
     <w:rsid w:val="00FC693F"/>
     <w:rPr>
+      <w:rFonts w:eastAsia="黑体"/>
       <w:i/>
       <w:iCs/>
     </w:rPr>
@@ -4239,6 +4569,7 @@
       <w:ind w:left="936" w:right="936"/>
     </w:pPr>
     <w:rPr>
+      <w:rFonts w:eastAsia="黑体"/>
       <w:b/>
       <w:bCs/>
       <w:i/>
@@ -4253,6 +4584,7 @@
     <w:uiPriority w:val="30"/>
     <w:rsid w:val="00FC693F"/>
     <w:rPr>
+      <w:rFonts w:eastAsia="黑体"/>
       <w:b/>
       <w:bCs/>
       <w:i/>
@@ -4267,6 +4599,7 @@
     <w:qFormat/>
     <w:rsid w:val="00FC693F"/>
     <w:rPr>
+      <w:rFonts w:eastAsia="黑体"/>
       <w:i/>
       <w:iCs/>
       <w:color w:themeColor="text1" w:themeTint="7F" w:val="808080"/>
@@ -4279,6 +4612,7 @@
     <w:qFormat/>
     <w:rsid w:val="00FC693F"/>
     <w:rPr>
+      <w:rFonts w:eastAsia="黑体"/>
       <w:b/>
       <w:bCs/>
       <w:i/>
@@ -4293,6 +4627,7 @@
     <w:qFormat/>
     <w:rsid w:val="00FC693F"/>
     <w:rPr>
+      <w:rFonts w:eastAsia="黑体"/>
       <w:smallCaps/>
       <w:color w:themeColor="accent2" w:val="C0504D"/>
       <w:u w:val="single"/>
@@ -4305,6 +4640,7 @@
     <w:qFormat/>
     <w:rsid w:val="00FC693F"/>
     <w:rPr>
+      <w:rFonts w:eastAsia="黑体"/>
       <w:b/>
       <w:bCs/>
       <w:smallCaps/>
@@ -4320,6 +4656,7 @@
     <w:qFormat/>
     <w:rsid w:val="00FC693F"/>
     <w:rPr>
+      <w:rFonts w:eastAsia="黑体"/>
       <w:b/>
       <w:bCs/>
       <w:smallCaps/>
@@ -4374,6 +4711,7 @@
       <w:spacing w:after="0" w:line="240" w:lineRule="auto"/>
     </w:pPr>
     <w:rPr>
+      <w:rFonts w:eastAsia="黑体"/>
       <w:color w:themeColor="text1" w:themeShade="BF" w:val="000000"/>
     </w:rPr>
     <w:tblPr>
@@ -4396,6 +4734,7 @@
         <w:spacing w:after="0" w:before="0" w:line="240" w:lineRule="auto"/>
       </w:pPr>
       <w:rPr>
+        <w:rFonts w:eastAsia="黑体"/>
         <w:b/>
         <w:bCs/>
       </w:rPr>
@@ -4416,6 +4755,7 @@
         <w:spacing w:after="0" w:before="0" w:line="240" w:lineRule="auto"/>
       </w:pPr>
       <w:rPr>
+        <w:rFonts w:eastAsia="黑体"/>
         <w:b/>
         <w:bCs/>
       </w:rPr>
@@ -4433,12 +4773,14 @@
     </w:tblStylePr>
     <w:tblStylePr w:type="firstCol">
       <w:rPr>
+        <w:rFonts w:eastAsia="黑体"/>
         <w:b/>
         <w:bCs/>
       </w:rPr>
     </w:tblStylePr>
     <w:tblStylePr w:type="lastCol">
       <w:rPr>
+        <w:rFonts w:eastAsia="黑体"/>
         <w:b/>
         <w:bCs/>
       </w:rPr>
@@ -4477,6 +4819,7 @@
       <w:spacing w:after="0" w:line="240" w:lineRule="auto"/>
     </w:pPr>
     <w:rPr>
+      <w:rFonts w:eastAsia="黑体"/>
       <w:color w:themeColor="accent1" w:themeShade="BF" w:val="365F91"/>
     </w:rPr>
     <w:tblPr>
@@ -4499,6 +4842,7 @@
         <w:spacing w:after="0" w:before="0" w:line="240" w:lineRule="auto"/>
       </w:pPr>
       <w:rPr>
+        <w:rFonts w:eastAsia="黑体"/>
         <w:b/>
         <w:bCs/>
       </w:rPr>
@@ -4519,6 +4863,7 @@
         <w:spacing w:after="0" w:before="0" w:line="240" w:lineRule="auto"/>
       </w:pPr>
       <w:rPr>
+        <w:rFonts w:eastAsia="黑体"/>
         <w:b/>
         <w:bCs/>
       </w:rPr>
@@ -4536,12 +4881,14 @@
     </w:tblStylePr>
     <w:tblStylePr w:type="firstCol">
       <w:rPr>
+        <w:rFonts w:eastAsia="黑体"/>
         <w:b/>
         <w:bCs/>
       </w:rPr>
     </w:tblStylePr>
     <w:tblStylePr w:type="lastCol">
       <w:rPr>
+        <w:rFonts w:eastAsia="黑体"/>
         <w:b/>
         <w:bCs/>
       </w:rPr>
@@ -4580,6 +4927,7 @@
       <w:spacing w:after="0" w:line="240" w:lineRule="auto"/>
     </w:pPr>
     <w:rPr>
+      <w:rFonts w:eastAsia="黑体"/>
       <w:color w:themeColor="accent2" w:themeShade="BF" w:val="943634"/>
     </w:rPr>
     <w:tblPr>
@@ -4602,6 +4950,7 @@
         <w:spacing w:after="0" w:before="0" w:line="240" w:lineRule="auto"/>
       </w:pPr>
       <w:rPr>
+        <w:rFonts w:eastAsia="黑体"/>
         <w:b/>
         <w:bCs/>
       </w:rPr>
@@ -4622,6 +4971,7 @@
         <w:spacing w:after="0" w:before="0" w:line="240" w:lineRule="auto"/>
       </w:pPr>
       <w:rPr>
+        <w:rFonts w:eastAsia="黑体"/>
         <w:b/>
         <w:bCs/>
       </w:rPr>
@@ -4639,12 +4989,14 @@
     </w:tblStylePr>
     <w:tblStylePr w:type="firstCol">
       <w:rPr>
+        <w:rFonts w:eastAsia="黑体"/>
         <w:b/>
         <w:bCs/>
       </w:rPr>
     </w:tblStylePr>
     <w:tblStylePr w:type="lastCol">
       <w:rPr>
+        <w:rFonts w:eastAsia="黑体"/>
         <w:b/>
         <w:bCs/>
       </w:rPr>
@@ -4683,6 +5035,7 @@
       <w:spacing w:after="0" w:line="240" w:lineRule="auto"/>
     </w:pPr>
     <w:rPr>
+      <w:rFonts w:eastAsia="黑体"/>
       <w:color w:themeColor="accent3" w:themeShade="BF" w:val="76923C"/>
     </w:rPr>
     <w:tblPr>
@@ -4705,6 +5058,7 @@
         <w:spacing w:after="0" w:before="0" w:line="240" w:lineRule="auto"/>
       </w:pPr>
       <w:rPr>
+        <w:rFonts w:eastAsia="黑体"/>
         <w:b/>
         <w:bCs/>
       </w:rPr>
@@ -4725,6 +5079,7 @@
         <w:spacing w:after="0" w:before="0" w:line="240" w:lineRule="auto"/>
       </w:pPr>
       <w:rPr>
+        <w:rFonts w:eastAsia="黑体"/>
         <w:b/>
         <w:bCs/>
       </w:rPr>
@@ -4742,12 +5097,14 @@
     </w:tblStylePr>
     <w:tblStylePr w:type="firstCol">
       <w:rPr>
+        <w:rFonts w:eastAsia="黑体"/>
         <w:b/>
         <w:bCs/>
       </w:rPr>
     </w:tblStylePr>
     <w:tblStylePr w:type="lastCol">
       <w:rPr>
+        <w:rFonts w:eastAsia="黑体"/>
         <w:b/>
         <w:bCs/>
       </w:rPr>
@@ -4786,6 +5143,7 @@
       <w:spacing w:after="0" w:line="240" w:lineRule="auto"/>
     </w:pPr>
     <w:rPr>
+      <w:rFonts w:eastAsia="黑体"/>
       <w:color w:themeColor="accent4" w:themeShade="BF" w:val="5F497A"/>
     </w:rPr>
     <w:tblPr>
@@ -4808,6 +5166,7 @@
         <w:spacing w:after="0" w:before="0" w:line="240" w:lineRule="auto"/>
       </w:pPr>
       <w:rPr>
+        <w:rFonts w:eastAsia="黑体"/>
         <w:b/>
         <w:bCs/>
       </w:rPr>
@@ -4828,6 +5187,7 @@
         <w:spacing w:after="0" w:before="0" w:line="240" w:lineRule="auto"/>
       </w:pPr>
       <w:rPr>
+        <w:rFonts w:eastAsia="黑体"/>
         <w:b/>
         <w:bCs/>
       </w:rPr>
@@ -4845,12 +5205,14 @@
     </w:tblStylePr>
     <w:tblStylePr w:type="firstCol">
       <w:rPr>
+        <w:rFonts w:eastAsia="黑体"/>
         <w:b/>
         <w:bCs/>
       </w:rPr>
     </w:tblStylePr>
     <w:tblStylePr w:type="lastCol">
       <w:rPr>
+        <w:rFonts w:eastAsia="黑体"/>
         <w:b/>
         <w:bCs/>
       </w:rPr>
@@ -4889,6 +5251,7 @@
       <w:spacing w:after="0" w:line="240" w:lineRule="auto"/>
     </w:pPr>
     <w:rPr>
+      <w:rFonts w:eastAsia="黑体"/>
       <w:color w:themeColor="accent5" w:themeShade="BF" w:val="31849B"/>
     </w:rPr>
     <w:tblPr>
@@ -4911,6 +5274,7 @@
         <w:spacing w:after="0" w:before="0" w:line="240" w:lineRule="auto"/>
       </w:pPr>
       <w:rPr>
+        <w:rFonts w:eastAsia="黑体"/>
         <w:b/>
         <w:bCs/>
       </w:rPr>
@@ -4931,6 +5295,7 @@
         <w:spacing w:after="0" w:before="0" w:line="240" w:lineRule="auto"/>
       </w:pPr>
       <w:rPr>
+        <w:rFonts w:eastAsia="黑体"/>
         <w:b/>
         <w:bCs/>
       </w:rPr>
@@ -4948,12 +5313,14 @@
     </w:tblStylePr>
     <w:tblStylePr w:type="firstCol">
       <w:rPr>
+        <w:rFonts w:eastAsia="黑体"/>
         <w:b/>
         <w:bCs/>
       </w:rPr>
     </w:tblStylePr>
     <w:tblStylePr w:type="lastCol">
       <w:rPr>
+        <w:rFonts w:eastAsia="黑体"/>
         <w:b/>
         <w:bCs/>
       </w:rPr>
@@ -4992,6 +5359,7 @@
       <w:spacing w:after="0" w:line="240" w:lineRule="auto"/>
     </w:pPr>
     <w:rPr>
+      <w:rFonts w:eastAsia="黑体"/>
       <w:color w:themeColor="accent6" w:themeShade="BF" w:val="E36C0A"/>
     </w:rPr>
     <w:tblPr>
@@ -5014,6 +5382,7 @@
         <w:spacing w:after="0" w:before="0" w:line="240" w:lineRule="auto"/>
       </w:pPr>
       <w:rPr>
+        <w:rFonts w:eastAsia="黑体"/>
         <w:b/>
         <w:bCs/>
       </w:rPr>
@@ -5034,6 +5403,7 @@
         <w:spacing w:after="0" w:before="0" w:line="240" w:lineRule="auto"/>
       </w:pPr>
       <w:rPr>
+        <w:rFonts w:eastAsia="黑体"/>
         <w:b/>
         <w:bCs/>
       </w:rPr>
@@ -5051,12 +5421,14 @@
     </w:tblStylePr>
     <w:tblStylePr w:type="firstCol">
       <w:rPr>
+        <w:rFonts w:eastAsia="黑体"/>
         <w:b/>
         <w:bCs/>
       </w:rPr>
     </w:tblStylePr>
     <w:tblStylePr w:type="lastCol">
       <w:rPr>
+        <w:rFonts w:eastAsia="黑体"/>
         <w:b/>
         <w:bCs/>
       </w:rPr>
@@ -5116,6 +5488,7 @@
         <w:spacing w:after="0" w:before="0" w:line="240" w:lineRule="auto"/>
       </w:pPr>
       <w:rPr>
+        <w:rFonts w:eastAsia="黑体"/>
         <w:b/>
         <w:bCs/>
         <w:color w:themeColor="background1" w:val="FFFFFF"/>
@@ -5130,6 +5503,7 @@
         <w:spacing w:after="0" w:before="0" w:line="240" w:lineRule="auto"/>
       </w:pPr>
       <w:rPr>
+        <w:rFonts w:eastAsia="黑体"/>
         <w:b/>
         <w:bCs/>
       </w:rPr>
@@ -5145,12 +5519,14 @@
     </w:tblStylePr>
     <w:tblStylePr w:type="firstCol">
       <w:rPr>
+        <w:rFonts w:eastAsia="黑体"/>
         <w:b/>
         <w:bCs/>
       </w:rPr>
     </w:tblStylePr>
     <w:tblStylePr w:type="lastCol">
       <w:rPr>
+        <w:rFonts w:eastAsia="黑体"/>
         <w:b/>
         <w:bCs/>
       </w:rPr>
@@ -5208,6 +5584,7 @@
         <w:spacing w:after="0" w:before="0" w:line="240" w:lineRule="auto"/>
       </w:pPr>
       <w:rPr>
+        <w:rFonts w:eastAsia="黑体"/>
         <w:b/>
         <w:bCs/>
         <w:color w:themeColor="background1" w:val="FFFFFF"/>
@@ -5222,6 +5599,7 @@
         <w:spacing w:after="0" w:before="0" w:line="240" w:lineRule="auto"/>
       </w:pPr>
       <w:rPr>
+        <w:rFonts w:eastAsia="黑体"/>
         <w:b/>
         <w:bCs/>
       </w:rPr>
@@ -5237,12 +5615,14 @@
     </w:tblStylePr>
     <w:tblStylePr w:type="firstCol">
       <w:rPr>
+        <w:rFonts w:eastAsia="黑体"/>
         <w:b/>
         <w:bCs/>
       </w:rPr>
     </w:tblStylePr>
     <w:tblStylePr w:type="lastCol">
       <w:rPr>
+        <w:rFonts w:eastAsia="黑体"/>
         <w:b/>
         <w:bCs/>
       </w:rPr>
@@ -5300,6 +5680,7 @@
         <w:spacing w:after="0" w:before="0" w:line="240" w:lineRule="auto"/>
       </w:pPr>
       <w:rPr>
+        <w:rFonts w:eastAsia="黑体"/>
         <w:b/>
         <w:bCs/>
         <w:color w:themeColor="background1" w:val="FFFFFF"/>
@@ -5314,6 +5695,7 @@
         <w:spacing w:after="0" w:before="0" w:line="240" w:lineRule="auto"/>
       </w:pPr>
       <w:rPr>
+        <w:rFonts w:eastAsia="黑体"/>
         <w:b/>
         <w:bCs/>
       </w:rPr>
@@ -5329,12 +5711,14 @@
     </w:tblStylePr>
     <w:tblStylePr w:type="firstCol">
       <w:rPr>
+        <w:rFonts w:eastAsia="黑体"/>
         <w:b/>
         <w:bCs/>
       </w:rPr>
     </w:tblStylePr>
     <w:tblStylePr w:type="lastCol">
       <w:rPr>
+        <w:rFonts w:eastAsia="黑体"/>
         <w:b/>
         <w:bCs/>
       </w:rPr>
@@ -5392,6 +5776,7 @@
         <w:spacing w:after="0" w:before="0" w:line="240" w:lineRule="auto"/>
       </w:pPr>
       <w:rPr>
+        <w:rFonts w:eastAsia="黑体"/>
         <w:b/>
         <w:bCs/>
         <w:color w:themeColor="background1" w:val="FFFFFF"/>
@@ -5406,6 +5791,7 @@
         <w:spacing w:after="0" w:before="0" w:line="240" w:lineRule="auto"/>
       </w:pPr>
       <w:rPr>
+        <w:rFonts w:eastAsia="黑体"/>
         <w:b/>
         <w:bCs/>
       </w:rPr>
@@ -5421,12 +5807,14 @@
     </w:tblStylePr>
     <w:tblStylePr w:type="firstCol">
       <w:rPr>
+        <w:rFonts w:eastAsia="黑体"/>
         <w:b/>
         <w:bCs/>
       </w:rPr>
     </w:tblStylePr>
     <w:tblStylePr w:type="lastCol">
       <w:rPr>
+        <w:rFonts w:eastAsia="黑体"/>
         <w:b/>
         <w:bCs/>
       </w:rPr>
@@ -5484,6 +5872,7 @@
         <w:spacing w:after="0" w:before="0" w:line="240" w:lineRule="auto"/>
       </w:pPr>
       <w:rPr>
+        <w:rFonts w:eastAsia="黑体"/>
         <w:b/>
         <w:bCs/>
         <w:color w:themeColor="background1" w:val="FFFFFF"/>
@@ -5498,6 +5887,7 @@
         <w:spacing w:after="0" w:before="0" w:line="240" w:lineRule="auto"/>
       </w:pPr>
       <w:rPr>
+        <w:rFonts w:eastAsia="黑体"/>
         <w:b/>
         <w:bCs/>
       </w:rPr>
@@ -5513,12 +5903,14 @@
     </w:tblStylePr>
     <w:tblStylePr w:type="firstCol">
       <w:rPr>
+        <w:rFonts w:eastAsia="黑体"/>
         <w:b/>
         <w:bCs/>
       </w:rPr>
     </w:tblStylePr>
     <w:tblStylePr w:type="lastCol">
       <w:rPr>
+        <w:rFonts w:eastAsia="黑体"/>
         <w:b/>
         <w:bCs/>
       </w:rPr>
@@ -5576,6 +5968,7 @@
         <w:spacing w:after="0" w:before="0" w:line="240" w:lineRule="auto"/>
       </w:pPr>
       <w:rPr>
+        <w:rFonts w:eastAsia="黑体"/>
         <w:b/>
         <w:bCs/>
         <w:color w:themeColor="background1" w:val="FFFFFF"/>
@@ -5590,6 +5983,7 @@
         <w:spacing w:after="0" w:before="0" w:line="240" w:lineRule="auto"/>
       </w:pPr>
       <w:rPr>
+        <w:rFonts w:eastAsia="黑体"/>
         <w:b/>
         <w:bCs/>
       </w:rPr>
@@ -5605,12 +5999,14 @@
     </w:tblStylePr>
     <w:tblStylePr w:type="firstCol">
       <w:rPr>
+        <w:rFonts w:eastAsia="黑体"/>
         <w:b/>
         <w:bCs/>
       </w:rPr>
     </w:tblStylePr>
     <w:tblStylePr w:type="lastCol">
       <w:rPr>
+        <w:rFonts w:eastAsia="黑体"/>
         <w:b/>
         <w:bCs/>
       </w:rPr>
@@ -5668,6 +6064,7 @@
         <w:spacing w:after="0" w:before="0" w:line="240" w:lineRule="auto"/>
       </w:pPr>
       <w:rPr>
+        <w:rFonts w:eastAsia="黑体"/>
         <w:b/>
         <w:bCs/>
         <w:color w:themeColor="background1" w:val="FFFFFF"/>
@@ -5682,6 +6079,7 @@
         <w:spacing w:after="0" w:before="0" w:line="240" w:lineRule="auto"/>
       </w:pPr>
       <w:rPr>
+        <w:rFonts w:eastAsia="黑体"/>
         <w:b/>
         <w:bCs/>
       </w:rPr>
@@ -5697,12 +6095,14 @@
     </w:tblStylePr>
     <w:tblStylePr w:type="firstCol">
       <w:rPr>
+        <w:rFonts w:eastAsia="黑体"/>
         <w:b/>
         <w:bCs/>
       </w:rPr>
     </w:tblStylePr>
     <w:tblStylePr w:type="lastCol">
       <w:rPr>
+        <w:rFonts w:eastAsia="黑体"/>
         <w:b/>
         <w:bCs/>
       </w:rPr>
@@ -5762,7 +6162,7 @@
         <w:spacing w:after="0" w:before="0" w:line="240" w:lineRule="auto"/>
       </w:pPr>
       <w:rPr>
-        <w:rFonts w:asciiTheme="majorHAnsi" w:cstheme="majorBidi" w:eastAsiaTheme="majorEastAsia" w:hAnsiTheme="majorHAnsi"/>
+        <w:rFonts w:asciiTheme="majorHAnsi" w:cstheme="majorBidi" w:hAnsiTheme="majorHAnsi" w:eastAsia="黑体"/>
         <w:b/>
         <w:bCs/>
       </w:rPr>
@@ -5783,7 +6183,7 @@
         <w:spacing w:after="0" w:before="0" w:line="240" w:lineRule="auto"/>
       </w:pPr>
       <w:rPr>
-        <w:rFonts w:asciiTheme="majorHAnsi" w:cstheme="majorBidi" w:eastAsiaTheme="majorEastAsia" w:hAnsiTheme="majorHAnsi"/>
+        <w:rFonts w:asciiTheme="majorHAnsi" w:cstheme="majorBidi" w:hAnsiTheme="majorHAnsi" w:eastAsia="黑体"/>
         <w:b/>
         <w:bCs/>
       </w:rPr>
@@ -5801,14 +6201,14 @@
     </w:tblStylePr>
     <w:tblStylePr w:type="firstCol">
       <w:rPr>
-        <w:rFonts w:asciiTheme="majorHAnsi" w:cstheme="majorBidi" w:eastAsiaTheme="majorEastAsia" w:hAnsiTheme="majorHAnsi"/>
+        <w:rFonts w:asciiTheme="majorHAnsi" w:cstheme="majorBidi" w:hAnsiTheme="majorHAnsi" w:eastAsia="黑体"/>
         <w:b/>
         <w:bCs/>
       </w:rPr>
     </w:tblStylePr>
     <w:tblStylePr w:type="lastCol">
       <w:rPr>
-        <w:rFonts w:asciiTheme="majorHAnsi" w:cstheme="majorBidi" w:eastAsiaTheme="majorEastAsia" w:hAnsiTheme="majorHAnsi"/>
+        <w:rFonts w:asciiTheme="majorHAnsi" w:cstheme="majorBidi" w:hAnsiTheme="majorHAnsi" w:eastAsia="黑体"/>
         <w:b/>
         <w:bCs/>
       </w:rPr>
@@ -5892,7 +6292,7 @@
         <w:spacing w:after="0" w:before="0" w:line="240" w:lineRule="auto"/>
       </w:pPr>
       <w:rPr>
-        <w:rFonts w:asciiTheme="majorHAnsi" w:cstheme="majorBidi" w:eastAsiaTheme="majorEastAsia" w:hAnsiTheme="majorHAnsi"/>
+        <w:rFonts w:asciiTheme="majorHAnsi" w:cstheme="majorBidi" w:hAnsiTheme="majorHAnsi" w:eastAsia="黑体"/>
         <w:b/>
         <w:bCs/>
       </w:rPr>
@@ -5913,7 +6313,7 @@
         <w:spacing w:after="0" w:before="0" w:line="240" w:lineRule="auto"/>
       </w:pPr>
       <w:rPr>
-        <w:rFonts w:asciiTheme="majorHAnsi" w:cstheme="majorBidi" w:eastAsiaTheme="majorEastAsia" w:hAnsiTheme="majorHAnsi"/>
+        <w:rFonts w:asciiTheme="majorHAnsi" w:cstheme="majorBidi" w:hAnsiTheme="majorHAnsi" w:eastAsia="黑体"/>
         <w:b/>
         <w:bCs/>
       </w:rPr>
@@ -5931,14 +6331,14 @@
     </w:tblStylePr>
     <w:tblStylePr w:type="firstCol">
       <w:rPr>
-        <w:rFonts w:asciiTheme="majorHAnsi" w:cstheme="majorBidi" w:eastAsiaTheme="majorEastAsia" w:hAnsiTheme="majorHAnsi"/>
+        <w:rFonts w:asciiTheme="majorHAnsi" w:cstheme="majorBidi" w:hAnsiTheme="majorHAnsi" w:eastAsia="黑体"/>
         <w:b/>
         <w:bCs/>
       </w:rPr>
     </w:tblStylePr>
     <w:tblStylePr w:type="lastCol">
       <w:rPr>
-        <w:rFonts w:asciiTheme="majorHAnsi" w:cstheme="majorBidi" w:eastAsiaTheme="majorEastAsia" w:hAnsiTheme="majorHAnsi"/>
+        <w:rFonts w:asciiTheme="majorHAnsi" w:cstheme="majorBidi" w:hAnsiTheme="majorHAnsi" w:eastAsia="黑体"/>
         <w:b/>
         <w:bCs/>
       </w:rPr>
@@ -6022,7 +6422,7 @@
         <w:spacing w:after="0" w:before="0" w:line="240" w:lineRule="auto"/>
       </w:pPr>
       <w:rPr>
-        <w:rFonts w:asciiTheme="majorHAnsi" w:cstheme="majorBidi" w:eastAsiaTheme="majorEastAsia" w:hAnsiTheme="majorHAnsi"/>
+        <w:rFonts w:asciiTheme="majorHAnsi" w:cstheme="majorBidi" w:hAnsiTheme="majorHAnsi" w:eastAsia="黑体"/>
         <w:b/>
         <w:bCs/>
       </w:rPr>
@@ -6043,7 +6443,7 @@
         <w:spacing w:after="0" w:before="0" w:line="240" w:lineRule="auto"/>
       </w:pPr>
       <w:rPr>
-        <w:rFonts w:asciiTheme="majorHAnsi" w:cstheme="majorBidi" w:eastAsiaTheme="majorEastAsia" w:hAnsiTheme="majorHAnsi"/>
+        <w:rFonts w:asciiTheme="majorHAnsi" w:cstheme="majorBidi" w:hAnsiTheme="majorHAnsi" w:eastAsia="黑体"/>
         <w:b/>
         <w:bCs/>
       </w:rPr>
@@ -6061,14 +6461,14 @@
     </w:tblStylePr>
     <w:tblStylePr w:type="firstCol">
       <w:rPr>
-        <w:rFonts w:asciiTheme="majorHAnsi" w:cstheme="majorBidi" w:eastAsiaTheme="majorEastAsia" w:hAnsiTheme="majorHAnsi"/>
+        <w:rFonts w:asciiTheme="majorHAnsi" w:cstheme="majorBidi" w:hAnsiTheme="majorHAnsi" w:eastAsia="黑体"/>
         <w:b/>
         <w:bCs/>
       </w:rPr>
     </w:tblStylePr>
     <w:tblStylePr w:type="lastCol">
       <w:rPr>
-        <w:rFonts w:asciiTheme="majorHAnsi" w:cstheme="majorBidi" w:eastAsiaTheme="majorEastAsia" w:hAnsiTheme="majorHAnsi"/>
+        <w:rFonts w:asciiTheme="majorHAnsi" w:cstheme="majorBidi" w:hAnsiTheme="majorHAnsi" w:eastAsia="黑体"/>
         <w:b/>
         <w:bCs/>
       </w:rPr>
@@ -6152,7 +6552,7 @@
         <w:spacing w:after="0" w:before="0" w:line="240" w:lineRule="auto"/>
       </w:pPr>
       <w:rPr>
-        <w:rFonts w:asciiTheme="majorHAnsi" w:cstheme="majorBidi" w:eastAsiaTheme="majorEastAsia" w:hAnsiTheme="majorHAnsi"/>
+        <w:rFonts w:asciiTheme="majorHAnsi" w:cstheme="majorBidi" w:hAnsiTheme="majorHAnsi" w:eastAsia="黑体"/>
         <w:b/>
         <w:bCs/>
       </w:rPr>
@@ -6173,7 +6573,7 @@
         <w:spacing w:after="0" w:before="0" w:line="240" w:lineRule="auto"/>
       </w:pPr>
       <w:rPr>
-        <w:rFonts w:asciiTheme="majorHAnsi" w:cstheme="majorBidi" w:eastAsiaTheme="majorEastAsia" w:hAnsiTheme="majorHAnsi"/>
+        <w:rFonts w:asciiTheme="majorHAnsi" w:cstheme="majorBidi" w:hAnsiTheme="majorHAnsi" w:eastAsia="黑体"/>
         <w:b/>
         <w:bCs/>
       </w:rPr>
@@ -6191,14 +6591,14 @@
     </w:tblStylePr>
     <w:tblStylePr w:type="firstCol">
       <w:rPr>
-        <w:rFonts w:asciiTheme="majorHAnsi" w:cstheme="majorBidi" w:eastAsiaTheme="majorEastAsia" w:hAnsiTheme="majorHAnsi"/>
+        <w:rFonts w:asciiTheme="majorHAnsi" w:cstheme="majorBidi" w:hAnsiTheme="majorHAnsi" w:eastAsia="黑体"/>
         <w:b/>
         <w:bCs/>
       </w:rPr>
     </w:tblStylePr>
     <w:tblStylePr w:type="lastCol">
       <w:rPr>
-        <w:rFonts w:asciiTheme="majorHAnsi" w:cstheme="majorBidi" w:eastAsiaTheme="majorEastAsia" w:hAnsiTheme="majorHAnsi"/>
+        <w:rFonts w:asciiTheme="majorHAnsi" w:cstheme="majorBidi" w:hAnsiTheme="majorHAnsi" w:eastAsia="黑体"/>
         <w:b/>
         <w:bCs/>
       </w:rPr>
@@ -6282,7 +6682,7 @@
         <w:spacing w:after="0" w:before="0" w:line="240" w:lineRule="auto"/>
       </w:pPr>
       <w:rPr>
-        <w:rFonts w:asciiTheme="majorHAnsi" w:cstheme="majorBidi" w:eastAsiaTheme="majorEastAsia" w:hAnsiTheme="majorHAnsi"/>
+        <w:rFonts w:asciiTheme="majorHAnsi" w:cstheme="majorBidi" w:hAnsiTheme="majorHAnsi" w:eastAsia="黑体"/>
         <w:b/>
         <w:bCs/>
       </w:rPr>
@@ -6303,7 +6703,7 @@
         <w:spacing w:after="0" w:before="0" w:line="240" w:lineRule="auto"/>
       </w:pPr>
       <w:rPr>
-        <w:rFonts w:asciiTheme="majorHAnsi" w:cstheme="majorBidi" w:eastAsiaTheme="majorEastAsia" w:hAnsiTheme="majorHAnsi"/>
+        <w:rFonts w:asciiTheme="majorHAnsi" w:cstheme="majorBidi" w:hAnsiTheme="majorHAnsi" w:eastAsia="黑体"/>
         <w:b/>
         <w:bCs/>
       </w:rPr>
@@ -6321,14 +6721,14 @@
     </w:tblStylePr>
     <w:tblStylePr w:type="firstCol">
       <w:rPr>
-        <w:rFonts w:asciiTheme="majorHAnsi" w:cstheme="majorBidi" w:eastAsiaTheme="majorEastAsia" w:hAnsiTheme="majorHAnsi"/>
+        <w:rFonts w:asciiTheme="majorHAnsi" w:cstheme="majorBidi" w:hAnsiTheme="majorHAnsi" w:eastAsia="黑体"/>
         <w:b/>
         <w:bCs/>
       </w:rPr>
     </w:tblStylePr>
     <w:tblStylePr w:type="lastCol">
       <w:rPr>
-        <w:rFonts w:asciiTheme="majorHAnsi" w:cstheme="majorBidi" w:eastAsiaTheme="majorEastAsia" w:hAnsiTheme="majorHAnsi"/>
+        <w:rFonts w:asciiTheme="majorHAnsi" w:cstheme="majorBidi" w:hAnsiTheme="majorHAnsi" w:eastAsia="黑体"/>
         <w:b/>
         <w:bCs/>
       </w:rPr>
@@ -6412,7 +6812,7 @@
         <w:spacing w:after="0" w:before="0" w:line="240" w:lineRule="auto"/>
       </w:pPr>
       <w:rPr>
-        <w:rFonts w:asciiTheme="majorHAnsi" w:cstheme="majorBidi" w:eastAsiaTheme="majorEastAsia" w:hAnsiTheme="majorHAnsi"/>
+        <w:rFonts w:asciiTheme="majorHAnsi" w:cstheme="majorBidi" w:hAnsiTheme="majorHAnsi" w:eastAsia="黑体"/>
         <w:b/>
         <w:bCs/>
       </w:rPr>
@@ -6433,7 +6833,7 @@
         <w:spacing w:after="0" w:before="0" w:line="240" w:lineRule="auto"/>
       </w:pPr>
       <w:rPr>
-        <w:rFonts w:asciiTheme="majorHAnsi" w:cstheme="majorBidi" w:eastAsiaTheme="majorEastAsia" w:hAnsiTheme="majorHAnsi"/>
+        <w:rFonts w:asciiTheme="majorHAnsi" w:cstheme="majorBidi" w:hAnsiTheme="majorHAnsi" w:eastAsia="黑体"/>
         <w:b/>
         <w:bCs/>
       </w:rPr>
@@ -6451,14 +6851,14 @@
     </w:tblStylePr>
     <w:tblStylePr w:type="firstCol">
       <w:rPr>
-        <w:rFonts w:asciiTheme="majorHAnsi" w:cstheme="majorBidi" w:eastAsiaTheme="majorEastAsia" w:hAnsiTheme="majorHAnsi"/>
+        <w:rFonts w:asciiTheme="majorHAnsi" w:cstheme="majorBidi" w:hAnsiTheme="majorHAnsi" w:eastAsia="黑体"/>
         <w:b/>
         <w:bCs/>
       </w:rPr>
     </w:tblStylePr>
     <w:tblStylePr w:type="lastCol">
       <w:rPr>
-        <w:rFonts w:asciiTheme="majorHAnsi" w:cstheme="majorBidi" w:eastAsiaTheme="majorEastAsia" w:hAnsiTheme="majorHAnsi"/>
+        <w:rFonts w:asciiTheme="majorHAnsi" w:cstheme="majorBidi" w:hAnsiTheme="majorHAnsi" w:eastAsia="黑体"/>
         <w:b/>
         <w:bCs/>
       </w:rPr>
@@ -6542,7 +6942,7 @@
         <w:spacing w:after="0" w:before="0" w:line="240" w:lineRule="auto"/>
       </w:pPr>
       <w:rPr>
-        <w:rFonts w:asciiTheme="majorHAnsi" w:cstheme="majorBidi" w:eastAsiaTheme="majorEastAsia" w:hAnsiTheme="majorHAnsi"/>
+        <w:rFonts w:asciiTheme="majorHAnsi" w:cstheme="majorBidi" w:hAnsiTheme="majorHAnsi" w:eastAsia="黑体"/>
         <w:b/>
         <w:bCs/>
       </w:rPr>
@@ -6563,7 +6963,7 @@
         <w:spacing w:after="0" w:before="0" w:line="240" w:lineRule="auto"/>
       </w:pPr>
       <w:rPr>
-        <w:rFonts w:asciiTheme="majorHAnsi" w:cstheme="majorBidi" w:eastAsiaTheme="majorEastAsia" w:hAnsiTheme="majorHAnsi"/>
+        <w:rFonts w:asciiTheme="majorHAnsi" w:cstheme="majorBidi" w:hAnsiTheme="majorHAnsi" w:eastAsia="黑体"/>
         <w:b/>
         <w:bCs/>
       </w:rPr>
@@ -6581,14 +6981,14 @@
     </w:tblStylePr>
     <w:tblStylePr w:type="firstCol">
       <w:rPr>
-        <w:rFonts w:asciiTheme="majorHAnsi" w:cstheme="majorBidi" w:eastAsiaTheme="majorEastAsia" w:hAnsiTheme="majorHAnsi"/>
+        <w:rFonts w:asciiTheme="majorHAnsi" w:cstheme="majorBidi" w:hAnsiTheme="majorHAnsi" w:eastAsia="黑体"/>
         <w:b/>
         <w:bCs/>
       </w:rPr>
     </w:tblStylePr>
     <w:tblStylePr w:type="lastCol">
       <w:rPr>
-        <w:rFonts w:asciiTheme="majorHAnsi" w:cstheme="majorBidi" w:eastAsiaTheme="majorEastAsia" w:hAnsiTheme="majorHAnsi"/>
+        <w:rFonts w:asciiTheme="majorHAnsi" w:cstheme="majorBidi" w:hAnsiTheme="majorHAnsi" w:eastAsia="黑体"/>
         <w:b/>
         <w:bCs/>
       </w:rPr>
@@ -6671,6 +7071,7 @@
         <w:spacing w:after="0" w:before="0" w:line="240" w:lineRule="auto"/>
       </w:pPr>
       <w:rPr>
+        <w:rFonts w:eastAsia="黑体"/>
         <w:b/>
         <w:bCs/>
         <w:color w:themeColor="background1" w:val="FFFFFF"/>
@@ -6693,6 +7094,7 @@
         <w:spacing w:after="0" w:before="0" w:line="240" w:lineRule="auto"/>
       </w:pPr>
       <w:rPr>
+        <w:rFonts w:eastAsia="黑体"/>
         <w:b/>
         <w:bCs/>
       </w:rPr>
@@ -6710,12 +7112,14 @@
     </w:tblStylePr>
     <w:tblStylePr w:type="firstCol">
       <w:rPr>
+        <w:rFonts w:eastAsia="黑体"/>
         <w:b/>
         <w:bCs/>
       </w:rPr>
     </w:tblStylePr>
     <w:tblStylePr w:type="lastCol">
       <w:rPr>
+        <w:rFonts w:eastAsia="黑体"/>
         <w:b/>
         <w:bCs/>
       </w:rPr>
@@ -6777,6 +7181,7 @@
         <w:spacing w:after="0" w:before="0" w:line="240" w:lineRule="auto"/>
       </w:pPr>
       <w:rPr>
+        <w:rFonts w:eastAsia="黑体"/>
         <w:b/>
         <w:bCs/>
         <w:color w:themeColor="background1" w:val="FFFFFF"/>
@@ -6799,6 +7204,7 @@
         <w:spacing w:after="0" w:before="0" w:line="240" w:lineRule="auto"/>
       </w:pPr>
       <w:rPr>
+        <w:rFonts w:eastAsia="黑体"/>
         <w:b/>
         <w:bCs/>
       </w:rPr>
@@ -6816,12 +7222,14 @@
     </w:tblStylePr>
     <w:tblStylePr w:type="firstCol">
       <w:rPr>
+        <w:rFonts w:eastAsia="黑体"/>
         <w:b/>
         <w:bCs/>
       </w:rPr>
     </w:tblStylePr>
     <w:tblStylePr w:type="lastCol">
       <w:rPr>
+        <w:rFonts w:eastAsia="黑体"/>
         <w:b/>
         <w:bCs/>
       </w:rPr>
@@ -6883,6 +7291,7 @@
         <w:spacing w:after="0" w:before="0" w:line="240" w:lineRule="auto"/>
       </w:pPr>
       <w:rPr>
+        <w:rFonts w:eastAsia="黑体"/>
         <w:b/>
         <w:bCs/>
         <w:color w:themeColor="background1" w:val="FFFFFF"/>
@@ -6905,6 +7314,7 @@
         <w:spacing w:after="0" w:before="0" w:line="240" w:lineRule="auto"/>
       </w:pPr>
       <w:rPr>
+        <w:rFonts w:eastAsia="黑体"/>
         <w:b/>
         <w:bCs/>
       </w:rPr>
@@ -6922,12 +7332,14 @@
     </w:tblStylePr>
     <w:tblStylePr w:type="firstCol">
       <w:rPr>
+        <w:rFonts w:eastAsia="黑体"/>
         <w:b/>
         <w:bCs/>
       </w:rPr>
     </w:tblStylePr>
     <w:tblStylePr w:type="lastCol">
       <w:rPr>
+        <w:rFonts w:eastAsia="黑体"/>
         <w:b/>
         <w:bCs/>
       </w:rPr>
@@ -6989,6 +7401,7 @@
         <w:spacing w:after="0" w:before="0" w:line="240" w:lineRule="auto"/>
       </w:pPr>
       <w:rPr>
+        <w:rFonts w:eastAsia="黑体"/>
         <w:b/>
         <w:bCs/>
         <w:color w:themeColor="background1" w:val="FFFFFF"/>
@@ -7011,6 +7424,7 @@
         <w:spacing w:after="0" w:before="0" w:line="240" w:lineRule="auto"/>
       </w:pPr>
       <w:rPr>
+        <w:rFonts w:eastAsia="黑体"/>
         <w:b/>
         <w:bCs/>
       </w:rPr>
@@ -7028,12 +7442,14 @@
     </w:tblStylePr>
     <w:tblStylePr w:type="firstCol">
       <w:rPr>
+        <w:rFonts w:eastAsia="黑体"/>
         <w:b/>
         <w:bCs/>
       </w:rPr>
     </w:tblStylePr>
     <w:tblStylePr w:type="lastCol">
       <w:rPr>
+        <w:rFonts w:eastAsia="黑体"/>
         <w:b/>
         <w:bCs/>
       </w:rPr>
@@ -7095,6 +7511,7 @@
         <w:spacing w:after="0" w:before="0" w:line="240" w:lineRule="auto"/>
       </w:pPr>
       <w:rPr>
+        <w:rFonts w:eastAsia="黑体"/>
         <w:b/>
         <w:bCs/>
         <w:color w:themeColor="background1" w:val="FFFFFF"/>
@@ -7117,6 +7534,7 @@
         <w:spacing w:after="0" w:before="0" w:line="240" w:lineRule="auto"/>
       </w:pPr>
       <w:rPr>
+        <w:rFonts w:eastAsia="黑体"/>
         <w:b/>
         <w:bCs/>
       </w:rPr>
@@ -7134,12 +7552,14 @@
     </w:tblStylePr>
     <w:tblStylePr w:type="firstCol">
       <w:rPr>
+        <w:rFonts w:eastAsia="黑体"/>
         <w:b/>
         <w:bCs/>
       </w:rPr>
     </w:tblStylePr>
     <w:tblStylePr w:type="lastCol">
       <w:rPr>
+        <w:rFonts w:eastAsia="黑体"/>
         <w:b/>
         <w:bCs/>
       </w:rPr>
@@ -7201,6 +7621,7 @@
         <w:spacing w:after="0" w:before="0" w:line="240" w:lineRule="auto"/>
       </w:pPr>
       <w:rPr>
+        <w:rFonts w:eastAsia="黑体"/>
         <w:b/>
         <w:bCs/>
         <w:color w:themeColor="background1" w:val="FFFFFF"/>
@@ -7223,6 +7644,7 @@
         <w:spacing w:after="0" w:before="0" w:line="240" w:lineRule="auto"/>
       </w:pPr>
       <w:rPr>
+        <w:rFonts w:eastAsia="黑体"/>
         <w:b/>
         <w:bCs/>
       </w:rPr>
@@ -7240,12 +7662,14 @@
     </w:tblStylePr>
     <w:tblStylePr w:type="firstCol">
       <w:rPr>
+        <w:rFonts w:eastAsia="黑体"/>
         <w:b/>
         <w:bCs/>
       </w:rPr>
     </w:tblStylePr>
     <w:tblStylePr w:type="lastCol">
       <w:rPr>
+        <w:rFonts w:eastAsia="黑体"/>
         <w:b/>
         <w:bCs/>
       </w:rPr>
@@ -7307,6 +7731,7 @@
         <w:spacing w:after="0" w:before="0" w:line="240" w:lineRule="auto"/>
       </w:pPr>
       <w:rPr>
+        <w:rFonts w:eastAsia="黑体"/>
         <w:b/>
         <w:bCs/>
         <w:color w:themeColor="background1" w:val="FFFFFF"/>
@@ -7329,6 +7754,7 @@
         <w:spacing w:after="0" w:before="0" w:line="240" w:lineRule="auto"/>
       </w:pPr>
       <w:rPr>
+        <w:rFonts w:eastAsia="黑体"/>
         <w:b/>
         <w:bCs/>
       </w:rPr>
@@ -7346,12 +7772,14 @@
     </w:tblStylePr>
     <w:tblStylePr w:type="firstCol">
       <w:rPr>
+        <w:rFonts w:eastAsia="黑体"/>
         <w:b/>
         <w:bCs/>
       </w:rPr>
     </w:tblStylePr>
     <w:tblStylePr w:type="lastCol">
       <w:rPr>
+        <w:rFonts w:eastAsia="黑体"/>
         <w:b/>
         <w:bCs/>
       </w:rPr>
@@ -7410,6 +7838,7 @@
         <w:spacing w:after="0" w:before="0" w:line="240" w:lineRule="auto"/>
       </w:pPr>
       <w:rPr>
+        <w:rFonts w:eastAsia="黑体"/>
         <w:b/>
         <w:bCs/>
         <w:color w:themeColor="background1" w:val="FFFFFF"/>
@@ -7432,6 +7861,7 @@
         <w:spacing w:after="0" w:before="0" w:line="240" w:lineRule="auto"/>
       </w:pPr>
       <w:rPr>
+        <w:rFonts w:eastAsia="黑体"/>
         <w:color w:val="auto"/>
       </w:rPr>
       <w:tblPr/>
@@ -7449,6 +7879,7 @@
     </w:tblStylePr>
     <w:tblStylePr w:type="firstCol">
       <w:rPr>
+        <w:rFonts w:eastAsia="黑体"/>
         <w:b/>
         <w:bCs/>
         <w:color w:themeColor="background1" w:val="FFFFFF"/>
@@ -7468,6 +7899,7 @@
     </w:tblStylePr>
     <w:tblStylePr w:type="lastCol">
       <w:rPr>
+        <w:rFonts w:eastAsia="黑体"/>
         <w:b/>
         <w:bCs/>
         <w:color w:themeColor="background1" w:val="FFFFFF"/>
@@ -7516,6 +7948,7 @@
     </w:tblStylePr>
     <w:tblStylePr w:type="nwCell">
       <w:rPr>
+        <w:rFonts w:eastAsia="黑体"/>
         <w:color w:themeColor="background1" w:val="FFFFFF"/>
       </w:rPr>
       <w:tblPr/>
@@ -7559,6 +7992,7 @@
         <w:spacing w:after="0" w:before="0" w:line="240" w:lineRule="auto"/>
       </w:pPr>
       <w:rPr>
+        <w:rFonts w:eastAsia="黑体"/>
         <w:b/>
         <w:bCs/>
         <w:color w:themeColor="background1" w:val="FFFFFF"/>
@@ -7581,6 +8015,7 @@
         <w:spacing w:after="0" w:before="0" w:line="240" w:lineRule="auto"/>
       </w:pPr>
       <w:rPr>
+        <w:rFonts w:eastAsia="黑体"/>
         <w:color w:val="auto"/>
       </w:rPr>
       <w:tblPr/>
@@ -7598,6 +8033,7 @@
     </w:tblStylePr>
     <w:tblStylePr w:type="firstCol">
       <w:rPr>
+        <w:rFonts w:eastAsia="黑体"/>
         <w:b/>
         <w:bCs/>
         <w:color w:themeColor="background1" w:val="FFFFFF"/>
@@ -7617,6 +8053,7 @@
     </w:tblStylePr>
     <w:tblStylePr w:type="lastCol">
       <w:rPr>
+        <w:rFonts w:eastAsia="黑体"/>
         <w:b/>
         <w:bCs/>
         <w:color w:themeColor="background1" w:val="FFFFFF"/>
@@ -7665,6 +8102,7 @@
     </w:tblStylePr>
     <w:tblStylePr w:type="nwCell">
       <w:rPr>
+        <w:rFonts w:eastAsia="黑体"/>
         <w:color w:themeColor="background1" w:val="FFFFFF"/>
       </w:rPr>
       <w:tblPr/>
@@ -7708,6 +8146,7 @@
         <w:spacing w:after="0" w:before="0" w:line="240" w:lineRule="auto"/>
       </w:pPr>
       <w:rPr>
+        <w:rFonts w:eastAsia="黑体"/>
         <w:b/>
         <w:bCs/>
         <w:color w:themeColor="background1" w:val="FFFFFF"/>
@@ -7730,6 +8169,7 @@
         <w:spacing w:after="0" w:before="0" w:line="240" w:lineRule="auto"/>
       </w:pPr>
       <w:rPr>
+        <w:rFonts w:eastAsia="黑体"/>
         <w:color w:val="auto"/>
       </w:rPr>
       <w:tblPr/>
@@ -7747,6 +8187,7 @@
     </w:tblStylePr>
     <w:tblStylePr w:type="firstCol">
       <w:rPr>
+        <w:rFonts w:eastAsia="黑体"/>
         <w:b/>
         <w:bCs/>
         <w:color w:themeColor="background1" w:val="FFFFFF"/>
@@ -7766,6 +8207,7 @@
     </w:tblStylePr>
     <w:tblStylePr w:type="lastCol">
       <w:rPr>
+        <w:rFonts w:eastAsia="黑体"/>
         <w:b/>
         <w:bCs/>
         <w:color w:themeColor="background1" w:val="FFFFFF"/>
@@ -7814,6 +8256,7 @@
     </w:tblStylePr>
     <w:tblStylePr w:type="nwCell">
       <w:rPr>
+        <w:rFonts w:eastAsia="黑体"/>
         <w:color w:themeColor="background1" w:val="FFFFFF"/>
       </w:rPr>
       <w:tblPr/>
@@ -7857,6 +8300,7 @@
         <w:spacing w:after="0" w:before="0" w:line="240" w:lineRule="auto"/>
       </w:pPr>
       <w:rPr>
+        <w:rFonts w:eastAsia="黑体"/>
         <w:b/>
         <w:bCs/>
         <w:color w:themeColor="background1" w:val="FFFFFF"/>
@@ -7879,6 +8323,7 @@
         <w:spacing w:after="0" w:before="0" w:line="240" w:lineRule="auto"/>
       </w:pPr>
       <w:rPr>
+        <w:rFonts w:eastAsia="黑体"/>
         <w:color w:val="auto"/>
       </w:rPr>
       <w:tblPr/>
@@ -7896,6 +8341,7 @@
     </w:tblStylePr>
     <w:tblStylePr w:type="firstCol">
       <w:rPr>
+        <w:rFonts w:eastAsia="黑体"/>
         <w:b/>
         <w:bCs/>
         <w:color w:themeColor="background1" w:val="FFFFFF"/>
@@ -7915,6 +8361,7 @@
     </w:tblStylePr>
     <w:tblStylePr w:type="lastCol">
       <w:rPr>
+        <w:rFonts w:eastAsia="黑体"/>
         <w:b/>
         <w:bCs/>
         <w:color w:themeColor="background1" w:val="FFFFFF"/>
@@ -7963,6 +8410,7 @@
     </w:tblStylePr>
     <w:tblStylePr w:type="nwCell">
       <w:rPr>
+        <w:rFonts w:eastAsia="黑体"/>
         <w:color w:themeColor="background1" w:val="FFFFFF"/>
       </w:rPr>
       <w:tblPr/>
@@ -8006,6 +8454,7 @@
         <w:spacing w:after="0" w:before="0" w:line="240" w:lineRule="auto"/>
       </w:pPr>
       <w:rPr>
+        <w:rFonts w:eastAsia="黑体"/>
         <w:b/>
         <w:bCs/>
         <w:color w:themeColor="background1" w:val="FFFFFF"/>
@@ -8028,6 +8477,7 @@
         <w:spacing w:after="0" w:before="0" w:line="240" w:lineRule="auto"/>
       </w:pPr>
       <w:rPr>
+        <w:rFonts w:eastAsia="黑体"/>
         <w:color w:val="auto"/>
       </w:rPr>
       <w:tblPr/>
@@ -8045,6 +8495,7 @@
     </w:tblStylePr>
     <w:tblStylePr w:type="firstCol">
       <w:rPr>
+        <w:rFonts w:eastAsia="黑体"/>
         <w:b/>
         <w:bCs/>
         <w:color w:themeColor="background1" w:val="FFFFFF"/>
@@ -8064,6 +8515,7 @@
     </w:tblStylePr>
     <w:tblStylePr w:type="lastCol">
       <w:rPr>
+        <w:rFonts w:eastAsia="黑体"/>
         <w:b/>
         <w:bCs/>
         <w:color w:themeColor="background1" w:val="FFFFFF"/>
@@ -8112,6 +8564,7 @@
     </w:tblStylePr>
     <w:tblStylePr w:type="nwCell">
       <w:rPr>
+        <w:rFonts w:eastAsia="黑体"/>
         <w:color w:themeColor="background1" w:val="FFFFFF"/>
       </w:rPr>
       <w:tblPr/>
@@ -8155,6 +8608,7 @@
         <w:spacing w:after="0" w:before="0" w:line="240" w:lineRule="auto"/>
       </w:pPr>
       <w:rPr>
+        <w:rFonts w:eastAsia="黑体"/>
         <w:b/>
         <w:bCs/>
         <w:color w:themeColor="background1" w:val="FFFFFF"/>
@@ -8177,6 +8631,7 @@
         <w:spacing w:after="0" w:before="0" w:line="240" w:lineRule="auto"/>
       </w:pPr>
       <w:rPr>
+        <w:rFonts w:eastAsia="黑体"/>
         <w:color w:val="auto"/>
       </w:rPr>
       <w:tblPr/>
@@ -8194,6 +8649,7 @@
     </w:tblStylePr>
     <w:tblStylePr w:type="firstCol">
       <w:rPr>
+        <w:rFonts w:eastAsia="黑体"/>
         <w:b/>
         <w:bCs/>
         <w:color w:themeColor="background1" w:val="FFFFFF"/>
@@ -8213,6 +8669,7 @@
     </w:tblStylePr>
     <w:tblStylePr w:type="lastCol">
       <w:rPr>
+        <w:rFonts w:eastAsia="黑体"/>
         <w:b/>
         <w:bCs/>
         <w:color w:themeColor="background1" w:val="FFFFFF"/>
@@ -8261,6 +8718,7 @@
     </w:tblStylePr>
     <w:tblStylePr w:type="nwCell">
       <w:rPr>
+        <w:rFonts w:eastAsia="黑体"/>
         <w:color w:themeColor="background1" w:val="FFFFFF"/>
       </w:rPr>
       <w:tblPr/>
@@ -8304,6 +8762,7 @@
         <w:spacing w:after="0" w:before="0" w:line="240" w:lineRule="auto"/>
       </w:pPr>
       <w:rPr>
+        <w:rFonts w:eastAsia="黑体"/>
         <w:b/>
         <w:bCs/>
         <w:color w:themeColor="background1" w:val="FFFFFF"/>
@@ -8326,6 +8785,7 @@
         <w:spacing w:after="0" w:before="0" w:line="240" w:lineRule="auto"/>
       </w:pPr>
       <w:rPr>
+        <w:rFonts w:eastAsia="黑体"/>
         <w:color w:val="auto"/>
       </w:rPr>
       <w:tblPr/>
@@ -8343,6 +8803,7 @@
     </w:tblStylePr>
     <w:tblStylePr w:type="firstCol">
       <w:rPr>
+        <w:rFonts w:eastAsia="黑体"/>
         <w:b/>
         <w:bCs/>
         <w:color w:themeColor="background1" w:val="FFFFFF"/>
@@ -8362,6 +8823,7 @@
     </w:tblStylePr>
     <w:tblStylePr w:type="lastCol">
       <w:rPr>
+        <w:rFonts w:eastAsia="黑体"/>
         <w:b/>
         <w:bCs/>
         <w:color w:themeColor="background1" w:val="FFFFFF"/>
@@ -8410,6 +8872,7 @@
     </w:tblStylePr>
     <w:tblStylePr w:type="nwCell">
       <w:rPr>
+        <w:rFonts w:eastAsia="黑体"/>
         <w:color w:themeColor="background1" w:val="FFFFFF"/>
       </w:rPr>
       <w:tblPr/>
@@ -8434,6 +8897,7 @@
       <w:spacing w:after="0" w:line="240" w:lineRule="auto"/>
     </w:pPr>
     <w:rPr>
+      <w:rFonts w:eastAsia="黑体"/>
       <w:color w:themeColor="text1" w:val="000000"/>
     </w:rPr>
     <w:tblPr>
@@ -8453,7 +8917,7 @@
     </w:tblPr>
     <w:tblStylePr w:type="firstRow">
       <w:rPr>
-        <w:rFonts w:asciiTheme="majorHAnsi" w:cstheme="majorBidi" w:eastAsiaTheme="majorEastAsia" w:hAnsiTheme="majorHAnsi"/>
+        <w:rFonts w:asciiTheme="majorHAnsi" w:cstheme="majorBidi" w:hAnsiTheme="majorHAnsi" w:eastAsia="黑体"/>
       </w:rPr>
       <w:tblPr/>
       <w:tcPr>
@@ -8465,6 +8929,7 @@
     </w:tblStylePr>
     <w:tblStylePr w:type="lastRow">
       <w:rPr>
+        <w:rFonts w:eastAsia="黑体"/>
         <w:b/>
         <w:bCs/>
         <w:color w:themeColor="text2" w:val="1F497D"/>
@@ -8479,12 +8944,14 @@
     </w:tblStylePr>
     <w:tblStylePr w:type="firstCol">
       <w:rPr>
+        <w:rFonts w:eastAsia="黑体"/>
         <w:b/>
         <w:bCs/>
       </w:rPr>
     </w:tblStylePr>
     <w:tblStylePr w:type="lastCol">
       <w:rPr>
+        <w:rFonts w:eastAsia="黑体"/>
         <w:b/>
         <w:bCs/>
       </w:rPr>
@@ -8518,6 +8985,7 @@
       <w:spacing w:after="0" w:line="240" w:lineRule="auto"/>
     </w:pPr>
     <w:rPr>
+      <w:rFonts w:eastAsia="黑体"/>
       <w:color w:themeColor="text1" w:val="000000"/>
     </w:rPr>
     <w:tblPr>
@@ -8537,7 +9005,7 @@
     </w:tblPr>
     <w:tblStylePr w:type="firstRow">
       <w:rPr>
-        <w:rFonts w:asciiTheme="majorHAnsi" w:cstheme="majorBidi" w:eastAsiaTheme="majorEastAsia" w:hAnsiTheme="majorHAnsi"/>
+        <w:rFonts w:asciiTheme="majorHAnsi" w:cstheme="majorBidi" w:hAnsiTheme="majorHAnsi" w:eastAsia="黑体"/>
       </w:rPr>
       <w:tblPr/>
       <w:tcPr>
@@ -8549,6 +9017,7 @@
     </w:tblStylePr>
     <w:tblStylePr w:type="lastRow">
       <w:rPr>
+        <w:rFonts w:eastAsia="黑体"/>
         <w:b/>
         <w:bCs/>
         <w:color w:themeColor="text2" w:val="1F497D"/>
@@ -8563,12 +9032,14 @@
     </w:tblStylePr>
     <w:tblStylePr w:type="firstCol">
       <w:rPr>
+        <w:rFonts w:eastAsia="黑体"/>
         <w:b/>
         <w:bCs/>
       </w:rPr>
     </w:tblStylePr>
     <w:tblStylePr w:type="lastCol">
       <w:rPr>
+        <w:rFonts w:eastAsia="黑体"/>
         <w:b/>
         <w:bCs/>
       </w:rPr>
@@ -8602,6 +9073,7 @@
       <w:spacing w:after="0" w:line="240" w:lineRule="auto"/>
     </w:pPr>
     <w:rPr>
+      <w:rFonts w:eastAsia="黑体"/>
       <w:color w:themeColor="text1" w:val="000000"/>
     </w:rPr>
     <w:tblPr>
@@ -8621,7 +9093,7 @@
     </w:tblPr>
     <w:tblStylePr w:type="firstRow">
       <w:rPr>
-        <w:rFonts w:asciiTheme="majorHAnsi" w:cstheme="majorBidi" w:eastAsiaTheme="majorEastAsia" w:hAnsiTheme="majorHAnsi"/>
+        <w:rFonts w:asciiTheme="majorHAnsi" w:cstheme="majorBidi" w:hAnsiTheme="majorHAnsi" w:eastAsia="黑体"/>
       </w:rPr>
       <w:tblPr/>
       <w:tcPr>
@@ -8633,6 +9105,7 @@
     </w:tblStylePr>
     <w:tblStylePr w:type="lastRow">
       <w:rPr>
+        <w:rFonts w:eastAsia="黑体"/>
         <w:b/>
         <w:bCs/>
         <w:color w:themeColor="text2" w:val="1F497D"/>
@@ -8647,12 +9120,14 @@
     </w:tblStylePr>
     <w:tblStylePr w:type="firstCol">
       <w:rPr>
+        <w:rFonts w:eastAsia="黑体"/>
         <w:b/>
         <w:bCs/>
       </w:rPr>
     </w:tblStylePr>
     <w:tblStylePr w:type="lastCol">
       <w:rPr>
+        <w:rFonts w:eastAsia="黑体"/>
         <w:b/>
         <w:bCs/>
       </w:rPr>
@@ -8686,6 +9161,7 @@
       <w:spacing w:after="0" w:line="240" w:lineRule="auto"/>
     </w:pPr>
     <w:rPr>
+      <w:rFonts w:eastAsia="黑体"/>
       <w:color w:themeColor="text1" w:val="000000"/>
     </w:rPr>
     <w:tblPr>
@@ -8705,7 +9181,7 @@
     </w:tblPr>
     <w:tblStylePr w:type="firstRow">
       <w:rPr>
-        <w:rFonts w:asciiTheme="majorHAnsi" w:cstheme="majorBidi" w:eastAsiaTheme="majorEastAsia" w:hAnsiTheme="majorHAnsi"/>
+        <w:rFonts w:asciiTheme="majorHAnsi" w:cstheme="majorBidi" w:hAnsiTheme="majorHAnsi" w:eastAsia="黑体"/>
       </w:rPr>
       <w:tblPr/>
       <w:tcPr>
@@ -8717,6 +9193,7 @@
     </w:tblStylePr>
     <w:tblStylePr w:type="lastRow">
       <w:rPr>
+        <w:rFonts w:eastAsia="黑体"/>
         <w:b/>
         <w:bCs/>
         <w:color w:themeColor="text2" w:val="1F497D"/>
@@ -8731,12 +9208,14 @@
     </w:tblStylePr>
     <w:tblStylePr w:type="firstCol">
       <w:rPr>
+        <w:rFonts w:eastAsia="黑体"/>
         <w:b/>
         <w:bCs/>
       </w:rPr>
     </w:tblStylePr>
     <w:tblStylePr w:type="lastCol">
       <w:rPr>
+        <w:rFonts w:eastAsia="黑体"/>
         <w:b/>
         <w:bCs/>
       </w:rPr>
@@ -8770,6 +9249,7 @@
       <w:spacing w:after="0" w:line="240" w:lineRule="auto"/>
     </w:pPr>
     <w:rPr>
+      <w:rFonts w:eastAsia="黑体"/>
       <w:color w:themeColor="text1" w:val="000000"/>
     </w:rPr>
     <w:tblPr>
@@ -8789,7 +9269,7 @@
     </w:tblPr>
     <w:tblStylePr w:type="firstRow">
       <w:rPr>
-        <w:rFonts w:asciiTheme="majorHAnsi" w:cstheme="majorBidi" w:eastAsiaTheme="majorEastAsia" w:hAnsiTheme="majorHAnsi"/>
+        <w:rFonts w:asciiTheme="majorHAnsi" w:cstheme="majorBidi" w:hAnsiTheme="majorHAnsi" w:eastAsia="黑体"/>
       </w:rPr>
       <w:tblPr/>
       <w:tcPr>
@@ -8801,6 +9281,7 @@
     </w:tblStylePr>
     <w:tblStylePr w:type="lastRow">
       <w:rPr>
+        <w:rFonts w:eastAsia="黑体"/>
         <w:b/>
         <w:bCs/>
         <w:color w:themeColor="text2" w:val="1F497D"/>
@@ -8815,12 +9296,14 @@
     </w:tblStylePr>
     <w:tblStylePr w:type="firstCol">
       <w:rPr>
+        <w:rFonts w:eastAsia="黑体"/>
         <w:b/>
         <w:bCs/>
       </w:rPr>
     </w:tblStylePr>
     <w:tblStylePr w:type="lastCol">
       <w:rPr>
+        <w:rFonts w:eastAsia="黑体"/>
         <w:b/>
         <w:bCs/>
       </w:rPr>
@@ -8854,6 +9337,7 @@
       <w:spacing w:after="0" w:line="240" w:lineRule="auto"/>
     </w:pPr>
     <w:rPr>
+      <w:rFonts w:eastAsia="黑体"/>
       <w:color w:themeColor="text1" w:val="000000"/>
     </w:rPr>
     <w:tblPr>
@@ -8873,7 +9357,7 @@
     </w:tblPr>
     <w:tblStylePr w:type="firstRow">
       <w:rPr>
-        <w:rFonts w:asciiTheme="majorHAnsi" w:cstheme="majorBidi" w:eastAsiaTheme="majorEastAsia" w:hAnsiTheme="majorHAnsi"/>
+        <w:rFonts w:asciiTheme="majorHAnsi" w:cstheme="majorBidi" w:hAnsiTheme="majorHAnsi" w:eastAsia="黑体"/>
       </w:rPr>
       <w:tblPr/>
       <w:tcPr>
@@ -8885,6 +9369,7 @@
     </w:tblStylePr>
     <w:tblStylePr w:type="lastRow">
       <w:rPr>
+        <w:rFonts w:eastAsia="黑体"/>
         <w:b/>
         <w:bCs/>
         <w:color w:themeColor="text2" w:val="1F497D"/>
@@ -8899,12 +9384,14 @@
     </w:tblStylePr>
     <w:tblStylePr w:type="firstCol">
       <w:rPr>
+        <w:rFonts w:eastAsia="黑体"/>
         <w:b/>
         <w:bCs/>
       </w:rPr>
     </w:tblStylePr>
     <w:tblStylePr w:type="lastCol">
       <w:rPr>
+        <w:rFonts w:eastAsia="黑体"/>
         <w:b/>
         <w:bCs/>
       </w:rPr>
@@ -8938,6 +9425,7 @@
       <w:spacing w:after="0" w:line="240" w:lineRule="auto"/>
     </w:pPr>
     <w:rPr>
+      <w:rFonts w:eastAsia="黑体"/>
       <w:color w:themeColor="text1" w:val="000000"/>
     </w:rPr>
     <w:tblPr>
@@ -8957,7 +9445,7 @@
     </w:tblPr>
     <w:tblStylePr w:type="firstRow">
       <w:rPr>
-        <w:rFonts w:asciiTheme="majorHAnsi" w:cstheme="majorBidi" w:eastAsiaTheme="majorEastAsia" w:hAnsiTheme="majorHAnsi"/>
+        <w:rFonts w:asciiTheme="majorHAnsi" w:cstheme="majorBidi" w:hAnsiTheme="majorHAnsi" w:eastAsia="黑体"/>
       </w:rPr>
       <w:tblPr/>
       <w:tcPr>
@@ -8969,6 +9457,7 @@
     </w:tblStylePr>
     <w:tblStylePr w:type="lastRow">
       <w:rPr>
+        <w:rFonts w:eastAsia="黑体"/>
         <w:b/>
         <w:bCs/>
         <w:color w:themeColor="text2" w:val="1F497D"/>
@@ -8983,12 +9472,14 @@
     </w:tblStylePr>
     <w:tblStylePr w:type="firstCol">
       <w:rPr>
+        <w:rFonts w:eastAsia="黑体"/>
         <w:b/>
         <w:bCs/>
       </w:rPr>
     </w:tblStylePr>
     <w:tblStylePr w:type="lastCol">
       <w:rPr>
+        <w:rFonts w:eastAsia="黑体"/>
         <w:b/>
         <w:bCs/>
       </w:rPr>
@@ -9022,7 +9513,7 @@
       <w:spacing w:after="0" w:line="240" w:lineRule="auto"/>
     </w:pPr>
     <w:rPr>
-      <w:rFonts w:asciiTheme="majorHAnsi" w:cstheme="majorBidi" w:eastAsiaTheme="majorEastAsia" w:hAnsiTheme="majorHAnsi"/>
+      <w:rFonts w:asciiTheme="majorHAnsi" w:cstheme="majorBidi" w:hAnsiTheme="majorHAnsi" w:eastAsia="黑体"/>
       <w:color w:themeColor="text1" w:val="000000"/>
     </w:rPr>
     <w:tblPr>
@@ -9044,6 +9535,7 @@
     </w:tblPr>
     <w:tblStylePr w:type="firstRow">
       <w:rPr>
+        <w:rFonts w:eastAsia="黑体"/>
         <w:sz w:val="24"/>
         <w:szCs w:val="24"/>
       </w:rPr>
@@ -9150,7 +9642,7 @@
       <w:spacing w:after="0" w:line="240" w:lineRule="auto"/>
     </w:pPr>
     <w:rPr>
-      <w:rFonts w:asciiTheme="majorHAnsi" w:cstheme="majorBidi" w:eastAsiaTheme="majorEastAsia" w:hAnsiTheme="majorHAnsi"/>
+      <w:rFonts w:asciiTheme="majorHAnsi" w:cstheme="majorBidi" w:hAnsiTheme="majorHAnsi" w:eastAsia="黑体"/>
       <w:color w:themeColor="text1" w:val="000000"/>
     </w:rPr>
     <w:tblPr>
@@ -9172,6 +9664,7 @@
     </w:tblPr>
     <w:tblStylePr w:type="firstRow">
       <w:rPr>
+        <w:rFonts w:eastAsia="黑体"/>
         <w:sz w:val="24"/>
         <w:szCs w:val="24"/>
       </w:rPr>
@@ -9278,7 +9771,7 @@
       <w:spacing w:after="0" w:line="240" w:lineRule="auto"/>
     </w:pPr>
     <w:rPr>
-      <w:rFonts w:asciiTheme="majorHAnsi" w:cstheme="majorBidi" w:eastAsiaTheme="majorEastAsia" w:hAnsiTheme="majorHAnsi"/>
+      <w:rFonts w:asciiTheme="majorHAnsi" w:cstheme="majorBidi" w:hAnsiTheme="majorHAnsi" w:eastAsia="黑体"/>
       <w:color w:themeColor="text1" w:val="000000"/>
     </w:rPr>
     <w:tblPr>
@@ -9300,6 +9793,7 @@
     </w:tblPr>
     <w:tblStylePr w:type="firstRow">
       <w:rPr>
+        <w:rFonts w:eastAsia="黑体"/>
         <w:sz w:val="24"/>
         <w:szCs w:val="24"/>
       </w:rPr>
@@ -9406,7 +9900,7 @@
       <w:spacing w:after="0" w:line="240" w:lineRule="auto"/>
     </w:pPr>
     <w:rPr>
-      <w:rFonts w:asciiTheme="majorHAnsi" w:cstheme="majorBidi" w:eastAsiaTheme="majorEastAsia" w:hAnsiTheme="majorHAnsi"/>
+      <w:rFonts w:asciiTheme="majorHAnsi" w:cstheme="majorBidi" w:hAnsiTheme="majorHAnsi" w:eastAsia="黑体"/>
       <w:color w:themeColor="text1" w:val="000000"/>
     </w:rPr>
     <w:tblPr>
@@ -9428,6 +9922,7 @@
     </w:tblPr>
     <w:tblStylePr w:type="firstRow">
       <w:rPr>
+        <w:rFonts w:eastAsia="黑体"/>
         <w:sz w:val="24"/>
         <w:szCs w:val="24"/>
       </w:rPr>
@@ -9534,7 +10029,7 @@
       <w:spacing w:after="0" w:line="240" w:lineRule="auto"/>
     </w:pPr>
     <w:rPr>
-      <w:rFonts w:asciiTheme="majorHAnsi" w:cstheme="majorBidi" w:eastAsiaTheme="majorEastAsia" w:hAnsiTheme="majorHAnsi"/>
+      <w:rFonts w:asciiTheme="majorHAnsi" w:cstheme="majorBidi" w:hAnsiTheme="majorHAnsi" w:eastAsia="黑体"/>
       <w:color w:themeColor="text1" w:val="000000"/>
     </w:rPr>
     <w:tblPr>
@@ -9556,6 +10051,7 @@
     </w:tblPr>
     <w:tblStylePr w:type="firstRow">
       <w:rPr>
+        <w:rFonts w:eastAsia="黑体"/>
         <w:sz w:val="24"/>
         <w:szCs w:val="24"/>
       </w:rPr>
@@ -9662,7 +10158,7 @@
       <w:spacing w:after="0" w:line="240" w:lineRule="auto"/>
     </w:pPr>
     <w:rPr>
-      <w:rFonts w:asciiTheme="majorHAnsi" w:cstheme="majorBidi" w:eastAsiaTheme="majorEastAsia" w:hAnsiTheme="majorHAnsi"/>
+      <w:rFonts w:asciiTheme="majorHAnsi" w:cstheme="majorBidi" w:hAnsiTheme="majorHAnsi" w:eastAsia="黑体"/>
       <w:color w:themeColor="text1" w:val="000000"/>
     </w:rPr>
     <w:tblPr>
@@ -9684,6 +10180,7 @@
     </w:tblPr>
     <w:tblStylePr w:type="firstRow">
       <w:rPr>
+        <w:rFonts w:eastAsia="黑体"/>
         <w:sz w:val="24"/>
         <w:szCs w:val="24"/>
       </w:rPr>
@@ -9790,7 +10287,7 @@
       <w:spacing w:after="0" w:line="240" w:lineRule="auto"/>
     </w:pPr>
     <w:rPr>
-      <w:rFonts w:asciiTheme="majorHAnsi" w:cstheme="majorBidi" w:eastAsiaTheme="majorEastAsia" w:hAnsiTheme="majorHAnsi"/>
+      <w:rFonts w:asciiTheme="majorHAnsi" w:cstheme="majorBidi" w:hAnsiTheme="majorHAnsi" w:eastAsia="黑体"/>
       <w:color w:themeColor="text1" w:val="000000"/>
     </w:rPr>
     <w:tblPr>
@@ -9812,6 +10309,7 @@
     </w:tblPr>
     <w:tblStylePr w:type="firstRow">
       <w:rPr>
+        <w:rFonts w:eastAsia="黑体"/>
         <w:sz w:val="24"/>
         <w:szCs w:val="24"/>
       </w:rPr>
@@ -9941,12 +10439,14 @@
     </w:tcPr>
     <w:tblStylePr w:type="firstRow">
       <w:rPr>
+        <w:rFonts w:eastAsia="黑体"/>
         <w:b/>
         <w:bCs/>
       </w:rPr>
     </w:tblStylePr>
     <w:tblStylePr w:type="lastRow">
       <w:rPr>
+        <w:rFonts w:eastAsia="黑体"/>
         <w:b/>
         <w:bCs/>
       </w:rPr>
@@ -9959,12 +10459,14 @@
     </w:tblStylePr>
     <w:tblStylePr w:type="firstCol">
       <w:rPr>
+        <w:rFonts w:eastAsia="黑体"/>
         <w:b/>
         <w:bCs/>
       </w:rPr>
     </w:tblStylePr>
     <w:tblStylePr w:type="lastCol">
       <w:rPr>
+        <w:rFonts w:eastAsia="黑体"/>
         <w:b/>
         <w:bCs/>
       </w:rPr>
@@ -10014,12 +10516,14 @@
     </w:tcPr>
     <w:tblStylePr w:type="firstRow">
       <w:rPr>
+        <w:rFonts w:eastAsia="黑体"/>
         <w:b/>
         <w:bCs/>
       </w:rPr>
     </w:tblStylePr>
     <w:tblStylePr w:type="lastRow">
       <w:rPr>
+        <w:rFonts w:eastAsia="黑体"/>
         <w:b/>
         <w:bCs/>
       </w:rPr>
@@ -10032,12 +10536,14 @@
     </w:tblStylePr>
     <w:tblStylePr w:type="firstCol">
       <w:rPr>
+        <w:rFonts w:eastAsia="黑体"/>
         <w:b/>
         <w:bCs/>
       </w:rPr>
     </w:tblStylePr>
     <w:tblStylePr w:type="lastCol">
       <w:rPr>
+        <w:rFonts w:eastAsia="黑体"/>
         <w:b/>
         <w:bCs/>
       </w:rPr>
@@ -10087,12 +10593,14 @@
     </w:tcPr>
     <w:tblStylePr w:type="firstRow">
       <w:rPr>
+        <w:rFonts w:eastAsia="黑体"/>
         <w:b/>
         <w:bCs/>
       </w:rPr>
     </w:tblStylePr>
     <w:tblStylePr w:type="lastRow">
       <w:rPr>
+        <w:rFonts w:eastAsia="黑体"/>
         <w:b/>
         <w:bCs/>
       </w:rPr>
@@ -10105,12 +10613,14 @@
     </w:tblStylePr>
     <w:tblStylePr w:type="firstCol">
       <w:rPr>
+        <w:rFonts w:eastAsia="黑体"/>
         <w:b/>
         <w:bCs/>
       </w:rPr>
     </w:tblStylePr>
     <w:tblStylePr w:type="lastCol">
       <w:rPr>
+        <w:rFonts w:eastAsia="黑体"/>
         <w:b/>
         <w:bCs/>
       </w:rPr>
@@ -10160,12 +10670,14 @@
     </w:tcPr>
     <w:tblStylePr w:type="firstRow">
       <w:rPr>
+        <w:rFonts w:eastAsia="黑体"/>
         <w:b/>
         <w:bCs/>
       </w:rPr>
     </w:tblStylePr>
     <w:tblStylePr w:type="lastRow">
       <w:rPr>
+        <w:rFonts w:eastAsia="黑体"/>
         <w:b/>
         <w:bCs/>
       </w:rPr>
@@ -10178,12 +10690,14 @@
     </w:tblStylePr>
     <w:tblStylePr w:type="firstCol">
       <w:rPr>
+        <w:rFonts w:eastAsia="黑体"/>
         <w:b/>
         <w:bCs/>
       </w:rPr>
     </w:tblStylePr>
     <w:tblStylePr w:type="lastCol">
       <w:rPr>
+        <w:rFonts w:eastAsia="黑体"/>
         <w:b/>
         <w:bCs/>
       </w:rPr>
@@ -10233,12 +10747,14 @@
     </w:tcPr>
     <w:tblStylePr w:type="firstRow">
       <w:rPr>
+        <w:rFonts w:eastAsia="黑体"/>
         <w:b/>
         <w:bCs/>
       </w:rPr>
     </w:tblStylePr>
     <w:tblStylePr w:type="lastRow">
       <w:rPr>
+        <w:rFonts w:eastAsia="黑体"/>
         <w:b/>
         <w:bCs/>
       </w:rPr>
@@ -10251,12 +10767,14 @@
     </w:tblStylePr>
     <w:tblStylePr w:type="firstCol">
       <w:rPr>
+        <w:rFonts w:eastAsia="黑体"/>
         <w:b/>
         <w:bCs/>
       </w:rPr>
     </w:tblStylePr>
     <w:tblStylePr w:type="lastCol">
       <w:rPr>
+        <w:rFonts w:eastAsia="黑体"/>
         <w:b/>
         <w:bCs/>
       </w:rPr>
@@ -10306,12 +10824,14 @@
     </w:tcPr>
     <w:tblStylePr w:type="firstRow">
       <w:rPr>
+        <w:rFonts w:eastAsia="黑体"/>
         <w:b/>
         <w:bCs/>
       </w:rPr>
     </w:tblStylePr>
     <w:tblStylePr w:type="lastRow">
       <w:rPr>
+        <w:rFonts w:eastAsia="黑体"/>
         <w:b/>
         <w:bCs/>
       </w:rPr>
@@ -10324,12 +10844,14 @@
     </w:tblStylePr>
     <w:tblStylePr w:type="firstCol">
       <w:rPr>
+        <w:rFonts w:eastAsia="黑体"/>
         <w:b/>
         <w:bCs/>
       </w:rPr>
     </w:tblStylePr>
     <w:tblStylePr w:type="lastCol">
       <w:rPr>
+        <w:rFonts w:eastAsia="黑体"/>
         <w:b/>
         <w:bCs/>
       </w:rPr>
@@ -10379,12 +10901,14 @@
     </w:tcPr>
     <w:tblStylePr w:type="firstRow">
       <w:rPr>
+        <w:rFonts w:eastAsia="黑体"/>
         <w:b/>
         <w:bCs/>
       </w:rPr>
     </w:tblStylePr>
     <w:tblStylePr w:type="lastRow">
       <w:rPr>
+        <w:rFonts w:eastAsia="黑体"/>
         <w:b/>
         <w:bCs/>
       </w:rPr>
@@ -10397,12 +10921,14 @@
     </w:tblStylePr>
     <w:tblStylePr w:type="firstCol">
       <w:rPr>
+        <w:rFonts w:eastAsia="黑体"/>
         <w:b/>
         <w:bCs/>
       </w:rPr>
     </w:tblStylePr>
     <w:tblStylePr w:type="lastCol">
       <w:rPr>
+        <w:rFonts w:eastAsia="黑体"/>
         <w:b/>
         <w:bCs/>
       </w:rPr>
@@ -10429,7 +10955,7 @@
       <w:spacing w:after="0" w:line="240" w:lineRule="auto"/>
     </w:pPr>
     <w:rPr>
-      <w:rFonts w:asciiTheme="majorHAnsi" w:cstheme="majorBidi" w:eastAsiaTheme="majorEastAsia" w:hAnsiTheme="majorHAnsi"/>
+      <w:rFonts w:asciiTheme="majorHAnsi" w:cstheme="majorBidi" w:hAnsiTheme="majorHAnsi" w:eastAsia="黑体"/>
       <w:color w:themeColor="text1" w:val="000000"/>
     </w:rPr>
     <w:tblPr>
@@ -10456,6 +10982,7 @@
     </w:tcPr>
     <w:tblStylePr w:type="firstRow">
       <w:rPr>
+        <w:rFonts w:eastAsia="黑体"/>
         <w:b/>
         <w:bCs/>
         <w:color w:themeColor="text1" w:val="000000"/>
@@ -10467,6 +10994,7 @@
     </w:tblStylePr>
     <w:tblStylePr w:type="lastRow">
       <w:rPr>
+        <w:rFonts w:eastAsia="黑体"/>
         <w:b/>
         <w:bCs/>
         <w:color w:themeColor="text1" w:val="000000"/>
@@ -10486,6 +11014,7 @@
     </w:tblStylePr>
     <w:tblStylePr w:type="firstCol">
       <w:rPr>
+        <w:rFonts w:eastAsia="黑体"/>
         <w:b/>
         <w:bCs/>
         <w:color w:themeColor="text1" w:val="000000"/>
@@ -10505,6 +11034,7 @@
     </w:tblStylePr>
     <w:tblStylePr w:type="lastCol">
       <w:rPr>
+        <w:rFonts w:eastAsia="黑体"/>
         <w:b w:val="0"/>
         <w:bCs w:val="0"/>
         <w:color w:themeColor="text1" w:val="000000"/>
@@ -10554,7 +11084,7 @@
       <w:spacing w:after="0" w:line="240" w:lineRule="auto"/>
     </w:pPr>
     <w:rPr>
-      <w:rFonts w:asciiTheme="majorHAnsi" w:cstheme="majorBidi" w:eastAsiaTheme="majorEastAsia" w:hAnsiTheme="majorHAnsi"/>
+      <w:rFonts w:asciiTheme="majorHAnsi" w:cstheme="majorBidi" w:hAnsiTheme="majorHAnsi" w:eastAsia="黑体"/>
       <w:color w:themeColor="text1" w:val="000000"/>
     </w:rPr>
     <w:tblPr>
@@ -10581,6 +11111,7 @@
     </w:tcPr>
     <w:tblStylePr w:type="firstRow">
       <w:rPr>
+        <w:rFonts w:eastAsia="黑体"/>
         <w:b/>
         <w:bCs/>
         <w:color w:themeColor="text1" w:val="000000"/>
@@ -10592,6 +11123,7 @@
     </w:tblStylePr>
     <w:tblStylePr w:type="lastRow">
       <w:rPr>
+        <w:rFonts w:eastAsia="黑体"/>
         <w:b/>
         <w:bCs/>
         <w:color w:themeColor="text1" w:val="000000"/>
@@ -10611,6 +11143,7 @@
     </w:tblStylePr>
     <w:tblStylePr w:type="firstCol">
       <w:rPr>
+        <w:rFonts w:eastAsia="黑体"/>
         <w:b/>
         <w:bCs/>
         <w:color w:themeColor="text1" w:val="000000"/>
@@ -10630,6 +11163,7 @@
     </w:tblStylePr>
     <w:tblStylePr w:type="lastCol">
       <w:rPr>
+        <w:rFonts w:eastAsia="黑体"/>
         <w:b w:val="0"/>
         <w:bCs w:val="0"/>
         <w:color w:themeColor="text1" w:val="000000"/>
@@ -10679,7 +11213,7 @@
       <w:spacing w:after="0" w:line="240" w:lineRule="auto"/>
     </w:pPr>
     <w:rPr>
-      <w:rFonts w:asciiTheme="majorHAnsi" w:cstheme="majorBidi" w:eastAsiaTheme="majorEastAsia" w:hAnsiTheme="majorHAnsi"/>
+      <w:rFonts w:asciiTheme="majorHAnsi" w:cstheme="majorBidi" w:hAnsiTheme="majorHAnsi" w:eastAsia="黑体"/>
       <w:color w:themeColor="text1" w:val="000000"/>
     </w:rPr>
     <w:tblPr>
@@ -10706,6 +11240,7 @@
     </w:tcPr>
     <w:tblStylePr w:type="firstRow">
       <w:rPr>
+        <w:rFonts w:eastAsia="黑体"/>
         <w:b/>
         <w:bCs/>
         <w:color w:themeColor="text1" w:val="000000"/>
@@ -10717,6 +11252,7 @@
     </w:tblStylePr>
     <w:tblStylePr w:type="lastRow">
       <w:rPr>
+        <w:rFonts w:eastAsia="黑体"/>
         <w:b/>
         <w:bCs/>
         <w:color w:themeColor="text1" w:val="000000"/>
@@ -10736,6 +11272,7 @@
     </w:tblStylePr>
     <w:tblStylePr w:type="firstCol">
       <w:rPr>
+        <w:rFonts w:eastAsia="黑体"/>
         <w:b/>
         <w:bCs/>
         <w:color w:themeColor="text1" w:val="000000"/>
@@ -10755,6 +11292,7 @@
     </w:tblStylePr>
     <w:tblStylePr w:type="lastCol">
       <w:rPr>
+        <w:rFonts w:eastAsia="黑体"/>
         <w:b w:val="0"/>
         <w:bCs w:val="0"/>
         <w:color w:themeColor="text1" w:val="000000"/>
@@ -10804,7 +11342,7 @@
       <w:spacing w:after="0" w:line="240" w:lineRule="auto"/>
     </w:pPr>
     <w:rPr>
-      <w:rFonts w:asciiTheme="majorHAnsi" w:cstheme="majorBidi" w:eastAsiaTheme="majorEastAsia" w:hAnsiTheme="majorHAnsi"/>
+      <w:rFonts w:asciiTheme="majorHAnsi" w:cstheme="majorBidi" w:hAnsiTheme="majorHAnsi" w:eastAsia="黑体"/>
       <w:color w:themeColor="text1" w:val="000000"/>
     </w:rPr>
     <w:tblPr>
@@ -10831,6 +11369,7 @@
     </w:tcPr>
     <w:tblStylePr w:type="firstRow">
       <w:rPr>
+        <w:rFonts w:eastAsia="黑体"/>
         <w:b/>
         <w:bCs/>
         <w:color w:themeColor="text1" w:val="000000"/>
@@ -10842,6 +11381,7 @@
     </w:tblStylePr>
     <w:tblStylePr w:type="lastRow">
       <w:rPr>
+        <w:rFonts w:eastAsia="黑体"/>
         <w:b/>
         <w:bCs/>
         <w:color w:themeColor="text1" w:val="000000"/>
@@ -10861,6 +11401,7 @@
     </w:tblStylePr>
     <w:tblStylePr w:type="firstCol">
       <w:rPr>
+        <w:rFonts w:eastAsia="黑体"/>
         <w:b/>
         <w:bCs/>
         <w:color w:themeColor="text1" w:val="000000"/>
@@ -10880,6 +11421,7 @@
     </w:tblStylePr>
     <w:tblStylePr w:type="lastCol">
       <w:rPr>
+        <w:rFonts w:eastAsia="黑体"/>
         <w:b w:val="0"/>
         <w:bCs w:val="0"/>
         <w:color w:themeColor="text1" w:val="000000"/>
@@ -10929,7 +11471,7 @@
       <w:spacing w:after="0" w:line="240" w:lineRule="auto"/>
     </w:pPr>
     <w:rPr>
-      <w:rFonts w:asciiTheme="majorHAnsi" w:cstheme="majorBidi" w:eastAsiaTheme="majorEastAsia" w:hAnsiTheme="majorHAnsi"/>
+      <w:rFonts w:asciiTheme="majorHAnsi" w:cstheme="majorBidi" w:hAnsiTheme="majorHAnsi" w:eastAsia="黑体"/>
       <w:color w:themeColor="text1" w:val="000000"/>
     </w:rPr>
     <w:tblPr>
@@ -10956,6 +11498,7 @@
     </w:tcPr>
     <w:tblStylePr w:type="firstRow">
       <w:rPr>
+        <w:rFonts w:eastAsia="黑体"/>
         <w:b/>
         <w:bCs/>
         <w:color w:themeColor="text1" w:val="000000"/>
@@ -10967,6 +11510,7 @@
     </w:tblStylePr>
     <w:tblStylePr w:type="lastRow">
       <w:rPr>
+        <w:rFonts w:eastAsia="黑体"/>
         <w:b/>
         <w:bCs/>
         <w:color w:themeColor="text1" w:val="000000"/>
@@ -10986,6 +11530,7 @@
     </w:tblStylePr>
     <w:tblStylePr w:type="firstCol">
       <w:rPr>
+        <w:rFonts w:eastAsia="黑体"/>
         <w:b/>
         <w:bCs/>
         <w:color w:themeColor="text1" w:val="000000"/>
@@ -11005,6 +11550,7 @@
     </w:tblStylePr>
     <w:tblStylePr w:type="lastCol">
       <w:rPr>
+        <w:rFonts w:eastAsia="黑体"/>
         <w:b w:val="0"/>
         <w:bCs w:val="0"/>
         <w:color w:themeColor="text1" w:val="000000"/>
@@ -11054,7 +11600,7 @@
       <w:spacing w:after="0" w:line="240" w:lineRule="auto"/>
     </w:pPr>
     <w:rPr>
-      <w:rFonts w:asciiTheme="majorHAnsi" w:cstheme="majorBidi" w:eastAsiaTheme="majorEastAsia" w:hAnsiTheme="majorHAnsi"/>
+      <w:rFonts w:asciiTheme="majorHAnsi" w:cstheme="majorBidi" w:hAnsiTheme="majorHAnsi" w:eastAsia="黑体"/>
       <w:color w:themeColor="text1" w:val="000000"/>
     </w:rPr>
     <w:tblPr>
@@ -11081,6 +11627,7 @@
     </w:tcPr>
     <w:tblStylePr w:type="firstRow">
       <w:rPr>
+        <w:rFonts w:eastAsia="黑体"/>
         <w:b/>
         <w:bCs/>
         <w:color w:themeColor="text1" w:val="000000"/>
@@ -11092,6 +11639,7 @@
     </w:tblStylePr>
     <w:tblStylePr w:type="lastRow">
       <w:rPr>
+        <w:rFonts w:eastAsia="黑体"/>
         <w:b/>
         <w:bCs/>
         <w:color w:themeColor="text1" w:val="000000"/>
@@ -11111,6 +11659,7 @@
     </w:tblStylePr>
     <w:tblStylePr w:type="firstCol">
       <w:rPr>
+        <w:rFonts w:eastAsia="黑体"/>
         <w:b/>
         <w:bCs/>
         <w:color w:themeColor="text1" w:val="000000"/>
@@ -11130,6 +11679,7 @@
     </w:tblStylePr>
     <w:tblStylePr w:type="lastCol">
       <w:rPr>
+        <w:rFonts w:eastAsia="黑体"/>
         <w:b w:val="0"/>
         <w:bCs w:val="0"/>
         <w:color w:themeColor="text1" w:val="000000"/>
@@ -11179,7 +11729,7 @@
       <w:spacing w:after="0" w:line="240" w:lineRule="auto"/>
     </w:pPr>
     <w:rPr>
-      <w:rFonts w:asciiTheme="majorHAnsi" w:cstheme="majorBidi" w:eastAsiaTheme="majorEastAsia" w:hAnsiTheme="majorHAnsi"/>
+      <w:rFonts w:asciiTheme="majorHAnsi" w:cstheme="majorBidi" w:hAnsiTheme="majorHAnsi" w:eastAsia="黑体"/>
       <w:color w:themeColor="text1" w:val="000000"/>
     </w:rPr>
     <w:tblPr>
@@ -11206,6 +11756,7 @@
     </w:tcPr>
     <w:tblStylePr w:type="firstRow">
       <w:rPr>
+        <w:rFonts w:eastAsia="黑体"/>
         <w:b/>
         <w:bCs/>
         <w:color w:themeColor="text1" w:val="000000"/>
@@ -11217,6 +11768,7 @@
     </w:tblStylePr>
     <w:tblStylePr w:type="lastRow">
       <w:rPr>
+        <w:rFonts w:eastAsia="黑体"/>
         <w:b/>
         <w:bCs/>
         <w:color w:themeColor="text1" w:val="000000"/>
@@ -11236,6 +11788,7 @@
     </w:tblStylePr>
     <w:tblStylePr w:type="firstCol">
       <w:rPr>
+        <w:rFonts w:eastAsia="黑体"/>
         <w:b/>
         <w:bCs/>
         <w:color w:themeColor="text1" w:val="000000"/>
@@ -11255,6 +11808,7 @@
     </w:tblStylePr>
     <w:tblStylePr w:type="lastCol">
       <w:rPr>
+        <w:rFonts w:eastAsia="黑体"/>
         <w:b w:val="0"/>
         <w:bCs w:val="0"/>
         <w:color w:themeColor="text1" w:val="000000"/>
@@ -11327,6 +11881,7 @@
     </w:tcPr>
     <w:tblStylePr w:type="firstRow">
       <w:rPr>
+        <w:rFonts w:eastAsia="黑体"/>
         <w:b/>
         <w:bCs/>
         <w:i w:val="0"/>
@@ -11348,6 +11903,7 @@
     </w:tblStylePr>
     <w:tblStylePr w:type="lastRow">
       <w:rPr>
+        <w:rFonts w:eastAsia="黑体"/>
         <w:b/>
         <w:bCs/>
         <w:i w:val="0"/>
@@ -11369,6 +11925,7 @@
     </w:tblStylePr>
     <w:tblStylePr w:type="firstCol">
       <w:rPr>
+        <w:rFonts w:eastAsia="黑体"/>
         <w:b/>
         <w:bCs/>
         <w:i w:val="0"/>
@@ -11388,6 +11945,7 @@
     </w:tblStylePr>
     <w:tblStylePr w:type="lastCol">
       <w:rPr>
+        <w:rFonts w:eastAsia="黑体"/>
         <w:b/>
         <w:bCs/>
         <w:i w:val="0"/>
@@ -11468,6 +12026,7 @@
     </w:tcPr>
     <w:tblStylePr w:type="firstRow">
       <w:rPr>
+        <w:rFonts w:eastAsia="黑体"/>
         <w:b/>
         <w:bCs/>
         <w:i w:val="0"/>
@@ -11489,6 +12048,7 @@
     </w:tblStylePr>
     <w:tblStylePr w:type="lastRow">
       <w:rPr>
+        <w:rFonts w:eastAsia="黑体"/>
         <w:b/>
         <w:bCs/>
         <w:i w:val="0"/>
@@ -11510,6 +12070,7 @@
     </w:tblStylePr>
     <w:tblStylePr w:type="firstCol">
       <w:rPr>
+        <w:rFonts w:eastAsia="黑体"/>
         <w:b/>
         <w:bCs/>
         <w:i w:val="0"/>
@@ -11529,6 +12090,7 @@
     </w:tblStylePr>
     <w:tblStylePr w:type="lastCol">
       <w:rPr>
+        <w:rFonts w:eastAsia="黑体"/>
         <w:b/>
         <w:bCs/>
         <w:i w:val="0"/>
@@ -11609,6 +12171,7 @@
     </w:tcPr>
     <w:tblStylePr w:type="firstRow">
       <w:rPr>
+        <w:rFonts w:eastAsia="黑体"/>
         <w:b/>
         <w:bCs/>
         <w:i w:val="0"/>
@@ -11630,6 +12193,7 @@
     </w:tblStylePr>
     <w:tblStylePr w:type="lastRow">
       <w:rPr>
+        <w:rFonts w:eastAsia="黑体"/>
         <w:b/>
         <w:bCs/>
         <w:i w:val="0"/>
@@ -11651,6 +12215,7 @@
     </w:tblStylePr>
     <w:tblStylePr w:type="firstCol">
       <w:rPr>
+        <w:rFonts w:eastAsia="黑体"/>
         <w:b/>
         <w:bCs/>
         <w:i w:val="0"/>
@@ -11670,6 +12235,7 @@
     </w:tblStylePr>
     <w:tblStylePr w:type="lastCol">
       <w:rPr>
+        <w:rFonts w:eastAsia="黑体"/>
         <w:b/>
         <w:bCs/>
         <w:i w:val="0"/>
@@ -11750,6 +12316,7 @@
     </w:tcPr>
     <w:tblStylePr w:type="firstRow">
       <w:rPr>
+        <w:rFonts w:eastAsia="黑体"/>
         <w:b/>
         <w:bCs/>
         <w:i w:val="0"/>
@@ -11771,6 +12338,7 @@
     </w:tblStylePr>
     <w:tblStylePr w:type="lastRow">
       <w:rPr>
+        <w:rFonts w:eastAsia="黑体"/>
         <w:b/>
         <w:bCs/>
         <w:i w:val="0"/>
@@ -11792,6 +12360,7 @@
     </w:tblStylePr>
     <w:tblStylePr w:type="firstCol">
       <w:rPr>
+        <w:rFonts w:eastAsia="黑体"/>
         <w:b/>
         <w:bCs/>
         <w:i w:val="0"/>
@@ -11811,6 +12380,7 @@
     </w:tblStylePr>
     <w:tblStylePr w:type="lastCol">
       <w:rPr>
+        <w:rFonts w:eastAsia="黑体"/>
         <w:b/>
         <w:bCs/>
         <w:i w:val="0"/>
@@ -11891,6 +12461,7 @@
     </w:tcPr>
     <w:tblStylePr w:type="firstRow">
       <w:rPr>
+        <w:rFonts w:eastAsia="黑体"/>
         <w:b/>
         <w:bCs/>
         <w:i w:val="0"/>
@@ -11912,6 +12483,7 @@
     </w:tblStylePr>
     <w:tblStylePr w:type="lastRow">
       <w:rPr>
+        <w:rFonts w:eastAsia="黑体"/>
         <w:b/>
         <w:bCs/>
         <w:i w:val="0"/>
@@ -11933,6 +12505,7 @@
     </w:tblStylePr>
     <w:tblStylePr w:type="firstCol">
       <w:rPr>
+        <w:rFonts w:eastAsia="黑体"/>
         <w:b/>
         <w:bCs/>
         <w:i w:val="0"/>
@@ -11952,6 +12525,7 @@
     </w:tblStylePr>
     <w:tblStylePr w:type="lastCol">
       <w:rPr>
+        <w:rFonts w:eastAsia="黑体"/>
         <w:b/>
         <w:bCs/>
         <w:i w:val="0"/>
@@ -12032,6 +12606,7 @@
     </w:tcPr>
     <w:tblStylePr w:type="firstRow">
       <w:rPr>
+        <w:rFonts w:eastAsia="黑体"/>
         <w:b/>
         <w:bCs/>
         <w:i w:val="0"/>
@@ -12053,6 +12628,7 @@
     </w:tblStylePr>
     <w:tblStylePr w:type="lastRow">
       <w:rPr>
+        <w:rFonts w:eastAsia="黑体"/>
         <w:b/>
         <w:bCs/>
         <w:i w:val="0"/>
@@ -12074,6 +12650,7 @@
     </w:tblStylePr>
     <w:tblStylePr w:type="firstCol">
       <w:rPr>
+        <w:rFonts w:eastAsia="黑体"/>
         <w:b/>
         <w:bCs/>
         <w:i w:val="0"/>
@@ -12093,6 +12670,7 @@
     </w:tblStylePr>
     <w:tblStylePr w:type="lastCol">
       <w:rPr>
+        <w:rFonts w:eastAsia="黑体"/>
         <w:b/>
         <w:bCs/>
         <w:i w:val="0"/>
@@ -12173,6 +12751,7 @@
     </w:tcPr>
     <w:tblStylePr w:type="firstRow">
       <w:rPr>
+        <w:rFonts w:eastAsia="黑体"/>
         <w:b/>
         <w:bCs/>
         <w:i w:val="0"/>
@@ -12194,6 +12773,7 @@
     </w:tblStylePr>
     <w:tblStylePr w:type="lastRow">
       <w:rPr>
+        <w:rFonts w:eastAsia="黑体"/>
         <w:b/>
         <w:bCs/>
         <w:i w:val="0"/>
@@ -12215,6 +12795,7 @@
     </w:tblStylePr>
     <w:tblStylePr w:type="firstCol">
       <w:rPr>
+        <w:rFonts w:eastAsia="黑体"/>
         <w:b/>
         <w:bCs/>
         <w:i w:val="0"/>
@@ -12234,6 +12815,7 @@
     </w:tblStylePr>
     <w:tblStylePr w:type="lastCol">
       <w:rPr>
+        <w:rFonts w:eastAsia="黑体"/>
         <w:b/>
         <w:bCs/>
         <w:i w:val="0"/>
@@ -12291,6 +12873,7 @@
       <w:spacing w:after="0" w:line="240" w:lineRule="auto"/>
     </w:pPr>
     <w:rPr>
+      <w:rFonts w:eastAsia="黑体"/>
       <w:color w:themeColor="background1" w:val="FFFFFF"/>
     </w:rPr>
     <w:tblPr>
@@ -12309,6 +12892,7 @@
     </w:tcPr>
     <w:tblStylePr w:type="firstRow">
       <w:rPr>
+        <w:rFonts w:eastAsia="黑体"/>
         <w:b/>
         <w:bCs/>
       </w:rPr>
@@ -12405,6 +12989,7 @@
       <w:spacing w:after="0" w:line="240" w:lineRule="auto"/>
     </w:pPr>
     <w:rPr>
+      <w:rFonts w:eastAsia="黑体"/>
       <w:color w:themeColor="background1" w:val="FFFFFF"/>
     </w:rPr>
     <w:tblPr>
@@ -12423,6 +13008,7 @@
     </w:tcPr>
     <w:tblStylePr w:type="firstRow">
       <w:rPr>
+        <w:rFonts w:eastAsia="黑体"/>
         <w:b/>
         <w:bCs/>
       </w:rPr>
@@ -12519,6 +13105,7 @@
       <w:spacing w:after="0" w:line="240" w:lineRule="auto"/>
     </w:pPr>
     <w:rPr>
+      <w:rFonts w:eastAsia="黑体"/>
       <w:color w:themeColor="background1" w:val="FFFFFF"/>
     </w:rPr>
     <w:tblPr>
@@ -12537,6 +13124,7 @@
     </w:tcPr>
     <w:tblStylePr w:type="firstRow">
       <w:rPr>
+        <w:rFonts w:eastAsia="黑体"/>
         <w:b/>
         <w:bCs/>
       </w:rPr>
@@ -12633,6 +13221,7 @@
       <w:spacing w:after="0" w:line="240" w:lineRule="auto"/>
     </w:pPr>
     <w:rPr>
+      <w:rFonts w:eastAsia="黑体"/>
       <w:color w:themeColor="background1" w:val="FFFFFF"/>
     </w:rPr>
     <w:tblPr>
@@ -12651,6 +13240,7 @@
     </w:tcPr>
     <w:tblStylePr w:type="firstRow">
       <w:rPr>
+        <w:rFonts w:eastAsia="黑体"/>
         <w:b/>
         <w:bCs/>
       </w:rPr>
@@ -12747,6 +13337,7 @@
       <w:spacing w:after="0" w:line="240" w:lineRule="auto"/>
     </w:pPr>
     <w:rPr>
+      <w:rFonts w:eastAsia="黑体"/>
       <w:color w:themeColor="background1" w:val="FFFFFF"/>
     </w:rPr>
     <w:tblPr>
@@ -12765,6 +13356,7 @@
     </w:tcPr>
     <w:tblStylePr w:type="firstRow">
       <w:rPr>
+        <w:rFonts w:eastAsia="黑体"/>
         <w:b/>
         <w:bCs/>
       </w:rPr>
@@ -12861,6 +13453,7 @@
       <w:spacing w:after="0" w:line="240" w:lineRule="auto"/>
     </w:pPr>
     <w:rPr>
+      <w:rFonts w:eastAsia="黑体"/>
       <w:color w:themeColor="background1" w:val="FFFFFF"/>
     </w:rPr>
     <w:tblPr>
@@ -12879,6 +13472,7 @@
     </w:tcPr>
     <w:tblStylePr w:type="firstRow">
       <w:rPr>
+        <w:rFonts w:eastAsia="黑体"/>
         <w:b/>
         <w:bCs/>
       </w:rPr>
@@ -12975,6 +13569,7 @@
       <w:spacing w:after="0" w:line="240" w:lineRule="auto"/>
     </w:pPr>
     <w:rPr>
+      <w:rFonts w:eastAsia="黑体"/>
       <w:color w:themeColor="background1" w:val="FFFFFF"/>
     </w:rPr>
     <w:tblPr>
@@ -12993,6 +13588,7 @@
     </w:tcPr>
     <w:tblStylePr w:type="firstRow">
       <w:rPr>
+        <w:rFonts w:eastAsia="黑体"/>
         <w:b/>
         <w:bCs/>
       </w:rPr>
@@ -13089,6 +13685,7 @@
       <w:spacing w:after="0" w:line="240" w:lineRule="auto"/>
     </w:pPr>
     <w:rPr>
+      <w:rFonts w:eastAsia="黑体"/>
       <w:color w:themeColor="text1" w:val="000000"/>
     </w:rPr>
     <w:tblPr>
@@ -13115,6 +13712,7 @@
     </w:tcPr>
     <w:tblStylePr w:type="firstRow">
       <w:rPr>
+        <w:rFonts w:eastAsia="黑体"/>
         <w:b/>
         <w:bCs/>
       </w:rPr>
@@ -13133,6 +13731,7 @@
     </w:tblStylePr>
     <w:tblStylePr w:type="lastRow">
       <w:rPr>
+        <w:rFonts w:eastAsia="黑体"/>
         <w:b/>
         <w:bCs/>
         <w:color w:themeColor="background1" w:val="FFFFFF"/>
@@ -13147,6 +13746,7 @@
     </w:tblStylePr>
     <w:tblStylePr w:type="firstCol">
       <w:rPr>
+        <w:rFonts w:eastAsia="黑体"/>
         <w:color w:themeColor="background1" w:val="FFFFFF"/>
       </w:rPr>
       <w:tblPr/>
@@ -13164,6 +13764,7 @@
     </w:tblStylePr>
     <w:tblStylePr w:type="lastCol">
       <w:rPr>
+        <w:rFonts w:eastAsia="黑体"/>
         <w:color w:themeColor="background1" w:val="FFFFFF"/>
       </w:rPr>
       <w:tblPr/>
@@ -13193,11 +13794,13 @@
     </w:tblStylePr>
     <w:tblStylePr w:type="neCell">
       <w:rPr>
+        <w:rFonts w:eastAsia="黑体"/>
         <w:color w:themeColor="text1" w:val="000000"/>
       </w:rPr>
     </w:tblStylePr>
     <w:tblStylePr w:type="nwCell">
       <w:rPr>
+        <w:rFonts w:eastAsia="黑体"/>
         <w:color w:themeColor="text1" w:val="000000"/>
       </w:rPr>
     </w:tblStylePr>
@@ -13211,6 +13814,7 @@
       <w:spacing w:after="0" w:line="240" w:lineRule="auto"/>
     </w:pPr>
     <w:rPr>
+      <w:rFonts w:eastAsia="黑体"/>
       <w:color w:themeColor="text1" w:val="000000"/>
     </w:rPr>
     <w:tblPr>
@@ -13237,6 +13841,7 @@
     </w:tcPr>
     <w:tblStylePr w:type="firstRow">
       <w:rPr>
+        <w:rFonts w:eastAsia="黑体"/>
         <w:b/>
         <w:bCs/>
       </w:rPr>
@@ -13255,6 +13860,7 @@
     </w:tblStylePr>
     <w:tblStylePr w:type="lastRow">
       <w:rPr>
+        <w:rFonts w:eastAsia="黑体"/>
         <w:b/>
         <w:bCs/>
         <w:color w:themeColor="background1" w:val="FFFFFF"/>
@@ -13269,6 +13875,7 @@
     </w:tblStylePr>
     <w:tblStylePr w:type="firstCol">
       <w:rPr>
+        <w:rFonts w:eastAsia="黑体"/>
         <w:color w:themeColor="background1" w:val="FFFFFF"/>
       </w:rPr>
       <w:tblPr/>
@@ -13286,6 +13893,7 @@
     </w:tblStylePr>
     <w:tblStylePr w:type="lastCol">
       <w:rPr>
+        <w:rFonts w:eastAsia="黑体"/>
         <w:color w:themeColor="background1" w:val="FFFFFF"/>
       </w:rPr>
       <w:tblPr/>
@@ -13315,11 +13923,13 @@
     </w:tblStylePr>
     <w:tblStylePr w:type="neCell">
       <w:rPr>
+        <w:rFonts w:eastAsia="黑体"/>
         <w:color w:themeColor="text1" w:val="000000"/>
       </w:rPr>
     </w:tblStylePr>
     <w:tblStylePr w:type="nwCell">
       <w:rPr>
+        <w:rFonts w:eastAsia="黑体"/>
         <w:color w:themeColor="text1" w:val="000000"/>
       </w:rPr>
     </w:tblStylePr>
@@ -13333,6 +13943,7 @@
       <w:spacing w:after="0" w:line="240" w:lineRule="auto"/>
     </w:pPr>
     <w:rPr>
+      <w:rFonts w:eastAsia="黑体"/>
       <w:color w:themeColor="text1" w:val="000000"/>
     </w:rPr>
     <w:tblPr>
@@ -13359,6 +13970,7 @@
     </w:tcPr>
     <w:tblStylePr w:type="firstRow">
       <w:rPr>
+        <w:rFonts w:eastAsia="黑体"/>
         <w:b/>
         <w:bCs/>
       </w:rPr>
@@ -13377,6 +13989,7 @@
     </w:tblStylePr>
     <w:tblStylePr w:type="lastRow">
       <w:rPr>
+        <w:rFonts w:eastAsia="黑体"/>
         <w:b/>
         <w:bCs/>
         <w:color w:themeColor="background1" w:val="FFFFFF"/>
@@ -13391,6 +14004,7 @@
     </w:tblStylePr>
     <w:tblStylePr w:type="firstCol">
       <w:rPr>
+        <w:rFonts w:eastAsia="黑体"/>
         <w:color w:themeColor="background1" w:val="FFFFFF"/>
       </w:rPr>
       <w:tblPr/>
@@ -13408,6 +14022,7 @@
     </w:tblStylePr>
     <w:tblStylePr w:type="lastCol">
       <w:rPr>
+        <w:rFonts w:eastAsia="黑体"/>
         <w:color w:themeColor="background1" w:val="FFFFFF"/>
       </w:rPr>
       <w:tblPr/>
@@ -13437,11 +14052,13 @@
     </w:tblStylePr>
     <w:tblStylePr w:type="neCell">
       <w:rPr>
+        <w:rFonts w:eastAsia="黑体"/>
         <w:color w:themeColor="text1" w:val="000000"/>
       </w:rPr>
     </w:tblStylePr>
     <w:tblStylePr w:type="nwCell">
       <w:rPr>
+        <w:rFonts w:eastAsia="黑体"/>
         <w:color w:themeColor="text1" w:val="000000"/>
       </w:rPr>
     </w:tblStylePr>
@@ -13455,6 +14072,7 @@
       <w:spacing w:after="0" w:line="240" w:lineRule="auto"/>
     </w:pPr>
     <w:rPr>
+      <w:rFonts w:eastAsia="黑体"/>
       <w:color w:themeColor="text1" w:val="000000"/>
     </w:rPr>
     <w:tblPr>
@@ -13481,6 +14099,7 @@
     </w:tcPr>
     <w:tblStylePr w:type="firstRow">
       <w:rPr>
+        <w:rFonts w:eastAsia="黑体"/>
         <w:b/>
         <w:bCs/>
       </w:rPr>
@@ -13499,6 +14118,7 @@
     </w:tblStylePr>
     <w:tblStylePr w:type="lastRow">
       <w:rPr>
+        <w:rFonts w:eastAsia="黑体"/>
         <w:b/>
         <w:bCs/>
         <w:color w:themeColor="background1" w:val="FFFFFF"/>
@@ -13513,6 +14133,7 @@
     </w:tblStylePr>
     <w:tblStylePr w:type="firstCol">
       <w:rPr>
+        <w:rFonts w:eastAsia="黑体"/>
         <w:color w:themeColor="background1" w:val="FFFFFF"/>
       </w:rPr>
       <w:tblPr/>
@@ -13530,6 +14151,7 @@
     </w:tblStylePr>
     <w:tblStylePr w:type="lastCol">
       <w:rPr>
+        <w:rFonts w:eastAsia="黑体"/>
         <w:color w:themeColor="background1" w:val="FFFFFF"/>
       </w:rPr>
       <w:tblPr/>
@@ -13567,6 +14189,7 @@
       <w:spacing w:after="0" w:line="240" w:lineRule="auto"/>
     </w:pPr>
     <w:rPr>
+      <w:rFonts w:eastAsia="黑体"/>
       <w:color w:themeColor="text1" w:val="000000"/>
     </w:rPr>
     <w:tblPr>
@@ -13593,6 +14216,7 @@
     </w:tcPr>
     <w:tblStylePr w:type="firstRow">
       <w:rPr>
+        <w:rFonts w:eastAsia="黑体"/>
         <w:b/>
         <w:bCs/>
       </w:rPr>
@@ -13611,6 +14235,7 @@
     </w:tblStylePr>
     <w:tblStylePr w:type="lastRow">
       <w:rPr>
+        <w:rFonts w:eastAsia="黑体"/>
         <w:b/>
         <w:bCs/>
         <w:color w:themeColor="background1" w:val="FFFFFF"/>
@@ -13625,6 +14250,7 @@
     </w:tblStylePr>
     <w:tblStylePr w:type="firstCol">
       <w:rPr>
+        <w:rFonts w:eastAsia="黑体"/>
         <w:color w:themeColor="background1" w:val="FFFFFF"/>
       </w:rPr>
       <w:tblPr/>
@@ -13642,6 +14268,7 @@
     </w:tblStylePr>
     <w:tblStylePr w:type="lastCol">
       <w:rPr>
+        <w:rFonts w:eastAsia="黑体"/>
         <w:color w:themeColor="background1" w:val="FFFFFF"/>
       </w:rPr>
       <w:tblPr/>
@@ -13671,11 +14298,13 @@
     </w:tblStylePr>
     <w:tblStylePr w:type="neCell">
       <w:rPr>
+        <w:rFonts w:eastAsia="黑体"/>
         <w:color w:themeColor="text1" w:val="000000"/>
       </w:rPr>
     </w:tblStylePr>
     <w:tblStylePr w:type="nwCell">
       <w:rPr>
+        <w:rFonts w:eastAsia="黑体"/>
         <w:color w:themeColor="text1" w:val="000000"/>
       </w:rPr>
     </w:tblStylePr>
@@ -13689,6 +14318,7 @@
       <w:spacing w:after="0" w:line="240" w:lineRule="auto"/>
     </w:pPr>
     <w:rPr>
+      <w:rFonts w:eastAsia="黑体"/>
       <w:color w:themeColor="text1" w:val="000000"/>
     </w:rPr>
     <w:tblPr>
@@ -13715,6 +14345,7 @@
     </w:tcPr>
     <w:tblStylePr w:type="firstRow">
       <w:rPr>
+        <w:rFonts w:eastAsia="黑体"/>
         <w:b/>
         <w:bCs/>
       </w:rPr>
@@ -13733,6 +14364,7 @@
     </w:tblStylePr>
     <w:tblStylePr w:type="lastRow">
       <w:rPr>
+        <w:rFonts w:eastAsia="黑体"/>
         <w:b/>
         <w:bCs/>
         <w:color w:themeColor="background1" w:val="FFFFFF"/>
@@ -13747,6 +14379,7 @@
     </w:tblStylePr>
     <w:tblStylePr w:type="firstCol">
       <w:rPr>
+        <w:rFonts w:eastAsia="黑体"/>
         <w:color w:themeColor="background1" w:val="FFFFFF"/>
       </w:rPr>
       <w:tblPr/>
@@ -13764,6 +14397,7 @@
     </w:tblStylePr>
     <w:tblStylePr w:type="lastCol">
       <w:rPr>
+        <w:rFonts w:eastAsia="黑体"/>
         <w:color w:themeColor="background1" w:val="FFFFFF"/>
       </w:rPr>
       <w:tblPr/>
@@ -13793,11 +14427,13 @@
     </w:tblStylePr>
     <w:tblStylePr w:type="neCell">
       <w:rPr>
+        <w:rFonts w:eastAsia="黑体"/>
         <w:color w:themeColor="text1" w:val="000000"/>
       </w:rPr>
     </w:tblStylePr>
     <w:tblStylePr w:type="nwCell">
       <w:rPr>
+        <w:rFonts w:eastAsia="黑体"/>
         <w:color w:themeColor="text1" w:val="000000"/>
       </w:rPr>
     </w:tblStylePr>
@@ -13811,6 +14447,7 @@
       <w:spacing w:after="0" w:line="240" w:lineRule="auto"/>
     </w:pPr>
     <w:rPr>
+      <w:rFonts w:eastAsia="黑体"/>
       <w:color w:themeColor="text1" w:val="000000"/>
     </w:rPr>
     <w:tblPr>
@@ -13837,6 +14474,7 @@
     </w:tcPr>
     <w:tblStylePr w:type="firstRow">
       <w:rPr>
+        <w:rFonts w:eastAsia="黑体"/>
         <w:b/>
         <w:bCs/>
       </w:rPr>
@@ -13855,6 +14493,7 @@
     </w:tblStylePr>
     <w:tblStylePr w:type="lastRow">
       <w:rPr>
+        <w:rFonts w:eastAsia="黑体"/>
         <w:b/>
         <w:bCs/>
         <w:color w:themeColor="background1" w:val="FFFFFF"/>
@@ -13869,6 +14508,7 @@
     </w:tblStylePr>
     <w:tblStylePr w:type="firstCol">
       <w:rPr>
+        <w:rFonts w:eastAsia="黑体"/>
         <w:color w:themeColor="background1" w:val="FFFFFF"/>
       </w:rPr>
       <w:tblPr/>
@@ -13886,6 +14526,7 @@
     </w:tblStylePr>
     <w:tblStylePr w:type="lastCol">
       <w:rPr>
+        <w:rFonts w:eastAsia="黑体"/>
         <w:color w:themeColor="background1" w:val="FFFFFF"/>
       </w:rPr>
       <w:tblPr/>
@@ -13915,11 +14556,13 @@
     </w:tblStylePr>
     <w:tblStylePr w:type="neCell">
       <w:rPr>
+        <w:rFonts w:eastAsia="黑体"/>
         <w:color w:themeColor="text1" w:val="000000"/>
       </w:rPr>
     </w:tblStylePr>
     <w:tblStylePr w:type="nwCell">
       <w:rPr>
+        <w:rFonts w:eastAsia="黑体"/>
         <w:color w:themeColor="text1" w:val="000000"/>
       </w:rPr>
     </w:tblStylePr>
@@ -13933,6 +14576,7 @@
       <w:spacing w:after="0" w:line="240" w:lineRule="auto"/>
     </w:pPr>
     <w:rPr>
+      <w:rFonts w:eastAsia="黑体"/>
       <w:color w:themeColor="text1" w:val="000000"/>
     </w:rPr>
     <w:tblPr>
@@ -13951,6 +14595,7 @@
     </w:tcPr>
     <w:tblStylePr w:type="firstRow">
       <w:rPr>
+        <w:rFonts w:eastAsia="黑体"/>
         <w:b/>
         <w:bCs/>
         <w:color w:themeColor="background1" w:val="FFFFFF"/>
@@ -13965,6 +14610,7 @@
     </w:tblStylePr>
     <w:tblStylePr w:type="lastRow">
       <w:rPr>
+        <w:rFonts w:eastAsia="黑体"/>
         <w:b/>
         <w:bCs/>
         <w:color w:themeColor="accent2" w:themeShade="CC" w:val="9E3A38"/>
@@ -13979,12 +14625,14 @@
     </w:tblStylePr>
     <w:tblStylePr w:type="firstCol">
       <w:rPr>
+        <w:rFonts w:eastAsia="黑体"/>
         <w:b/>
         <w:bCs/>
       </w:rPr>
     </w:tblStylePr>
     <w:tblStylePr w:type="lastCol">
       <w:rPr>
+        <w:rFonts w:eastAsia="黑体"/>
         <w:b/>
         <w:bCs/>
       </w:rPr>
@@ -14019,6 +14667,7 @@
       <w:spacing w:after="0" w:line="240" w:lineRule="auto"/>
     </w:pPr>
     <w:rPr>
+      <w:rFonts w:eastAsia="黑体"/>
       <w:color w:themeColor="text1" w:val="000000"/>
     </w:rPr>
     <w:tblPr>
@@ -14037,6 +14686,7 @@
     </w:tcPr>
     <w:tblStylePr w:type="firstRow">
       <w:rPr>
+        <w:rFonts w:eastAsia="黑体"/>
         <w:b/>
         <w:bCs/>
         <w:color w:themeColor="background1" w:val="FFFFFF"/>
@@ -14051,6 +14701,7 @@
     </w:tblStylePr>
     <w:tblStylePr w:type="lastRow">
       <w:rPr>
+        <w:rFonts w:eastAsia="黑体"/>
         <w:b/>
         <w:bCs/>
         <w:color w:themeColor="accent2" w:themeShade="CC" w:val="9E3A38"/>
@@ -14065,12 +14716,14 @@
     </w:tblStylePr>
     <w:tblStylePr w:type="firstCol">
       <w:rPr>
+        <w:rFonts w:eastAsia="黑体"/>
         <w:b/>
         <w:bCs/>
       </w:rPr>
     </w:tblStylePr>
     <w:tblStylePr w:type="lastCol">
       <w:rPr>
+        <w:rFonts w:eastAsia="黑体"/>
         <w:b/>
         <w:bCs/>
       </w:rPr>
@@ -14105,6 +14758,7 @@
       <w:spacing w:after="0" w:line="240" w:lineRule="auto"/>
     </w:pPr>
     <w:rPr>
+      <w:rFonts w:eastAsia="黑体"/>
       <w:color w:themeColor="text1" w:val="000000"/>
     </w:rPr>
     <w:tblPr>
@@ -14123,6 +14777,7 @@
     </w:tcPr>
     <w:tblStylePr w:type="firstRow">
       <w:rPr>
+        <w:rFonts w:eastAsia="黑体"/>
         <w:b/>
         <w:bCs/>
         <w:color w:themeColor="background1" w:val="FFFFFF"/>
@@ -14137,6 +14792,7 @@
     </w:tblStylePr>
     <w:tblStylePr w:type="lastRow">
       <w:rPr>
+        <w:rFonts w:eastAsia="黑体"/>
         <w:b/>
         <w:bCs/>
         <w:color w:themeColor="accent2" w:themeShade="CC" w:val="9E3A38"/>
@@ -14151,12 +14807,14 @@
     </w:tblStylePr>
     <w:tblStylePr w:type="firstCol">
       <w:rPr>
+        <w:rFonts w:eastAsia="黑体"/>
         <w:b/>
         <w:bCs/>
       </w:rPr>
     </w:tblStylePr>
     <w:tblStylePr w:type="lastCol">
       <w:rPr>
+        <w:rFonts w:eastAsia="黑体"/>
         <w:b/>
         <w:bCs/>
       </w:rPr>
@@ -14191,6 +14849,7 @@
       <w:spacing w:after="0" w:line="240" w:lineRule="auto"/>
     </w:pPr>
     <w:rPr>
+      <w:rFonts w:eastAsia="黑体"/>
       <w:color w:themeColor="text1" w:val="000000"/>
     </w:rPr>
     <w:tblPr>
@@ -14209,6 +14868,7 @@
     </w:tcPr>
     <w:tblStylePr w:type="firstRow">
       <w:rPr>
+        <w:rFonts w:eastAsia="黑体"/>
         <w:b/>
         <w:bCs/>
         <w:color w:themeColor="background1" w:val="FFFFFF"/>
@@ -14223,6 +14883,7 @@
     </w:tblStylePr>
     <w:tblStylePr w:type="lastRow">
       <w:rPr>
+        <w:rFonts w:eastAsia="黑体"/>
         <w:b/>
         <w:bCs/>
         <w:color w:themeColor="accent4" w:themeShade="CC" w:val="664E82"/>
@@ -14237,12 +14898,14 @@
     </w:tblStylePr>
     <w:tblStylePr w:type="firstCol">
       <w:rPr>
+        <w:rFonts w:eastAsia="黑体"/>
         <w:b/>
         <w:bCs/>
       </w:rPr>
     </w:tblStylePr>
     <w:tblStylePr w:type="lastCol">
       <w:rPr>
+        <w:rFonts w:eastAsia="黑体"/>
         <w:b/>
         <w:bCs/>
       </w:rPr>
@@ -14277,6 +14940,7 @@
       <w:spacing w:after="0" w:line="240" w:lineRule="auto"/>
     </w:pPr>
     <w:rPr>
+      <w:rFonts w:eastAsia="黑体"/>
       <w:color w:themeColor="text1" w:val="000000"/>
     </w:rPr>
     <w:tblPr>
@@ -14295,6 +14959,7 @@
     </w:tcPr>
     <w:tblStylePr w:type="firstRow">
       <w:rPr>
+        <w:rFonts w:eastAsia="黑体"/>
         <w:b/>
         <w:bCs/>
         <w:color w:themeColor="background1" w:val="FFFFFF"/>
@@ -14309,6 +14974,7 @@
     </w:tblStylePr>
     <w:tblStylePr w:type="lastRow">
       <w:rPr>
+        <w:rFonts w:eastAsia="黑体"/>
         <w:b/>
         <w:bCs/>
         <w:color w:themeColor="accent3" w:themeShade="CC" w:val="7E9C40"/>
@@ -14323,12 +14989,14 @@
     </w:tblStylePr>
     <w:tblStylePr w:type="firstCol">
       <w:rPr>
+        <w:rFonts w:eastAsia="黑体"/>
         <w:b/>
         <w:bCs/>
       </w:rPr>
     </w:tblStylePr>
     <w:tblStylePr w:type="lastCol">
       <w:rPr>
+        <w:rFonts w:eastAsia="黑体"/>
         <w:b/>
         <w:bCs/>
       </w:rPr>
@@ -14363,6 +15031,7 @@
       <w:spacing w:after="0" w:line="240" w:lineRule="auto"/>
     </w:pPr>
     <w:rPr>
+      <w:rFonts w:eastAsia="黑体"/>
       <w:color w:themeColor="text1" w:val="000000"/>
     </w:rPr>
     <w:tblPr>
@@ -14381,6 +15050,7 @@
     </w:tcPr>
     <w:tblStylePr w:type="firstRow">
       <w:rPr>
+        <w:rFonts w:eastAsia="黑体"/>
         <w:b/>
         <w:bCs/>
         <w:color w:themeColor="background1" w:val="FFFFFF"/>
@@ -14395,6 +15065,7 @@
     </w:tblStylePr>
     <w:tblStylePr w:type="lastRow">
       <w:rPr>
+        <w:rFonts w:eastAsia="黑体"/>
         <w:b/>
         <w:bCs/>
         <w:color w:themeColor="accent6" w:themeShade="CC" w:val="F2730A"/>
@@ -14409,12 +15080,14 @@
     </w:tblStylePr>
     <w:tblStylePr w:type="firstCol">
       <w:rPr>
+        <w:rFonts w:eastAsia="黑体"/>
         <w:b/>
         <w:bCs/>
       </w:rPr>
     </w:tblStylePr>
     <w:tblStylePr w:type="lastCol">
       <w:rPr>
+        <w:rFonts w:eastAsia="黑体"/>
         <w:b/>
         <w:bCs/>
       </w:rPr>
@@ -14449,6 +15122,7 @@
       <w:spacing w:after="0" w:line="240" w:lineRule="auto"/>
     </w:pPr>
     <w:rPr>
+      <w:rFonts w:eastAsia="黑体"/>
       <w:color w:themeColor="text1" w:val="000000"/>
     </w:rPr>
     <w:tblPr>
@@ -14467,6 +15141,7 @@
     </w:tcPr>
     <w:tblStylePr w:type="firstRow">
       <w:rPr>
+        <w:rFonts w:eastAsia="黑体"/>
         <w:b/>
         <w:bCs/>
         <w:color w:themeColor="background1" w:val="FFFFFF"/>
@@ -14481,6 +15156,7 @@
     </w:tblStylePr>
     <w:tblStylePr w:type="lastRow">
       <w:rPr>
+        <w:rFonts w:eastAsia="黑体"/>
         <w:b/>
         <w:bCs/>
         <w:color w:themeColor="accent5" w:themeShade="CC" w:val="348DA5"/>
@@ -14495,12 +15171,14 @@
     </w:tblStylePr>
     <w:tblStylePr w:type="firstCol">
       <w:rPr>
+        <w:rFonts w:eastAsia="黑体"/>
         <w:b/>
         <w:bCs/>
       </w:rPr>
     </w:tblStylePr>
     <w:tblStylePr w:type="lastCol">
       <w:rPr>
+        <w:rFonts w:eastAsia="黑体"/>
         <w:b/>
         <w:bCs/>
       </w:rPr>
@@ -14535,6 +15213,7 @@
       <w:spacing w:after="0" w:line="240" w:lineRule="auto"/>
     </w:pPr>
     <w:rPr>
+      <w:rFonts w:eastAsia="黑体"/>
       <w:color w:themeColor="text1" w:val="000000"/>
     </w:rPr>
     <w:tblPr>
@@ -14556,6 +15235,7 @@
     </w:tcPr>
     <w:tblStylePr w:type="firstRow">
       <w:rPr>
+        <w:rFonts w:eastAsia="黑体"/>
         <w:b/>
         <w:bCs/>
       </w:rPr>
@@ -14566,6 +15246,7 @@
     </w:tblStylePr>
     <w:tblStylePr w:type="lastRow">
       <w:rPr>
+        <w:rFonts w:eastAsia="黑体"/>
         <w:b/>
         <w:bCs/>
         <w:color w:themeColor="text1" w:val="000000"/>
@@ -14577,6 +15258,7 @@
     </w:tblStylePr>
     <w:tblStylePr w:type="firstCol">
       <w:rPr>
+        <w:rFonts w:eastAsia="黑体"/>
         <w:color w:themeColor="background1" w:val="FFFFFF"/>
       </w:rPr>
       <w:tblPr/>
@@ -14586,6 +15268,7 @@
     </w:tblStylePr>
     <w:tblStylePr w:type="lastCol">
       <w:rPr>
+        <w:rFonts w:eastAsia="黑体"/>
         <w:color w:themeColor="background1" w:val="FFFFFF"/>
       </w:rPr>
       <w:tblPr/>
@@ -14615,6 +15298,7 @@
       <w:spacing w:after="0" w:line="240" w:lineRule="auto"/>
     </w:pPr>
     <w:rPr>
+      <w:rFonts w:eastAsia="黑体"/>
       <w:color w:themeColor="text1" w:val="000000"/>
     </w:rPr>
     <w:tblPr>
@@ -14636,6 +15320,7 @@
     </w:tcPr>
     <w:tblStylePr w:type="firstRow">
       <w:rPr>
+        <w:rFonts w:eastAsia="黑体"/>
         <w:b/>
         <w:bCs/>
       </w:rPr>
@@ -14646,6 +15331,7 @@
     </w:tblStylePr>
     <w:tblStylePr w:type="lastRow">
       <w:rPr>
+        <w:rFonts w:eastAsia="黑体"/>
         <w:b/>
         <w:bCs/>
         <w:color w:themeColor="text1" w:val="000000"/>
@@ -14657,6 +15343,7 @@
     </w:tblStylePr>
     <w:tblStylePr w:type="firstCol">
       <w:rPr>
+        <w:rFonts w:eastAsia="黑体"/>
         <w:color w:themeColor="background1" w:val="FFFFFF"/>
       </w:rPr>
       <w:tblPr/>
@@ -14666,6 +15353,7 @@
     </w:tblStylePr>
     <w:tblStylePr w:type="lastCol">
       <w:rPr>
+        <w:rFonts w:eastAsia="黑体"/>
         <w:color w:themeColor="background1" w:val="FFFFFF"/>
       </w:rPr>
       <w:tblPr/>
@@ -14695,6 +15383,7 @@
       <w:spacing w:after="0" w:line="240" w:lineRule="auto"/>
     </w:pPr>
     <w:rPr>
+      <w:rFonts w:eastAsia="黑体"/>
       <w:color w:themeColor="text1" w:val="000000"/>
     </w:rPr>
     <w:tblPr>
@@ -14716,6 +15405,7 @@
     </w:tcPr>
     <w:tblStylePr w:type="firstRow">
       <w:rPr>
+        <w:rFonts w:eastAsia="黑体"/>
         <w:b/>
         <w:bCs/>
       </w:rPr>
@@ -14726,6 +15416,7 @@
     </w:tblStylePr>
     <w:tblStylePr w:type="lastRow">
       <w:rPr>
+        <w:rFonts w:eastAsia="黑体"/>
         <w:b/>
         <w:bCs/>
         <w:color w:themeColor="text1" w:val="000000"/>
@@ -14737,6 +15428,7 @@
     </w:tblStylePr>
     <w:tblStylePr w:type="firstCol">
       <w:rPr>
+        <w:rFonts w:eastAsia="黑体"/>
         <w:color w:themeColor="background1" w:val="FFFFFF"/>
       </w:rPr>
       <w:tblPr/>
@@ -14746,6 +15438,7 @@
     </w:tblStylePr>
     <w:tblStylePr w:type="lastCol">
       <w:rPr>
+        <w:rFonts w:eastAsia="黑体"/>
         <w:color w:themeColor="background1" w:val="FFFFFF"/>
       </w:rPr>
       <w:tblPr/>
@@ -14775,6 +15468,7 @@
       <w:spacing w:after="0" w:line="240" w:lineRule="auto"/>
     </w:pPr>
     <w:rPr>
+      <w:rFonts w:eastAsia="黑体"/>
       <w:color w:themeColor="text1" w:val="000000"/>
     </w:rPr>
     <w:tblPr>
@@ -14796,6 +15490,7 @@
     </w:tcPr>
     <w:tblStylePr w:type="firstRow">
       <w:rPr>
+        <w:rFonts w:eastAsia="黑体"/>
         <w:b/>
         <w:bCs/>
       </w:rPr>
@@ -14806,6 +15501,7 @@
     </w:tblStylePr>
     <w:tblStylePr w:type="lastRow">
       <w:rPr>
+        <w:rFonts w:eastAsia="黑体"/>
         <w:b/>
         <w:bCs/>
         <w:color w:themeColor="text1" w:val="000000"/>
@@ -14817,6 +15513,7 @@
     </w:tblStylePr>
     <w:tblStylePr w:type="firstCol">
       <w:rPr>
+        <w:rFonts w:eastAsia="黑体"/>
         <w:color w:themeColor="background1" w:val="FFFFFF"/>
       </w:rPr>
       <w:tblPr/>
@@ -14826,6 +15523,7 @@
     </w:tblStylePr>
     <w:tblStylePr w:type="lastCol">
       <w:rPr>
+        <w:rFonts w:eastAsia="黑体"/>
         <w:color w:themeColor="background1" w:val="FFFFFF"/>
       </w:rPr>
       <w:tblPr/>
@@ -14855,6 +15553,7 @@
       <w:spacing w:after="0" w:line="240" w:lineRule="auto"/>
     </w:pPr>
     <w:rPr>
+      <w:rFonts w:eastAsia="黑体"/>
       <w:color w:themeColor="text1" w:val="000000"/>
     </w:rPr>
     <w:tblPr>
@@ -14876,6 +15575,7 @@
     </w:tcPr>
     <w:tblStylePr w:type="firstRow">
       <w:rPr>
+        <w:rFonts w:eastAsia="黑体"/>
         <w:b/>
         <w:bCs/>
       </w:rPr>
@@ -14886,6 +15586,7 @@
     </w:tblStylePr>
     <w:tblStylePr w:type="lastRow">
       <w:rPr>
+        <w:rFonts w:eastAsia="黑体"/>
         <w:b/>
         <w:bCs/>
         <w:color w:themeColor="text1" w:val="000000"/>
@@ -14897,6 +15598,7 @@
     </w:tblStylePr>
     <w:tblStylePr w:type="firstCol">
       <w:rPr>
+        <w:rFonts w:eastAsia="黑体"/>
         <w:color w:themeColor="background1" w:val="FFFFFF"/>
       </w:rPr>
       <w:tblPr/>
@@ -14906,6 +15608,7 @@
     </w:tblStylePr>
     <w:tblStylePr w:type="lastCol">
       <w:rPr>
+        <w:rFonts w:eastAsia="黑体"/>
         <w:color w:themeColor="background1" w:val="FFFFFF"/>
       </w:rPr>
       <w:tblPr/>
@@ -14935,6 +15638,7 @@
       <w:spacing w:after="0" w:line="240" w:lineRule="auto"/>
     </w:pPr>
     <w:rPr>
+      <w:rFonts w:eastAsia="黑体"/>
       <w:color w:themeColor="text1" w:val="000000"/>
     </w:rPr>
     <w:tblPr>
@@ -14956,6 +15660,7 @@
     </w:tcPr>
     <w:tblStylePr w:type="firstRow">
       <w:rPr>
+        <w:rFonts w:eastAsia="黑体"/>
         <w:b/>
         <w:bCs/>
       </w:rPr>
@@ -14966,6 +15671,7 @@
     </w:tblStylePr>
     <w:tblStylePr w:type="lastRow">
       <w:rPr>
+        <w:rFonts w:eastAsia="黑体"/>
         <w:b/>
         <w:bCs/>
         <w:color w:themeColor="text1" w:val="000000"/>
@@ -14977,6 +15683,7 @@
     </w:tblStylePr>
     <w:tblStylePr w:type="firstCol">
       <w:rPr>
+        <w:rFonts w:eastAsia="黑体"/>
         <w:color w:themeColor="background1" w:val="FFFFFF"/>
       </w:rPr>
       <w:tblPr/>
@@ -14986,6 +15693,7 @@
     </w:tblStylePr>
     <w:tblStylePr w:type="lastCol">
       <w:rPr>
+        <w:rFonts w:eastAsia="黑体"/>
         <w:color w:themeColor="background1" w:val="FFFFFF"/>
       </w:rPr>
       <w:tblPr/>
@@ -15015,6 +15723,7 @@
       <w:spacing w:after="0" w:line="240" w:lineRule="auto"/>
     </w:pPr>
     <w:rPr>
+      <w:rFonts w:eastAsia="黑体"/>
       <w:color w:themeColor="text1" w:val="000000"/>
     </w:rPr>
     <w:tblPr>
@@ -15036,6 +15745,7 @@
     </w:tcPr>
     <w:tblStylePr w:type="firstRow">
       <w:rPr>
+        <w:rFonts w:eastAsia="黑体"/>
         <w:b/>
         <w:bCs/>
       </w:rPr>
@@ -15046,6 +15756,7 @@
     </w:tblStylePr>
     <w:tblStylePr w:type="lastRow">
       <w:rPr>
+        <w:rFonts w:eastAsia="黑体"/>
         <w:b/>
         <w:bCs/>
         <w:color w:themeColor="text1" w:val="000000"/>
@@ -15057,6 +15768,7 @@
     </w:tblStylePr>
     <w:tblStylePr w:type="firstCol">
       <w:rPr>
+        <w:rFonts w:eastAsia="黑体"/>
         <w:color w:themeColor="background1" w:val="FFFFFF"/>
       </w:rPr>
       <w:tblPr/>
@@ -15066,6 +15778,7 @@
     </w:tblStylePr>
     <w:tblStylePr w:type="lastCol">
       <w:rPr>
+        <w:rFonts w:eastAsia="黑体"/>
         <w:color w:themeColor="background1" w:val="FFFFFF"/>
       </w:rPr>
       <w:tblPr/>
@@ -15098,6 +15811,7 @@
     <w:name w:val="KeywordTok"/>
     <w:basedOn w:val="VerbatimChar"/>
     <w:rPr>
+      <w:rFonts w:eastAsia="黑体"/>
       <w:b/>
       <w:color w:val="007020"/>
     </w:rPr>
@@ -15106,6 +15820,7 @@
     <w:name w:val="DataTypeTok"/>
     <w:basedOn w:val="VerbatimChar"/>
     <w:rPr>
+      <w:rFonts w:eastAsia="黑体"/>
       <w:color w:val="902000"/>
     </w:rPr>
   </w:style>
@@ -15113,6 +15828,7 @@
     <w:name w:val="DecValTok"/>
     <w:basedOn w:val="VerbatimChar"/>
     <w:rPr>
+      <w:rFonts w:eastAsia="黑体"/>
       <w:color w:val="40a070"/>
     </w:rPr>
   </w:style>
@@ -15120,6 +15836,7 @@
     <w:name w:val="BaseNTok"/>
     <w:basedOn w:val="VerbatimChar"/>
     <w:rPr>
+      <w:rFonts w:eastAsia="黑体"/>
       <w:color w:val="40a070"/>
     </w:rPr>
   </w:style>
@@ -15127,6 +15844,7 @@
     <w:name w:val="FloatTok"/>
     <w:basedOn w:val="VerbatimChar"/>
     <w:rPr>
+      <w:rFonts w:eastAsia="黑体"/>
       <w:color w:val="40a070"/>
     </w:rPr>
   </w:style>
@@ -15134,6 +15852,7 @@
     <w:name w:val="ConstantTok"/>
     <w:basedOn w:val="VerbatimChar"/>
     <w:rPr>
+      <w:rFonts w:eastAsia="黑体"/>
       <w:color w:val="880000"/>
     </w:rPr>
   </w:style>
@@ -15141,6 +15860,7 @@
     <w:name w:val="CharTok"/>
     <w:basedOn w:val="VerbatimChar"/>
     <w:rPr>
+      <w:rFonts w:eastAsia="黑体"/>
       <w:color w:val="4070a0"/>
     </w:rPr>
   </w:style>
@@ -15148,6 +15868,7 @@
     <w:name w:val="SpecialCharTok"/>
     <w:basedOn w:val="VerbatimChar"/>
     <w:rPr>
+      <w:rFonts w:eastAsia="黑体"/>
       <w:color w:val="4070a0"/>
     </w:rPr>
   </w:style>
@@ -15155,6 +15876,7 @@
     <w:name w:val="StringTok"/>
     <w:basedOn w:val="VerbatimChar"/>
     <w:rPr>
+      <w:rFonts w:eastAsia="黑体"/>
       <w:color w:val="4070a0"/>
     </w:rPr>
   </w:style>
@@ -15162,6 +15884,7 @@
     <w:name w:val="VerbatimStringTok"/>
     <w:basedOn w:val="VerbatimChar"/>
     <w:rPr>
+      <w:rFonts w:eastAsia="黑体"/>
       <w:color w:val="4070a0"/>
     </w:rPr>
   </w:style>
@@ -15169,6 +15892,7 @@
     <w:name w:val="SpecialStringTok"/>
     <w:basedOn w:val="VerbatimChar"/>
     <w:rPr>
+      <w:rFonts w:eastAsia="黑体"/>
       <w:color w:val="bb6688"/>
     </w:rPr>
   </w:style>
@@ -15176,6 +15900,7 @@
     <w:name w:val="ImportTok"/>
     <w:basedOn w:val="VerbatimChar"/>
     <w:rPr>
+      <w:rFonts w:eastAsia="黑体"/>
       <w:b/>
       <w:color w:val="008000"/>
     </w:rPr>
@@ -15184,6 +15909,7 @@
     <w:name w:val="CommentTok"/>
     <w:basedOn w:val="VerbatimChar"/>
     <w:rPr>
+      <w:rFonts w:eastAsia="黑体"/>
       <w:i/>
       <w:color w:val="60a0b0"/>
     </w:rPr>
@@ -15192,6 +15918,7 @@
     <w:name w:val="DocumentationTok"/>
     <w:basedOn w:val="VerbatimChar"/>
     <w:rPr>
+      <w:rFonts w:eastAsia="黑体"/>
       <w:i/>
       <w:color w:val="ba2121"/>
     </w:rPr>
@@ -15200,6 +15927,7 @@
     <w:name w:val="AnnotationTok"/>
     <w:basedOn w:val="VerbatimChar"/>
     <w:rPr>
+      <w:rFonts w:eastAsia="黑体"/>
       <w:b/>
       <w:i/>
       <w:color w:val="60a0b0"/>
@@ -15209,6 +15937,7 @@
     <w:name w:val="CommentVarTok"/>
     <w:basedOn w:val="VerbatimChar"/>
     <w:rPr>
+      <w:rFonts w:eastAsia="黑体"/>
       <w:b/>
       <w:i/>
       <w:color w:val="60a0b0"/>
@@ -15218,6 +15947,7 @@
     <w:name w:val="OtherTok"/>
     <w:basedOn w:val="VerbatimChar"/>
     <w:rPr>
+      <w:rFonts w:eastAsia="黑体"/>
       <w:color w:val="007020"/>
     </w:rPr>
   </w:style>
@@ -15225,6 +15955,7 @@
     <w:name w:val="FunctionTok"/>
     <w:basedOn w:val="VerbatimChar"/>
     <w:rPr>
+      <w:rFonts w:eastAsia="黑体"/>
       <w:color w:val="06287e"/>
     </w:rPr>
   </w:style>
@@ -15232,6 +15963,7 @@
     <w:name w:val="VariableTok"/>
     <w:basedOn w:val="VerbatimChar"/>
     <w:rPr>
+      <w:rFonts w:eastAsia="黑体"/>
       <w:color w:val="19177c"/>
     </w:rPr>
   </w:style>
@@ -15239,6 +15971,7 @@
     <w:name w:val="ControlFlowTok"/>
     <w:basedOn w:val="VerbatimChar"/>
     <w:rPr>
+      <w:rFonts w:eastAsia="黑体"/>
       <w:b/>
       <w:color w:val="007020"/>
     </w:rPr>
@@ -15247,6 +15980,7 @@
     <w:name w:val="OperatorTok"/>
     <w:basedOn w:val="VerbatimChar"/>
     <w:rPr>
+      <w:rFonts w:eastAsia="黑体"/>
       <w:color w:val="666666"/>
     </w:rPr>
   </w:style>
@@ -15254,18 +15988,22 @@
     <w:name w:val="BuiltInTok"/>
     <w:basedOn w:val="VerbatimChar"/>
     <w:rPr>
+      <w:rFonts w:eastAsia="黑体"/>
       <w:color w:val="008000"/>
     </w:rPr>
   </w:style>
   <w:style w:type="character" w:customStyle="1" w:styleId="ExtensionTok">
     <w:name w:val="ExtensionTok"/>
     <w:basedOn w:val="VerbatimChar"/>
-    <w:rPr/>
+    <w:rPr>
+      <w:rFonts w:eastAsia="黑体"/>
+    </w:rPr>
   </w:style>
   <w:style w:type="character" w:customStyle="1" w:styleId="PreprocessorTok">
     <w:name w:val="PreprocessorTok"/>
     <w:basedOn w:val="VerbatimChar"/>
     <w:rPr>
+      <w:rFonts w:eastAsia="黑体"/>
       <w:color w:val="bc7a00"/>
     </w:rPr>
   </w:style>
@@ -15273,18 +16011,22 @@
     <w:name w:val="AttributeTok"/>
     <w:basedOn w:val="VerbatimChar"/>
     <w:rPr>
+      <w:rFonts w:eastAsia="黑体"/>
       <w:color w:val="7d9029"/>
     </w:rPr>
   </w:style>
   <w:style w:type="character" w:customStyle="1" w:styleId="RegionMarkerTok">
     <w:name w:val="RegionMarkerTok"/>
     <w:basedOn w:val="VerbatimChar"/>
-    <w:rPr/>
+    <w:rPr>
+      <w:rFonts w:eastAsia="黑体"/>
+    </w:rPr>
   </w:style>
   <w:style w:type="character" w:customStyle="1" w:styleId="InformationTok">
     <w:name w:val="InformationTok"/>
     <w:basedOn w:val="VerbatimChar"/>
     <w:rPr>
+      <w:rFonts w:eastAsia="黑体"/>
       <w:b/>
       <w:i/>
       <w:color w:val="60a0b0"/>
@@ -15294,6 +16036,7 @@
     <w:name w:val="WarningTok"/>
     <w:basedOn w:val="VerbatimChar"/>
     <w:rPr>
+      <w:rFonts w:eastAsia="黑体"/>
       <w:b/>
       <w:i/>
       <w:color w:val="60a0b0"/>
@@ -15303,6 +16046,7 @@
     <w:name w:val="AlertTok"/>
     <w:basedOn w:val="VerbatimChar"/>
     <w:rPr>
+      <w:rFonts w:eastAsia="黑体"/>
       <w:b/>
       <w:color w:val="ff0000"/>
     </w:rPr>
@@ -15311,6 +16055,7 @@
     <w:name w:val="ErrorTok"/>
     <w:basedOn w:val="VerbatimChar"/>
     <w:rPr>
+      <w:rFonts w:eastAsia="黑体"/>
       <w:b/>
       <w:color w:val="ff0000"/>
     </w:rPr>
@@ -15318,7 +16063,9 @@
   <w:style w:type="character" w:customStyle="1" w:styleId="NormalTok">
     <w:name w:val="NormalTok"/>
     <w:basedOn w:val="VerbatimChar"/>
-    <w:rPr/>
+    <w:rPr>
+      <w:rFonts w:eastAsia="黑体"/>
+    </w:rPr>
   </w:style>
 </w:styles>
 </file>
@@ -15367,12 +16114,12 @@
     <a:fontScheme name="Office">
       <a:majorFont>
         <a:latin typeface="Calibri"/>
-        <a:ea typeface=""/>
+        <a:ea typeface="黑体"/>
         <a:cs typeface=""/>
         <a:font script="Jpan" typeface="ＭＳ ゴシック"/>
         <a:font script="Hang" typeface="맑은 고딕"/>
-        <a:font script="Hans" typeface="宋体"/>
-        <a:font script="Hant" typeface="新細明體"/>
+        <a:font script="Hans" typeface="黑体"/>
+        <a:font script="Hant" typeface="黑体"/>
         <a:font script="Arab" typeface="Times New Roman"/>
         <a:font script="Hebr" typeface="Times New Roman"/>
         <a:font script="Thai" typeface="Angsana New"/>
@@ -15402,12 +16149,12 @@
       </a:majorFont>
       <a:minorFont>
         <a:latin typeface="Cambria"/>
-        <a:ea typeface=""/>
+        <a:ea typeface="黑体"/>
         <a:cs typeface=""/>
         <a:font script="Jpan" typeface="ＭＳ 明朝"/>
         <a:font script="Hang" typeface="맑은 고딕"/>
-        <a:font script="Hans" typeface="宋体"/>
-        <a:font script="Hant" typeface="新細明體"/>
+        <a:font script="Hans" typeface="黑体"/>
+        <a:font script="Hant" typeface="黑体"/>
         <a:font script="Arab" typeface="Arial"/>
         <a:font script="Hebr" typeface="Arial"/>
         <a:font script="Thai" typeface="Cordia New"/>

--- a/08-传感器电路/01-温度传感器电路/铂电阻RTD测温电路/铂电阻RTD测温电路.docx
+++ b/08-传感器电路/01-温度传感器电路/铂电阻RTD测温电路/铂电阻RTD测温电路.docx
@@ -3043,7 +3043,7 @@
           <w:color w:val="555555"/>
           <w:sz w:val="21"/>
         </w:rPr>
-        <w:t>材料收集者：杜文杰，WX手机：19519196569，QQ:3478827729</w:t>
+        <w:t>材料收集者：杜文杰，微信/手机：19519196569，QQ:3478827729</w:t>
       </w:r>
     </w:p>
     <w:sectPr>
